--- a/SolaX Parallel Inverter Automation Specification.docx
+++ b/SolaX Parallel Inverter Automation Specification.docx
@@ -16,45 +16,63 @@
         <w:spacing w:line="300" w:lineRule="auto"/>
         <w:rPr>
           <w:rFonts w:ascii="Arial" w:cs="Arial" w:eastAsia="Arial" w:hAnsi="Arial"/>
-          <w:color w:val="1a73e8"/>
-        </w:rPr>
-      </w:pPr>
-      <w:r>
-        <w:rPr>
-          <w:rFonts w:ascii="Arial" w:cs="Arial" w:eastAsia="Arial" w:hAnsi="Arial"/>
-          <w:color w:val="1a73e8"/>
-          <w:rtl w:val="0"/>
-        </w:rPr>
-        <w:t xml:space="preserve">Advanced SolaX Parallel Inverter Automation Architecture</w:t>
-      </w:r>
-    </w:p>
-    <w:p>
-      <w:pPr>
-        <w:pBdr>
-          <w:top w:space="0" w:sz="0" w:val="nil"/>
-          <w:left w:space="0" w:sz="0" w:val="nil"/>
-          <w:bottom w:space="0" w:sz="0" w:val="nil"/>
-          <w:right w:space="0" w:sz="0" w:val="nil"/>
-          <w:between w:space="0" w:sz="0" w:val="nil"/>
-        </w:pBdr>
-        <w:shd w:fill="auto" w:val="clear"/>
-        <w:spacing w:after="300" w:line="300" w:lineRule="auto"/>
-        <w:rPr>
-          <w:rFonts w:ascii="Arial" w:cs="Arial" w:eastAsia="Arial" w:hAnsi="Arial"/>
-          <w:color w:val="333333"/>
-          <w:sz w:val="22"/>
-          <w:szCs w:val="22"/>
-        </w:rPr>
-      </w:pPr>
-      <w:r>
-        <w:rPr>
-          <w:rFonts w:ascii="Arial" w:cs="Arial" w:eastAsia="Arial" w:hAnsi="Arial"/>
-          <w:color w:val="333333"/>
-          <w:sz w:val="22"/>
-          <w:szCs w:val="22"/>
-          <w:rtl w:val="0"/>
-        </w:rPr>
-        <w:t xml:space="preserve">This document provides a highly detailed specification and modular prompt sequence designed for an agentic AI coding engine. The objective is to build a local automation system that orchestrates twin SolaX Hybrid Gen 4 Inverters in parallel (34.8kWh total storage) to maximize financial returns on tariffs like Octopus Energy's Intelligent Octopus Go (IOG), while mitigating hardware degradation and gracefully co-existing with cloud management systems like Octopus Charge Pack.</w:t>
+          <w:color w:val="1a365d"/>
+        </w:rPr>
+      </w:pPr>
+      <w:r>
+        <w:rPr>
+          <w:rFonts w:ascii="Arial" w:cs="Arial" w:eastAsia="Arial" w:hAnsi="Arial"/>
+          <w:color w:val="1a365d"/>
+          <w:rtl w:val="0"/>
+        </w:rPr>
+        <w:t xml:space="preserve">Advanced SolaX Parallel Inverter Automation Architecture (V3)</w:t>
+      </w:r>
+    </w:p>
+    <w:p>
+      <w:pPr>
+        <w:pBdr>
+          <w:top w:space="0" w:sz="0" w:val="nil"/>
+          <w:left w:space="0" w:sz="0" w:val="nil"/>
+          <w:bottom w:space="0" w:sz="0" w:val="nil"/>
+          <w:right w:space="0" w:sz="0" w:val="nil"/>
+          <w:between w:space="0" w:sz="0" w:val="nil"/>
+        </w:pBdr>
+        <w:shd w:fill="auto" w:val="clear"/>
+        <w:spacing w:line="300" w:lineRule="auto"/>
+        <w:rPr>
+          <w:rFonts w:ascii="Arial" w:cs="Arial" w:eastAsia="Arial" w:hAnsi="Arial"/>
+          <w:color w:val="333333"/>
+        </w:rPr>
+      </w:pPr>
+      <w:r>
+        <w:rPr>
+          <w:rFonts w:ascii="Arial" w:cs="Arial" w:eastAsia="Arial" w:hAnsi="Arial"/>
+          <w:color w:val="333333"/>
+          <w:rtl w:val="0"/>
+        </w:rPr>
+        <w:t xml:space="preserve">This specification establishes the definitive engineering blueprint for a resilient, production-grade home energy management daemon. The software orchestrates twin SolaX Hybrid Gen 4 Inverters operating in a parallel topology, executing optimal market-aware scheduling while maintaining absolute asset preservation, electrical fault isolation, and hardware-enforced safety loops.</w:t>
+      </w:r>
+    </w:p>
+    <w:p>
+      <w:pPr>
+        <w:pBdr>
+          <w:top w:space="0" w:sz="0" w:val="nil"/>
+          <w:left w:space="0" w:sz="0" w:val="nil"/>
+          <w:bottom w:space="0" w:sz="0" w:val="nil"/>
+          <w:right w:space="0" w:sz="0" w:val="nil"/>
+          <w:between w:space="0" w:sz="0" w:val="nil"/>
+        </w:pBdr>
+        <w:shd w:fill="auto" w:val="clear"/>
+        <w:spacing w:after="225" w:lineRule="auto"/>
+        <w:rPr>
+          <w:rFonts w:ascii="Arial" w:cs="Arial" w:eastAsia="Arial" w:hAnsi="Arial"/>
+          <w:color w:val="333333"/>
+        </w:rPr>
+      </w:pPr>
+      <w:r>
+        <w:rPr>
+          <w:rtl w:val="0"/>
+        </w:rPr>
       </w:r>
     </w:p>
     <w:p>
@@ -68,238 +86,142 @@
           <w:between w:space="0" w:sz="0" w:val="nil"/>
         </w:pBdr>
         <w:shd w:fill="auto" w:val="clear"/>
-        <w:spacing w:before="0" w:line="300" w:lineRule="auto"/>
-        <w:rPr>
-          <w:rFonts w:ascii="Arial" w:cs="Arial" w:eastAsia="Arial" w:hAnsi="Arial"/>
-          <w:color w:val="202124"/>
-        </w:rPr>
-      </w:pPr>
-      <w:r>
-        <w:rPr>
-          <w:rFonts w:ascii="Arial" w:cs="Arial" w:eastAsia="Arial" w:hAnsi="Arial"/>
-          <w:color w:val="202124"/>
-          <w:rtl w:val="0"/>
-        </w:rPr>
-        <w:t xml:space="preserve">1. Operational Strategy and Economic Logic</w:t>
-      </w:r>
-    </w:p>
-    <w:p>
-      <w:pPr>
-        <w:pBdr>
-          <w:top w:space="0" w:sz="0" w:val="nil"/>
-          <w:left w:space="0" w:sz="0" w:val="nil"/>
-          <w:bottom w:space="0" w:sz="0" w:val="nil"/>
-          <w:right w:space="0" w:sz="0" w:val="nil"/>
-          <w:between w:space="0" w:sz="0" w:val="nil"/>
-        </w:pBdr>
-        <w:shd w:fill="auto" w:val="clear"/>
-        <w:spacing w:after="240" w:line="300" w:lineRule="auto"/>
-        <w:rPr>
-          <w:rFonts w:ascii="Arial" w:cs="Arial" w:eastAsia="Arial" w:hAnsi="Arial"/>
-          <w:color w:val="333333"/>
-          <w:sz w:val="22"/>
-          <w:szCs w:val="22"/>
-        </w:rPr>
-      </w:pPr>
-      <w:r>
-        <w:rPr>
-          <w:rFonts w:ascii="Arial" w:cs="Arial" w:eastAsia="Arial" w:hAnsi="Arial"/>
-          <w:color w:val="333333"/>
-          <w:sz w:val="22"/>
-          <w:szCs w:val="22"/>
-          <w:rtl w:val="0"/>
-        </w:rPr>
-        <w:t xml:space="preserve">Advanced home energy management requires a transition from binary scheduling to predictive, reactive systems. Simple "blind arbitrage" can lead to a false economy when factoring in efficiency losses and hardware wear.</w:t>
-      </w:r>
-    </w:p>
-    <w:p>
-      <w:pPr>
-        <w:pStyle w:val="Heading3"/>
-        <w:pBdr>
-          <w:top w:space="0" w:sz="0" w:val="nil"/>
-          <w:left w:space="0" w:sz="0" w:val="nil"/>
-          <w:bottom w:space="0" w:sz="0" w:val="nil"/>
-          <w:right w:space="0" w:sz="0" w:val="nil"/>
-          <w:between w:space="0" w:sz="0" w:val="nil"/>
-        </w:pBdr>
-        <w:shd w:fill="auto" w:val="clear"/>
-        <w:spacing w:before="0" w:line="300" w:lineRule="auto"/>
-        <w:rPr>
-          <w:rFonts w:ascii="Arial" w:cs="Arial" w:eastAsia="Arial" w:hAnsi="Arial"/>
-          <w:color w:val="202124"/>
-        </w:rPr>
-      </w:pPr>
-      <w:r>
-        <w:rPr>
-          <w:rFonts w:ascii="Arial" w:cs="Arial" w:eastAsia="Arial" w:hAnsi="Arial"/>
-          <w:color w:val="202124"/>
-          <w:rtl w:val="0"/>
-        </w:rPr>
-        <w:t xml:space="preserve">1.1 The Reality of Grid Arbitrage</w:t>
-      </w:r>
-    </w:p>
-    <w:p>
-      <w:pPr>
-        <w:pBdr>
-          <w:top w:space="0" w:sz="0" w:val="nil"/>
-          <w:left w:space="0" w:sz="0" w:val="nil"/>
-          <w:bottom w:space="0" w:sz="0" w:val="nil"/>
-          <w:right w:space="0" w:sz="0" w:val="nil"/>
-          <w:between w:space="0" w:sz="0" w:val="nil"/>
-        </w:pBdr>
-        <w:shd w:fill="auto" w:val="clear"/>
-        <w:spacing w:line="300" w:lineRule="auto"/>
-        <w:rPr>
-          <w:rFonts w:ascii="Arial" w:cs="Arial" w:eastAsia="Arial" w:hAnsi="Arial"/>
-          <w:color w:val="333333"/>
-          <w:sz w:val="22"/>
-          <w:szCs w:val="22"/>
-        </w:rPr>
-      </w:pPr>
-      <w:r>
-        <w:rPr>
-          <w:rFonts w:ascii="Arial" w:cs="Arial" w:eastAsia="Arial" w:hAnsi="Arial"/>
-          <w:color w:val="333333"/>
-          <w:sz w:val="22"/>
-          <w:szCs w:val="22"/>
-          <w:rtl w:val="0"/>
-        </w:rPr>
-        <w:t xml:space="preserve">Charging a battery system from the grid overnight at cheap off-peak rates (e.g., 7p/kWh) to export it back during peak windows at standard export rates (e.g., 12p/kWh) is often a net financial loss due to two invisible variables:</w:t>
-      </w:r>
-    </w:p>
-    <w:p>
-      <w:pPr>
-        <w:numPr>
-          <w:ilvl w:val="0"/>
-          <w:numId w:val="1"/>
-        </w:numPr>
-        <w:pBdr>
-          <w:top w:space="0" w:sz="0" w:val="nil"/>
-          <w:left w:space="0" w:sz="0" w:val="nil"/>
-          <w:bottom w:space="0" w:sz="0" w:val="nil"/>
-          <w:right w:space="0" w:sz="0" w:val="nil"/>
-          <w:between w:space="0" w:sz="0" w:val="nil"/>
-        </w:pBdr>
-        <w:shd w:fill="auto" w:val="clear"/>
-        <w:spacing w:line="300" w:lineRule="auto"/>
-        <w:ind w:left="600" w:hanging="360"/>
-      </w:pPr>
-      <w:r>
-        <w:rPr>
-          <w:rFonts w:ascii="Arial" w:cs="Arial" w:eastAsia="Arial" w:hAnsi="Arial"/>
-          <w:b w:val="1"/>
-          <w:bCs w:val="1"/>
-          <w:color w:val="333333"/>
-          <w:sz w:val="22"/>
-          <w:szCs w:val="22"/>
-          <w:rtl w:val="0"/>
-        </w:rPr>
-        <w:t xml:space="preserve">Round-Trip Efficiency Loss:</w:t>
-      </w:r>
-      <w:r>
-        <w:rPr>
-          <w:rFonts w:ascii="Arial" w:cs="Arial" w:eastAsia="Arial" w:hAnsi="Arial"/>
-          <w:color w:val="333333"/>
-          <w:sz w:val="22"/>
-          <w:szCs w:val="22"/>
-          <w:rtl w:val="0"/>
-        </w:rPr>
-        <w:t xml:space="preserve"> Typical SolaX AC-DC-AC efficiency sits at approximately 85%. To discharge 31.3kWh of usable energy, the system must pull roughly 36.8kWh from the grid, reducing the gross arbitrage margin.</w:t>
-      </w:r>
-    </w:p>
-    <w:p>
-      <w:pPr>
-        <w:numPr>
-          <w:ilvl w:val="0"/>
-          <w:numId w:val="1"/>
-        </w:numPr>
-        <w:pBdr>
-          <w:top w:space="0" w:sz="0" w:val="nil"/>
-          <w:left w:space="0" w:sz="0" w:val="nil"/>
-          <w:bottom w:space="0" w:sz="0" w:val="nil"/>
-          <w:right w:space="0" w:sz="0" w:val="nil"/>
-          <w:between w:space="0" w:sz="0" w:val="nil"/>
-        </w:pBdr>
-        <w:shd w:fill="auto" w:val="clear"/>
-        <w:spacing w:line="300" w:lineRule="auto"/>
-        <w:ind w:left="600" w:hanging="360"/>
-      </w:pPr>
-      <w:r>
-        <w:rPr>
-          <w:rFonts w:ascii="Arial" w:cs="Arial" w:eastAsia="Arial" w:hAnsi="Arial"/>
-          <w:b w:val="1"/>
-          <w:bCs w:val="1"/>
-          <w:color w:val="333333"/>
-          <w:sz w:val="22"/>
-          <w:szCs w:val="22"/>
-          <w:rtl w:val="0"/>
-        </w:rPr>
-        <w:t xml:space="preserve">Hardware Degradation:</w:t>
-      </w:r>
-      <w:r>
-        <w:rPr>
-          <w:rFonts w:ascii="Arial" w:cs="Arial" w:eastAsia="Arial" w:hAnsi="Arial"/>
-          <w:color w:val="333333"/>
-          <w:sz w:val="22"/>
-          <w:szCs w:val="22"/>
-          <w:rtl w:val="0"/>
-        </w:rPr>
-        <w:t xml:space="preserve"> Forcing excessive, unnecessary cycles consumes the 6,000-cycle chemical lifespan of the cells. Each full cycle depreciates the physical asset value by roughly £1.16, offsetting thin financial margins.</w:t>
-      </w:r>
-    </w:p>
-    <w:p>
-      <w:pPr>
-        <w:pStyle w:val="Heading3"/>
-        <w:pBdr>
-          <w:top w:space="0" w:sz="0" w:val="nil"/>
-          <w:left w:space="0" w:sz="0" w:val="nil"/>
-          <w:bottom w:space="0" w:sz="0" w:val="nil"/>
-          <w:right w:space="0" w:sz="0" w:val="nil"/>
-          <w:between w:space="0" w:sz="0" w:val="nil"/>
-        </w:pBdr>
-        <w:shd w:fill="auto" w:val="clear"/>
-        <w:spacing w:line="300" w:lineRule="auto"/>
-        <w:rPr>
-          <w:rFonts w:ascii="Arial" w:cs="Arial" w:eastAsia="Arial" w:hAnsi="Arial"/>
-          <w:color w:val="202124"/>
-        </w:rPr>
-      </w:pPr>
-      <w:r>
-        <w:rPr>
-          <w:rFonts w:ascii="Arial" w:cs="Arial" w:eastAsia="Arial" w:hAnsi="Arial"/>
-          <w:color w:val="202124"/>
-          <w:rtl w:val="0"/>
-        </w:rPr>
-        <w:t xml:space="preserve">1.2 The Unified Seasonal Matrix</w:t>
-      </w:r>
-    </w:p>
-    <w:p>
-      <w:pPr>
-        <w:pBdr>
-          <w:top w:space="0" w:sz="0" w:val="nil"/>
-          <w:left w:space="0" w:sz="0" w:val="nil"/>
-          <w:bottom w:space="0" w:sz="0" w:val="nil"/>
-          <w:right w:space="0" w:sz="0" w:val="nil"/>
-          <w:between w:space="0" w:sz="0" w:val="nil"/>
-        </w:pBdr>
-        <w:shd w:fill="auto" w:val="clear"/>
-        <w:spacing w:line="300" w:lineRule="auto"/>
-        <w:rPr>
-          <w:rFonts w:ascii="Arial" w:cs="Arial" w:eastAsia="Arial" w:hAnsi="Arial"/>
-          <w:color w:val="333333"/>
-          <w:sz w:val="22"/>
-          <w:szCs w:val="22"/>
-        </w:rPr>
-      </w:pPr>
-      <w:r>
-        <w:rPr>
-          <w:rFonts w:ascii="Arial" w:cs="Arial" w:eastAsia="Arial" w:hAnsi="Arial"/>
-          <w:color w:val="333333"/>
-          <w:sz w:val="22"/>
-          <w:szCs w:val="22"/>
-          <w:rtl w:val="0"/>
-        </w:rPr>
-        <w:t xml:space="preserve">To guarantee true financial benefit, the software executes distinct seasonal routines:</w:t>
+        <w:spacing w:line="300" w:lineRule="auto"/>
+        <w:rPr>
+          <w:rFonts w:ascii="Arial" w:cs="Arial" w:eastAsia="Arial" w:hAnsi="Arial"/>
+          <w:color w:val="2c5282"/>
+        </w:rPr>
+      </w:pPr>
+      <w:r>
+        <w:rPr>
+          <w:rFonts w:ascii="Arial" w:cs="Arial" w:eastAsia="Arial" w:hAnsi="Arial"/>
+          <w:color w:val="2c5282"/>
+          <w:rtl w:val="0"/>
+        </w:rPr>
+        <w:t xml:space="preserve">Section 0: System Architecture, Legacy Software, and Operational Topology</w:t>
+      </w:r>
+    </w:p>
+    <w:p>
+      <w:pPr>
+        <w:pBdr>
+          <w:top w:space="0" w:sz="0" w:val="nil"/>
+          <w:left w:space="0" w:sz="0" w:val="nil"/>
+          <w:bottom w:space="0" w:sz="0" w:val="nil"/>
+          <w:right w:space="0" w:sz="0" w:val="nil"/>
+          <w:between w:space="0" w:sz="0" w:val="nil"/>
+        </w:pBdr>
+        <w:shd w:fill="auto" w:val="clear"/>
+        <w:spacing w:line="300" w:lineRule="auto"/>
+        <w:rPr>
+          <w:rFonts w:ascii="Arial" w:cs="Arial" w:eastAsia="Arial" w:hAnsi="Arial"/>
+          <w:color w:val="333333"/>
+        </w:rPr>
+      </w:pPr>
+      <w:r>
+        <w:rPr>
+          <w:rFonts w:ascii="Arial" w:cs="Arial" w:eastAsia="Arial" w:hAnsi="Arial"/>
+          <w:color w:val="333333"/>
+          <w:rtl w:val="0"/>
+        </w:rPr>
+        <w:t xml:space="preserve">The physical deployment consists of two SolaX Hybrid Gen 4 Inverters linked together via a dedicated hardware CAN bus connection for native master/slave synchronization. The storage network comprises 34.8 kWh of gross capacity (31.3 kWh net usable at 90% Depth of Discharge) distributed across 6 SolaX Triple Power battery modules. These modules are structurally divided into two completely isolated physical sub-banks (3 modules hardwired directly to Inverter 1 and 3 modules hardwired directly to Inverter 2) to eliminate the risk of physical cross-inverter DC loops.</w:t>
+      </w:r>
+    </w:p>
+    <w:p>
+      <w:pPr>
+        <w:pBdr>
+          <w:top w:space="0" w:sz="0" w:val="nil"/>
+          <w:left w:space="0" w:sz="0" w:val="nil"/>
+          <w:bottom w:space="0" w:sz="0" w:val="nil"/>
+          <w:right w:space="0" w:sz="0" w:val="nil"/>
+          <w:between w:space="0" w:sz="0" w:val="nil"/>
+        </w:pBdr>
+        <w:shd w:fill="auto" w:val="clear"/>
+        <w:spacing w:line="300" w:lineRule="auto"/>
+        <w:rPr>
+          <w:rFonts w:ascii="Arial" w:cs="Arial" w:eastAsia="Arial" w:hAnsi="Arial"/>
+          <w:color w:val="333333"/>
+        </w:rPr>
+      </w:pPr>
+      <w:r>
+        <w:rPr>
+          <w:rFonts w:ascii="Arial" w:cs="Arial" w:eastAsia="Arial" w:hAnsi="Arial"/>
+          <w:color w:val="333333"/>
+          <w:rtl w:val="0"/>
+        </w:rPr>
+        <w:t xml:space="preserve">The automation daemon executes locally on a Raspberry Pi, sharing the control plane with a legacy cloud environment comprising the SolaX Cloud API (read-only historical parameters) and Octopus Charge Pack / Intelligent Octopus Go (IOG) for EV charging. Normal maximum domestic consumption peaks within a predictable 4.0 kW to 5.0 kW boundary, as EV charging draws are pulled directly from dedicated grid lines, shielding the home storage bank from high-current vehicle loads.</w:t>
+      </w:r>
+    </w:p>
+    <w:p>
+      <w:pPr>
+        <w:pBdr>
+          <w:top w:space="0" w:sz="0" w:val="nil"/>
+          <w:left w:space="0" w:sz="0" w:val="nil"/>
+          <w:bottom w:space="0" w:sz="0" w:val="nil"/>
+          <w:right w:space="0" w:sz="0" w:val="nil"/>
+          <w:between w:space="0" w:sz="0" w:val="nil"/>
+        </w:pBdr>
+        <w:shd w:fill="auto" w:val="clear"/>
+        <w:spacing w:after="225" w:lineRule="auto"/>
+        <w:rPr>
+          <w:rFonts w:ascii="Arial" w:cs="Arial" w:eastAsia="Arial" w:hAnsi="Arial"/>
+          <w:color w:val="333333"/>
+        </w:rPr>
+      </w:pPr>
+      <w:r>
+        <w:rPr>
+          <w:rtl w:val="0"/>
+        </w:rPr>
+      </w:r>
+    </w:p>
+    <w:p>
+      <w:pPr>
+        <w:pStyle w:val="Heading2"/>
+        <w:pBdr>
+          <w:top w:space="0" w:sz="0" w:val="nil"/>
+          <w:left w:space="0" w:sz="0" w:val="nil"/>
+          <w:bottom w:space="0" w:sz="0" w:val="nil"/>
+          <w:right w:space="0" w:sz="0" w:val="nil"/>
+          <w:between w:space="0" w:sz="0" w:val="nil"/>
+        </w:pBdr>
+        <w:shd w:fill="auto" w:val="clear"/>
+        <w:spacing w:line="300" w:lineRule="auto"/>
+        <w:rPr>
+          <w:rFonts w:ascii="Arial" w:cs="Arial" w:eastAsia="Arial" w:hAnsi="Arial"/>
+          <w:color w:val="2c5282"/>
+        </w:rPr>
+      </w:pPr>
+      <w:r>
+        <w:rPr>
+          <w:rFonts w:ascii="Arial" w:cs="Arial" w:eastAsia="Arial" w:hAnsi="Arial"/>
+          <w:color w:val="2c5282"/>
+          <w:rtl w:val="0"/>
+        </w:rPr>
+        <w:t xml:space="preserve">Section 1: Operational Strategy and Economic Logic</w:t>
+      </w:r>
+    </w:p>
+    <w:p>
+      <w:pPr>
+        <w:pBdr>
+          <w:top w:space="0" w:sz="0" w:val="nil"/>
+          <w:left w:space="0" w:sz="0" w:val="nil"/>
+          <w:bottom w:space="0" w:sz="0" w:val="nil"/>
+          <w:right w:space="0" w:sz="0" w:val="nil"/>
+          <w:between w:space="0" w:sz="0" w:val="nil"/>
+        </w:pBdr>
+        <w:shd w:fill="auto" w:val="clear"/>
+        <w:spacing w:line="300" w:lineRule="auto"/>
+        <w:rPr>
+          <w:rFonts w:ascii="Arial" w:cs="Arial" w:eastAsia="Arial" w:hAnsi="Arial"/>
+          <w:color w:val="333333"/>
+        </w:rPr>
+      </w:pPr>
+      <w:r>
+        <w:rPr>
+          <w:rFonts w:ascii="Arial" w:cs="Arial" w:eastAsia="Arial" w:hAnsi="Arial"/>
+          <w:color w:val="333333"/>
+          <w:rtl w:val="0"/>
+        </w:rPr>
+        <w:t xml:space="preserve">Advanced home energy management requires a transition from binary scheduling to predictive, reactive systems. To ensure a net financial benefit, the software executes distinct seasonal routines:</w:t>
       </w:r>
     </w:p>
     <w:tbl>
@@ -308,12 +230,12 @@
         <w:tblW w:w="9360.0" w:type="dxa"/>
         <w:jc w:val="left"/>
         <w:tblBorders>
-          <w:top w:color="dddddd" w:space="0" w:sz="6" w:val="single"/>
-          <w:left w:color="dddddd" w:space="0" w:sz="6" w:val="single"/>
-          <w:bottom w:color="dddddd" w:space="0" w:sz="6" w:val="single"/>
-          <w:right w:color="dddddd" w:space="0" w:sz="6" w:val="single"/>
-          <w:insideH w:color="dddddd" w:space="0" w:sz="6" w:val="single"/>
-          <w:insideV w:color="dddddd" w:space="0" w:sz="6" w:val="single"/>
+          <w:top w:color="e2e8f0" w:space="0" w:sz="6" w:val="single"/>
+          <w:left w:color="e2e8f0" w:space="0" w:sz="6" w:val="single"/>
+          <w:bottom w:color="e2e8f0" w:space="0" w:sz="6" w:val="single"/>
+          <w:right w:color="e2e8f0" w:space="0" w:sz="6" w:val="single"/>
+          <w:insideH w:color="e2e8f0" w:space="0" w:sz="6" w:val="single"/>
+          <w:insideV w:color="e2e8f0" w:space="0" w:sz="6" w:val="single"/>
         </w:tblBorders>
         <w:tblLayout w:type="fixed"/>
         <w:tblLook w:val="0600"/>
@@ -339,7 +261,7 @@
         </w:trPr>
         <w:tc>
           <w:tcPr>
-            <w:shd w:fill="f2f2f2" w:val="clear"/>
+            <w:shd w:fill="ebf8ff" w:val="clear"/>
             <w:tcMar>
               <w:top w:w="150.0" w:type="dxa"/>
               <w:left w:w="150.0" w:type="dxa"/>
@@ -358,13 +280,12 @@
                 <w:between w:space="0" w:sz="0" w:val="nil"/>
               </w:pBdr>
               <w:shd w:fill="auto" w:val="clear"/>
-              <w:spacing w:after="150" w:before="150" w:line="300" w:lineRule="auto"/>
+              <w:spacing w:after="150" w:before="150" w:lineRule="auto"/>
               <w:rPr>
                 <w:rFonts w:ascii="Arial" w:cs="Arial" w:eastAsia="Arial" w:hAnsi="Arial"/>
                 <w:b w:val="1"/>
                 <w:bCs w:val="1"/>
-                <w:sz w:val="20"/>
-                <w:szCs w:val="20"/>
+                <w:color w:val="2d3748"/>
                 <w:shd w:fill="auto" w:val="clear"/>
               </w:rPr>
             </w:pPr>
@@ -373,8 +294,7 @@
                 <w:rFonts w:ascii="Arial" w:cs="Arial" w:eastAsia="Arial" w:hAnsi="Arial"/>
                 <w:b w:val="1"/>
                 <w:bCs w:val="1"/>
-                <w:sz w:val="20"/>
-                <w:szCs w:val="20"/>
+                <w:color w:val="2d3748"/>
                 <w:shd w:fill="auto" w:val="clear"/>
                 <w:rtl w:val="0"/>
               </w:rPr>
@@ -384,7 +304,7 @@
         </w:tc>
         <w:tc>
           <w:tcPr>
-            <w:shd w:fill="f2f2f2" w:val="clear"/>
+            <w:shd w:fill="ebf8ff" w:val="clear"/>
             <w:tcMar>
               <w:top w:w="150.0" w:type="dxa"/>
               <w:left w:w="150.0" w:type="dxa"/>
@@ -403,13 +323,12 @@
                 <w:between w:space="0" w:sz="0" w:val="nil"/>
               </w:pBdr>
               <w:shd w:fill="auto" w:val="clear"/>
-              <w:spacing w:after="150" w:before="150" w:line="300" w:lineRule="auto"/>
+              <w:spacing w:after="150" w:before="150" w:lineRule="auto"/>
               <w:rPr>
                 <w:rFonts w:ascii="Arial" w:cs="Arial" w:eastAsia="Arial" w:hAnsi="Arial"/>
                 <w:b w:val="1"/>
                 <w:bCs w:val="1"/>
-                <w:sz w:val="20"/>
-                <w:szCs w:val="20"/>
+                <w:color w:val="2d3748"/>
                 <w:shd w:fill="auto" w:val="clear"/>
               </w:rPr>
             </w:pPr>
@@ -418,8 +337,7 @@
                 <w:rFonts w:ascii="Arial" w:cs="Arial" w:eastAsia="Arial" w:hAnsi="Arial"/>
                 <w:b w:val="1"/>
                 <w:bCs w:val="1"/>
-                <w:sz w:val="20"/>
-                <w:szCs w:val="20"/>
+                <w:color w:val="2d3748"/>
                 <w:shd w:fill="auto" w:val="clear"/>
                 <w:rtl w:val="0"/>
               </w:rPr>
@@ -429,7 +347,7 @@
         </w:tc>
         <w:tc>
           <w:tcPr>
-            <w:shd w:fill="f2f2f2" w:val="clear"/>
+            <w:shd w:fill="ebf8ff" w:val="clear"/>
             <w:tcMar>
               <w:top w:w="150.0" w:type="dxa"/>
               <w:left w:w="150.0" w:type="dxa"/>
@@ -448,13 +366,12 @@
                 <w:between w:space="0" w:sz="0" w:val="nil"/>
               </w:pBdr>
               <w:shd w:fill="auto" w:val="clear"/>
-              <w:spacing w:after="150" w:before="150" w:line="300" w:lineRule="auto"/>
+              <w:spacing w:after="150" w:before="150" w:lineRule="auto"/>
               <w:rPr>
                 <w:rFonts w:ascii="Arial" w:cs="Arial" w:eastAsia="Arial" w:hAnsi="Arial"/>
                 <w:b w:val="1"/>
                 <w:bCs w:val="1"/>
-                <w:sz w:val="20"/>
-                <w:szCs w:val="20"/>
+                <w:color w:val="2d3748"/>
                 <w:shd w:fill="auto" w:val="clear"/>
               </w:rPr>
             </w:pPr>
@@ -463,8 +380,7 @@
                 <w:rFonts w:ascii="Arial" w:cs="Arial" w:eastAsia="Arial" w:hAnsi="Arial"/>
                 <w:b w:val="1"/>
                 <w:bCs w:val="1"/>
-                <w:sz w:val="20"/>
-                <w:szCs w:val="20"/>
+                <w:color w:val="2d3748"/>
                 <w:shd w:fill="auto" w:val="clear"/>
                 <w:rtl w:val="0"/>
               </w:rPr>
@@ -474,7 +390,7 @@
         </w:tc>
         <w:tc>
           <w:tcPr>
-            <w:shd w:fill="f2f2f2" w:val="clear"/>
+            <w:shd w:fill="ebf8ff" w:val="clear"/>
             <w:tcMar>
               <w:top w:w="150.0" w:type="dxa"/>
               <w:left w:w="150.0" w:type="dxa"/>
@@ -493,13 +409,12 @@
                 <w:between w:space="0" w:sz="0" w:val="nil"/>
               </w:pBdr>
               <w:shd w:fill="auto" w:val="clear"/>
-              <w:spacing w:after="150" w:before="150" w:line="300" w:lineRule="auto"/>
+              <w:spacing w:after="150" w:before="150" w:lineRule="auto"/>
               <w:rPr>
                 <w:rFonts w:ascii="Arial" w:cs="Arial" w:eastAsia="Arial" w:hAnsi="Arial"/>
                 <w:b w:val="1"/>
                 <w:bCs w:val="1"/>
-                <w:sz w:val="20"/>
-                <w:szCs w:val="20"/>
+                <w:color w:val="2d3748"/>
                 <w:shd w:fill="auto" w:val="clear"/>
               </w:rPr>
             </w:pPr>
@@ -508,8 +423,7 @@
                 <w:rFonts w:ascii="Arial" w:cs="Arial" w:eastAsia="Arial" w:hAnsi="Arial"/>
                 <w:b w:val="1"/>
                 <w:bCs w:val="1"/>
-                <w:sz w:val="20"/>
-                <w:szCs w:val="20"/>
+                <w:color w:val="2d3748"/>
                 <w:shd w:fill="auto" w:val="clear"/>
                 <w:rtl w:val="0"/>
               </w:rPr>
@@ -535,15 +449,11 @@
               <w:jc w:val="left"/>
               <w:rPr>
                 <w:rFonts w:ascii="Arial" w:cs="Arial" w:eastAsia="Arial" w:hAnsi="Arial"/>
-                <w:sz w:val="20"/>
-                <w:szCs w:val="20"/>
               </w:rPr>
             </w:pPr>
             <w:r>
               <w:rPr>
                 <w:rFonts w:ascii="Arial" w:cs="Arial" w:eastAsia="Arial" w:hAnsi="Arial"/>
-                <w:sz w:val="20"/>
-                <w:szCs w:val="20"/>
                 <w:rtl w:val="0"/>
               </w:rPr>
               <w:t xml:space="preserve"> </w:t>
@@ -577,22 +487,16 @@
                 <w:between w:space="0" w:sz="0" w:val="nil"/>
               </w:pBdr>
               <w:shd w:fill="auto" w:val="clear"/>
-              <w:spacing w:after="150" w:before="150" w:line="300" w:lineRule="auto"/>
+              <w:spacing w:after="150" w:before="150" w:lineRule="auto"/>
               <w:rPr>
                 <w:rFonts w:ascii="Arial" w:cs="Arial" w:eastAsia="Arial" w:hAnsi="Arial"/>
-                <w:b w:val="1"/>
-                <w:bCs w:val="1"/>
-                <w:sz w:val="20"/>
-                <w:szCs w:val="20"/>
+                <w:color w:val="4a5568"/>
               </w:rPr>
             </w:pPr>
             <w:r>
               <w:rPr>
                 <w:rFonts w:ascii="Arial" w:cs="Arial" w:eastAsia="Arial" w:hAnsi="Arial"/>
-                <w:b w:val="1"/>
-                <w:bCs w:val="1"/>
-                <w:sz w:val="20"/>
-                <w:szCs w:val="20"/>
+                <w:color w:val="4a5568"/>
                 <w:rtl w:val="0"/>
               </w:rPr>
               <w:t xml:space="preserve">23:30</w:t>
@@ -620,18 +524,16 @@
                 <w:between w:space="0" w:sz="0" w:val="nil"/>
               </w:pBdr>
               <w:shd w:fill="auto" w:val="clear"/>
-              <w:spacing w:after="150" w:before="150" w:line="300" w:lineRule="auto"/>
+              <w:spacing w:after="150" w:before="150" w:lineRule="auto"/>
               <w:rPr>
                 <w:rFonts w:ascii="Arial" w:cs="Arial" w:eastAsia="Arial" w:hAnsi="Arial"/>
-                <w:sz w:val="20"/>
-                <w:szCs w:val="20"/>
+                <w:color w:val="4a5568"/>
               </w:rPr>
             </w:pPr>
             <w:r>
               <w:rPr>
                 <w:rFonts w:ascii="Arial" w:cs="Arial" w:eastAsia="Arial" w:hAnsi="Arial"/>
-                <w:sz w:val="20"/>
-                <w:szCs w:val="20"/>
+                <w:color w:val="4a5568"/>
                 <w:rtl w:val="0"/>
               </w:rPr>
               <w:t xml:space="preserve">All Seasons</w:t>
@@ -659,18 +561,16 @@
                 <w:between w:space="0" w:sz="0" w:val="nil"/>
               </w:pBdr>
               <w:shd w:fill="auto" w:val="clear"/>
-              <w:spacing w:after="150" w:before="150" w:line="300" w:lineRule="auto"/>
+              <w:spacing w:after="150" w:before="150" w:lineRule="auto"/>
               <w:rPr>
                 <w:rFonts w:ascii="Arial" w:cs="Arial" w:eastAsia="Arial" w:hAnsi="Arial"/>
-                <w:sz w:val="20"/>
-                <w:szCs w:val="20"/>
+                <w:color w:val="4a5568"/>
               </w:rPr>
             </w:pPr>
             <w:r>
               <w:rPr>
                 <w:rFonts w:ascii="Arial" w:cs="Arial" w:eastAsia="Arial" w:hAnsi="Arial"/>
-                <w:sz w:val="20"/>
-                <w:szCs w:val="20"/>
+                <w:color w:val="4a5568"/>
                 <w:rtl w:val="0"/>
               </w:rPr>
               <w:t xml:space="preserve">Force charge battery from the grid, capping target dynamically based on the morning solar forecast.</w:t>
@@ -698,21 +598,19 @@
                 <w:between w:space="0" w:sz="0" w:val="nil"/>
               </w:pBdr>
               <w:shd w:fill="auto" w:val="clear"/>
-              <w:spacing w:after="150" w:before="150" w:line="300" w:lineRule="auto"/>
+              <w:spacing w:after="150" w:before="150" w:lineRule="auto"/>
               <w:rPr>
                 <w:rFonts w:ascii="Arial" w:cs="Arial" w:eastAsia="Arial" w:hAnsi="Arial"/>
-                <w:sz w:val="20"/>
-                <w:szCs w:val="20"/>
+                <w:color w:val="4a5568"/>
               </w:rPr>
             </w:pPr>
             <w:r>
               <w:rPr>
                 <w:rFonts w:ascii="Arial" w:cs="Arial" w:eastAsia="Arial" w:hAnsi="Arial"/>
-                <w:sz w:val="20"/>
-                <w:szCs w:val="20"/>
+                <w:color w:val="4a5568"/>
                 <w:rtl w:val="0"/>
               </w:rPr>
-              <w:t xml:space="preserve">Secures baseline fuel at the absolute floor price (7p/kWh).</w:t>
+              <w:t xml:space="preserve">Secures baseline fuel at the absolute floor price via Intelligent Octopus Go.</w:t>
             </w:r>
           </w:p>
         </w:tc>
@@ -724,7 +622,7 @@
         </w:trPr>
         <w:tc>
           <w:tcPr>
-            <w:shd w:fill="fafafa" w:val="clear"/>
+            <w:shd w:fill="f7fafc" w:val="clear"/>
             <w:tcMar>
               <w:top w:w="150.0" w:type="dxa"/>
               <w:left w:w="150.0" w:type="dxa"/>
@@ -743,23 +641,17 @@
                 <w:between w:space="0" w:sz="0" w:val="nil"/>
               </w:pBdr>
               <w:shd w:fill="auto" w:val="clear"/>
-              <w:spacing w:after="150" w:before="150" w:line="300" w:lineRule="auto"/>
+              <w:spacing w:after="150" w:before="150" w:lineRule="auto"/>
               <w:rPr>
                 <w:rFonts w:ascii="Arial" w:cs="Arial" w:eastAsia="Arial" w:hAnsi="Arial"/>
-                <w:b w:val="1"/>
-                <w:bCs w:val="1"/>
-                <w:sz w:val="20"/>
-                <w:szCs w:val="20"/>
+                <w:color w:val="4a5568"/>
                 <w:shd w:fill="auto" w:val="clear"/>
               </w:rPr>
             </w:pPr>
             <w:r>
               <w:rPr>
                 <w:rFonts w:ascii="Arial" w:cs="Arial" w:eastAsia="Arial" w:hAnsi="Arial"/>
-                <w:b w:val="1"/>
-                <w:bCs w:val="1"/>
-                <w:sz w:val="20"/>
-                <w:szCs w:val="20"/>
+                <w:color w:val="4a5568"/>
                 <w:shd w:fill="auto" w:val="clear"/>
                 <w:rtl w:val="0"/>
               </w:rPr>
@@ -769,7 +661,7 @@
         </w:tc>
         <w:tc>
           <w:tcPr>
-            <w:shd w:fill="fafafa" w:val="clear"/>
+            <w:shd w:fill="f7fafc" w:val="clear"/>
             <w:tcMar>
               <w:top w:w="150.0" w:type="dxa"/>
               <w:left w:w="150.0" w:type="dxa"/>
@@ -788,19 +680,17 @@
                 <w:between w:space="0" w:sz="0" w:val="nil"/>
               </w:pBdr>
               <w:shd w:fill="auto" w:val="clear"/>
-              <w:spacing w:after="150" w:before="150" w:line="300" w:lineRule="auto"/>
+              <w:spacing w:after="150" w:before="150" w:lineRule="auto"/>
               <w:rPr>
                 <w:rFonts w:ascii="Arial" w:cs="Arial" w:eastAsia="Arial" w:hAnsi="Arial"/>
-                <w:sz w:val="20"/>
-                <w:szCs w:val="20"/>
+                <w:color w:val="4a5568"/>
                 <w:shd w:fill="auto" w:val="clear"/>
               </w:rPr>
             </w:pPr>
             <w:r>
               <w:rPr>
                 <w:rFonts w:ascii="Arial" w:cs="Arial" w:eastAsia="Arial" w:hAnsi="Arial"/>
-                <w:sz w:val="20"/>
-                <w:szCs w:val="20"/>
+                <w:color w:val="4a5568"/>
                 <w:shd w:fill="auto" w:val="clear"/>
                 <w:rtl w:val="0"/>
               </w:rPr>
@@ -810,7 +700,7 @@
         </w:tc>
         <w:tc>
           <w:tcPr>
-            <w:shd w:fill="fafafa" w:val="clear"/>
+            <w:shd w:fill="f7fafc" w:val="clear"/>
             <w:tcMar>
               <w:top w:w="150.0" w:type="dxa"/>
               <w:left w:w="150.0" w:type="dxa"/>
@@ -829,29 +719,27 @@
                 <w:between w:space="0" w:sz="0" w:val="nil"/>
               </w:pBdr>
               <w:shd w:fill="auto" w:val="clear"/>
-              <w:spacing w:after="150" w:before="150" w:line="300" w:lineRule="auto"/>
+              <w:spacing w:after="150" w:before="150" w:lineRule="auto"/>
               <w:rPr>
                 <w:rFonts w:ascii="Arial" w:cs="Arial" w:eastAsia="Arial" w:hAnsi="Arial"/>
-                <w:sz w:val="20"/>
-                <w:szCs w:val="20"/>
+                <w:color w:val="4a5568"/>
                 <w:shd w:fill="auto" w:val="clear"/>
               </w:rPr>
             </w:pPr>
             <w:r>
               <w:rPr>
                 <w:rFonts w:ascii="Arial" w:cs="Arial" w:eastAsia="Arial" w:hAnsi="Arial"/>
-                <w:sz w:val="20"/>
-                <w:szCs w:val="20"/>
+                <w:color w:val="4a5568"/>
                 <w:shd w:fill="auto" w:val="clear"/>
                 <w:rtl w:val="0"/>
               </w:rPr>
-              <w:t xml:space="preserve">Hold and use a calculated "Morning Buffer" to run the house until the sun activates.</w:t>
+              <w:t xml:space="preserve">Enforce SHOULDER_MORNING_BUFFER; hold and use calculated energy to run the house until sun activates.</w:t>
             </w:r>
           </w:p>
         </w:tc>
         <w:tc>
           <w:tcPr>
-            <w:shd w:fill="fafafa" w:val="clear"/>
+            <w:shd w:fill="f7fafc" w:val="clear"/>
             <w:tcMar>
               <w:top w:w="150.0" w:type="dxa"/>
               <w:left w:w="150.0" w:type="dxa"/>
@@ -870,23 +758,21 @@
                 <w:between w:space="0" w:sz="0" w:val="nil"/>
               </w:pBdr>
               <w:shd w:fill="auto" w:val="clear"/>
-              <w:spacing w:after="150" w:before="150" w:line="300" w:lineRule="auto"/>
+              <w:spacing w:after="150" w:before="150" w:lineRule="auto"/>
               <w:rPr>
                 <w:rFonts w:ascii="Arial" w:cs="Arial" w:eastAsia="Arial" w:hAnsi="Arial"/>
-                <w:sz w:val="20"/>
-                <w:szCs w:val="20"/>
+                <w:color w:val="4a5568"/>
                 <w:shd w:fill="auto" w:val="clear"/>
               </w:rPr>
             </w:pPr>
             <w:r>
               <w:rPr>
                 <w:rFonts w:ascii="Arial" w:cs="Arial" w:eastAsia="Arial" w:hAnsi="Arial"/>
-                <w:sz w:val="20"/>
-                <w:szCs w:val="20"/>
+                <w:color w:val="4a5568"/>
                 <w:shd w:fill="auto" w:val="clear"/>
                 <w:rtl w:val="0"/>
               </w:rPr>
-              <w:t xml:space="preserve">Shields the home from peak 26.11p/kWh peak imports during dawn routine.</w:t>
+              <w:t xml:space="preserve">Shields the home from peak daytime import costs during early morning routines.</w:t>
             </w:r>
           </w:p>
         </w:tc>
@@ -917,22 +803,16 @@
                 <w:between w:space="0" w:sz="0" w:val="nil"/>
               </w:pBdr>
               <w:shd w:fill="auto" w:val="clear"/>
-              <w:spacing w:after="150" w:before="150" w:line="300" w:lineRule="auto"/>
+              <w:spacing w:after="150" w:before="150" w:lineRule="auto"/>
               <w:rPr>
                 <w:rFonts w:ascii="Arial" w:cs="Arial" w:eastAsia="Arial" w:hAnsi="Arial"/>
-                <w:b w:val="1"/>
-                <w:bCs w:val="1"/>
-                <w:sz w:val="20"/>
-                <w:szCs w:val="20"/>
+                <w:color w:val="4a5568"/>
               </w:rPr>
             </w:pPr>
             <w:r>
               <w:rPr>
                 <w:rFonts w:ascii="Arial" w:cs="Arial" w:eastAsia="Arial" w:hAnsi="Arial"/>
-                <w:b w:val="1"/>
-                <w:bCs w:val="1"/>
-                <w:sz w:val="20"/>
-                <w:szCs w:val="20"/>
+                <w:color w:val="4a5568"/>
                 <w:rtl w:val="0"/>
               </w:rPr>
               <w:t xml:space="preserve">17:00 - 21:00</w:t>
@@ -960,18 +840,16 @@
                 <w:between w:space="0" w:sz="0" w:val="nil"/>
               </w:pBdr>
               <w:shd w:fill="auto" w:val="clear"/>
-              <w:spacing w:after="150" w:before="150" w:line="300" w:lineRule="auto"/>
+              <w:spacing w:after="150" w:before="150" w:lineRule="auto"/>
               <w:rPr>
                 <w:rFonts w:ascii="Arial" w:cs="Arial" w:eastAsia="Arial" w:hAnsi="Arial"/>
-                <w:sz w:val="20"/>
-                <w:szCs w:val="20"/>
+                <w:color w:val="4a5568"/>
               </w:rPr>
             </w:pPr>
             <w:r>
               <w:rPr>
                 <w:rFonts w:ascii="Arial" w:cs="Arial" w:eastAsia="Arial" w:hAnsi="Arial"/>
-                <w:sz w:val="20"/>
-                <w:szCs w:val="20"/>
+                <w:color w:val="4a5568"/>
                 <w:rtl w:val="0"/>
               </w:rPr>
               <w:t xml:space="preserve">Winter Peaks</w:t>
@@ -999,21 +877,19 @@
                 <w:between w:space="0" w:sz="0" w:val="nil"/>
               </w:pBdr>
               <w:shd w:fill="auto" w:val="clear"/>
-              <w:spacing w:after="150" w:before="150" w:line="300" w:lineRule="auto"/>
+              <w:spacing w:after="150" w:before="150" w:lineRule="auto"/>
               <w:rPr>
                 <w:rFonts w:ascii="Arial" w:cs="Arial" w:eastAsia="Arial" w:hAnsi="Arial"/>
-                <w:sz w:val="20"/>
-                <w:szCs w:val="20"/>
+                <w:color w:val="4a5568"/>
               </w:rPr>
             </w:pPr>
             <w:r>
               <w:rPr>
                 <w:rFonts w:ascii="Arial" w:cs="Arial" w:eastAsia="Arial" w:hAnsi="Arial"/>
-                <w:sz w:val="20"/>
-                <w:szCs w:val="20"/>
+                <w:color w:val="4a5568"/>
                 <w:rtl w:val="0"/>
               </w:rPr>
-              <w:t xml:space="preserve">Plug in EV to force an early IOG slot; simultaneously top up flat batteries on the cheap rate.</w:t>
+              <w:t xml:space="preserve">Monitor EV plug-in state; handle early IOG slot triggers with rapid, time-bounded top-ups.</w:t>
             </w:r>
           </w:p>
         </w:tc>
@@ -1038,18 +914,16 @@
                 <w:between w:space="0" w:sz="0" w:val="nil"/>
               </w:pBdr>
               <w:shd w:fill="auto" w:val="clear"/>
-              <w:spacing w:after="150" w:before="150" w:line="300" w:lineRule="auto"/>
+              <w:spacing w:after="150" w:before="150" w:lineRule="auto"/>
               <w:rPr>
                 <w:rFonts w:ascii="Arial" w:cs="Arial" w:eastAsia="Arial" w:hAnsi="Arial"/>
-                <w:sz w:val="20"/>
-                <w:szCs w:val="20"/>
+                <w:color w:val="4a5568"/>
               </w:rPr>
             </w:pPr>
             <w:r>
               <w:rPr>
                 <w:rFonts w:ascii="Arial" w:cs="Arial" w:eastAsia="Arial" w:hAnsi="Arial"/>
-                <w:sz w:val="20"/>
-                <w:szCs w:val="20"/>
+                <w:color w:val="4a5568"/>
                 <w:rtl w:val="0"/>
               </w:rPr>
               <w:t xml:space="preserve">Bypasses heavy cooking/heating loads at peak domestic import rates.</w:t>
@@ -1064,7 +938,7 @@
         </w:trPr>
         <w:tc>
           <w:tcPr>
-            <w:shd w:fill="fafafa" w:val="clear"/>
+            <w:shd w:fill="f7fafc" w:val="clear"/>
             <w:tcMar>
               <w:top w:w="150.0" w:type="dxa"/>
               <w:left w:w="150.0" w:type="dxa"/>
@@ -1083,23 +957,17 @@
                 <w:between w:space="0" w:sz="0" w:val="nil"/>
               </w:pBdr>
               <w:shd w:fill="auto" w:val="clear"/>
-              <w:spacing w:after="150" w:before="150" w:line="300" w:lineRule="auto"/>
+              <w:spacing w:after="150" w:before="150" w:lineRule="auto"/>
               <w:rPr>
                 <w:rFonts w:ascii="Arial" w:cs="Arial" w:eastAsia="Arial" w:hAnsi="Arial"/>
-                <w:b w:val="1"/>
-                <w:bCs w:val="1"/>
-                <w:sz w:val="20"/>
-                <w:szCs w:val="20"/>
+                <w:color w:val="4a5568"/>
                 <w:shd w:fill="auto" w:val="clear"/>
               </w:rPr>
             </w:pPr>
             <w:r>
               <w:rPr>
                 <w:rFonts w:ascii="Arial" w:cs="Arial" w:eastAsia="Arial" w:hAnsi="Arial"/>
-                <w:b w:val="1"/>
-                <w:bCs w:val="1"/>
-                <w:sz w:val="20"/>
-                <w:szCs w:val="20"/>
+                <w:color w:val="4a5568"/>
                 <w:shd w:fill="auto" w:val="clear"/>
                 <w:rtl w:val="0"/>
               </w:rPr>
@@ -1109,7 +977,7 @@
         </w:tc>
         <w:tc>
           <w:tcPr>
-            <w:shd w:fill="fafafa" w:val="clear"/>
+            <w:shd w:fill="f7fafc" w:val="clear"/>
             <w:tcMar>
               <w:top w:w="150.0" w:type="dxa"/>
               <w:left w:w="150.0" w:type="dxa"/>
@@ -1128,19 +996,17 @@
                 <w:between w:space="0" w:sz="0" w:val="nil"/>
               </w:pBdr>
               <w:shd w:fill="auto" w:val="clear"/>
-              <w:spacing w:after="150" w:before="150" w:line="300" w:lineRule="auto"/>
+              <w:spacing w:after="150" w:before="150" w:lineRule="auto"/>
               <w:rPr>
                 <w:rFonts w:ascii="Arial" w:cs="Arial" w:eastAsia="Arial" w:hAnsi="Arial"/>
-                <w:sz w:val="20"/>
-                <w:szCs w:val="20"/>
+                <w:color w:val="4a5568"/>
                 <w:shd w:fill="auto" w:val="clear"/>
               </w:rPr>
             </w:pPr>
             <w:r>
               <w:rPr>
                 <w:rFonts w:ascii="Arial" w:cs="Arial" w:eastAsia="Arial" w:hAnsi="Arial"/>
-                <w:sz w:val="20"/>
-                <w:szCs w:val="20"/>
+                <w:color w:val="4a5568"/>
                 <w:shd w:fill="auto" w:val="clear"/>
                 <w:rtl w:val="0"/>
               </w:rPr>
@@ -1150,7 +1016,7 @@
         </w:tc>
         <w:tc>
           <w:tcPr>
-            <w:shd w:fill="fafafa" w:val="clear"/>
+            <w:shd w:fill="f7fafc" w:val="clear"/>
             <w:tcMar>
               <w:top w:w="150.0" w:type="dxa"/>
               <w:left w:w="150.0" w:type="dxa"/>
@@ -1169,29 +1035,27 @@
                 <w:between w:space="0" w:sz="0" w:val="nil"/>
               </w:pBdr>
               <w:shd w:fill="auto" w:val="clear"/>
-              <w:spacing w:after="150" w:before="150" w:line="300" w:lineRule="auto"/>
+              <w:spacing w:after="150" w:before="150" w:lineRule="auto"/>
               <w:rPr>
                 <w:rFonts w:ascii="Arial" w:cs="Arial" w:eastAsia="Arial" w:hAnsi="Arial"/>
-                <w:sz w:val="20"/>
-                <w:szCs w:val="20"/>
+                <w:color w:val="4a5568"/>
                 <w:shd w:fill="auto" w:val="clear"/>
               </w:rPr>
             </w:pPr>
             <w:r>
               <w:rPr>
                 <w:rFonts w:ascii="Arial" w:cs="Arial" w:eastAsia="Arial" w:hAnsi="Arial"/>
-                <w:sz w:val="20"/>
-                <w:szCs w:val="20"/>
+                <w:color w:val="4a5568"/>
                 <w:shd w:fill="auto" w:val="clear"/>
                 <w:rtl w:val="0"/>
               </w:rPr>
-              <w:t xml:space="preserve">Force export remaining battery capacity to the grid via twin inverters.</w:t>
+              <w:t xml:space="preserve">Execute Dynamic Twilight Dump to export remaining excess solar battery capacity.</w:t>
             </w:r>
           </w:p>
         </w:tc>
         <w:tc>
           <w:tcPr>
-            <w:shd w:fill="fafafa" w:val="clear"/>
+            <w:shd w:fill="f7fafc" w:val="clear"/>
             <w:tcMar>
               <w:top w:w="150.0" w:type="dxa"/>
               <w:left w:w="150.0" w:type="dxa"/>
@@ -1210,189 +1074,21 @@
                 <w:between w:space="0" w:sz="0" w:val="nil"/>
               </w:pBdr>
               <w:shd w:fill="auto" w:val="clear"/>
-              <w:spacing w:after="150" w:before="150" w:line="300" w:lineRule="auto"/>
+              <w:spacing w:after="150" w:before="150" w:lineRule="auto"/>
               <w:rPr>
                 <w:rFonts w:ascii="Arial" w:cs="Arial" w:eastAsia="Arial" w:hAnsi="Arial"/>
-                <w:sz w:val="20"/>
-                <w:szCs w:val="20"/>
+                <w:color w:val="4a5568"/>
                 <w:shd w:fill="auto" w:val="clear"/>
               </w:rPr>
             </w:pPr>
             <w:r>
               <w:rPr>
                 <w:rFonts w:ascii="Arial" w:cs="Arial" w:eastAsia="Arial" w:hAnsi="Arial"/>
-                <w:sz w:val="20"/>
-                <w:szCs w:val="20"/>
+                <w:color w:val="4a5568"/>
                 <w:shd w:fill="auto" w:val="clear"/>
                 <w:rtl w:val="0"/>
               </w:rPr>
-              <w:t xml:space="preserve">Arbitrages 100% free solar energy into pure 12p/kWh cash profit.</w:t>
-            </w:r>
-          </w:p>
-        </w:tc>
-      </w:tr>
-      <w:tr>
-        <w:trPr>
-          <w:cantSplit w:val="0"/>
-          <w:tblHeader w:val="0"/>
-        </w:trPr>
-        <w:tc>
-          <w:tcPr>
-            <w:shd w:fill="auto" w:val="clear"/>
-            <w:tcMar>
-              <w:top w:w="150.0" w:type="dxa"/>
-              <w:left w:w="150.0" w:type="dxa"/>
-              <w:bottom w:w="150.0" w:type="dxa"/>
-              <w:right w:w="150.0" w:type="dxa"/>
-            </w:tcMar>
-            <w:vAlign w:val="top"/>
-          </w:tcPr>
-          <w:p>
-            <w:pPr>
-              <w:pBdr>
-                <w:top w:space="0" w:sz="0" w:val="nil"/>
-                <w:left w:space="0" w:sz="0" w:val="nil"/>
-                <w:bottom w:space="0" w:sz="0" w:val="nil"/>
-                <w:right w:space="0" w:sz="0" w:val="nil"/>
-                <w:between w:space="0" w:sz="0" w:val="nil"/>
-              </w:pBdr>
-              <w:shd w:fill="auto" w:val="clear"/>
-              <w:spacing w:after="150" w:before="150" w:line="300" w:lineRule="auto"/>
-              <w:rPr>
-                <w:rFonts w:ascii="Arial" w:cs="Arial" w:eastAsia="Arial" w:hAnsi="Arial"/>
-                <w:b w:val="1"/>
-                <w:bCs w:val="1"/>
-                <w:sz w:val="20"/>
-                <w:szCs w:val="20"/>
-              </w:rPr>
-            </w:pPr>
-            <w:r>
-              <w:rPr>
-                <w:rFonts w:ascii="Arial" w:cs="Arial" w:eastAsia="Arial" w:hAnsi="Arial"/>
-                <w:b w:val="1"/>
-                <w:bCs w:val="1"/>
-                <w:sz w:val="20"/>
-                <w:szCs w:val="20"/>
-                <w:rtl w:val="0"/>
-              </w:rPr>
-              <w:t xml:space="preserve">22:00</w:t>
-            </w:r>
-          </w:p>
-        </w:tc>
-        <w:tc>
-          <w:tcPr>
-            <w:shd w:fill="auto" w:val="clear"/>
-            <w:tcMar>
-              <w:top w:w="150.0" w:type="dxa"/>
-              <w:left w:w="150.0" w:type="dxa"/>
-              <w:bottom w:w="150.0" w:type="dxa"/>
-              <w:right w:w="150.0" w:type="dxa"/>
-            </w:tcMar>
-            <w:vAlign w:val="top"/>
-          </w:tcPr>
-          <w:p>
-            <w:pPr>
-              <w:pBdr>
-                <w:top w:space="0" w:sz="0" w:val="nil"/>
-                <w:left w:space="0" w:sz="0" w:val="nil"/>
-                <w:bottom w:space="0" w:sz="0" w:val="nil"/>
-                <w:right w:space="0" w:sz="0" w:val="nil"/>
-                <w:between w:space="0" w:sz="0" w:val="nil"/>
-              </w:pBdr>
-              <w:shd w:fill="auto" w:val="clear"/>
-              <w:spacing w:after="150" w:before="150" w:line="300" w:lineRule="auto"/>
-              <w:rPr>
-                <w:rFonts w:ascii="Arial" w:cs="Arial" w:eastAsia="Arial" w:hAnsi="Arial"/>
-                <w:sz w:val="20"/>
-                <w:szCs w:val="20"/>
-              </w:rPr>
-            </w:pPr>
-            <w:r>
-              <w:rPr>
-                <w:rFonts w:ascii="Arial" w:cs="Arial" w:eastAsia="Arial" w:hAnsi="Arial"/>
-                <w:sz w:val="20"/>
-                <w:szCs w:val="20"/>
-                <w:rtl w:val="0"/>
-              </w:rPr>
-              <w:t xml:space="preserve">Winter (Grid Filled)</w:t>
-            </w:r>
-          </w:p>
-        </w:tc>
-        <w:tc>
-          <w:tcPr>
-            <w:shd w:fill="auto" w:val="clear"/>
-            <w:tcMar>
-              <w:top w:w="150.0" w:type="dxa"/>
-              <w:left w:w="150.0" w:type="dxa"/>
-              <w:bottom w:w="150.0" w:type="dxa"/>
-              <w:right w:w="150.0" w:type="dxa"/>
-            </w:tcMar>
-            <w:vAlign w:val="top"/>
-          </w:tcPr>
-          <w:p>
-            <w:pPr>
-              <w:pBdr>
-                <w:top w:space="0" w:sz="0" w:val="nil"/>
-                <w:left w:space="0" w:sz="0" w:val="nil"/>
-                <w:bottom w:space="0" w:sz="0" w:val="nil"/>
-                <w:right w:space="0" w:sz="0" w:val="nil"/>
-                <w:between w:space="0" w:sz="0" w:val="nil"/>
-              </w:pBdr>
-              <w:shd w:fill="auto" w:val="clear"/>
-              <w:spacing w:after="150" w:before="150" w:line="300" w:lineRule="auto"/>
-              <w:rPr>
-                <w:rFonts w:ascii="Arial" w:cs="Arial" w:eastAsia="Arial" w:hAnsi="Arial"/>
-                <w:sz w:val="20"/>
-                <w:szCs w:val="20"/>
-              </w:rPr>
-            </w:pPr>
-            <w:r>
-              <w:rPr>
-                <w:rFonts w:ascii="Arial" w:cs="Arial" w:eastAsia="Arial" w:hAnsi="Arial"/>
-                <w:sz w:val="20"/>
-                <w:szCs w:val="20"/>
-                <w:rtl w:val="0"/>
-              </w:rPr>
-              <w:t xml:space="preserve">Do nothing / Cancel Export. Hold charge to power domestic background loads.</w:t>
-            </w:r>
-          </w:p>
-        </w:tc>
-        <w:tc>
-          <w:tcPr>
-            <w:shd w:fill="auto" w:val="clear"/>
-            <w:tcMar>
-              <w:top w:w="150.0" w:type="dxa"/>
-              <w:left w:w="150.0" w:type="dxa"/>
-              <w:bottom w:w="150.0" w:type="dxa"/>
-              <w:right w:w="150.0" w:type="dxa"/>
-            </w:tcMar>
-            <w:vAlign w:val="top"/>
-          </w:tcPr>
-          <w:p>
-            <w:pPr>
-              <w:pBdr>
-                <w:top w:space="0" w:sz="0" w:val="nil"/>
-                <w:left w:space="0" w:sz="0" w:val="nil"/>
-                <w:bottom w:space="0" w:sz="0" w:val="nil"/>
-                <w:right w:space="0" w:sz="0" w:val="nil"/>
-                <w:between w:space="0" w:sz="0" w:val="nil"/>
-              </w:pBdr>
-              <w:shd w:fill="auto" w:val="clear"/>
-              <w:spacing w:after="150" w:before="150" w:line="300" w:lineRule="auto"/>
-              <w:rPr>
-                <w:rFonts w:ascii="Arial" w:cs="Arial" w:eastAsia="Arial" w:hAnsi="Arial"/>
-                <w:sz w:val="20"/>
-                <w:szCs w:val="20"/>
-              </w:rPr>
-            </w:pPr>
-            <w:r>
-              <w:rPr>
-                <w:rFonts w:ascii="Arial" w:cs="Arial" w:eastAsia="Arial" w:hAnsi="Arial"/>
-                <w:sz w:val="20"/>
-                <w:szCs w:val="20"/>
-                <w:rtl w:val="0"/>
-              </w:rPr>
-              <w:t xml:space="preserve">Saves 19.11p/kWh net by offsetting the next day's high peak import costs.</w:t>
+              <w:t xml:space="preserve">Arbitrages free solar energy into export profit while dropping cell voltage stress.</w:t>
             </w:r>
           </w:p>
         </w:tc>
@@ -1400,19 +1096,94 @@
     </w:tbl>
     <w:p>
       <w:pPr>
-        <w:pBdr>
-          <w:top w:space="0" w:sz="0" w:val="nil"/>
-          <w:left w:space="0" w:sz="0" w:val="nil"/>
-          <w:bottom w:space="0" w:sz="0" w:val="nil"/>
-          <w:right w:space="0" w:sz="0" w:val="nil"/>
-          <w:between w:space="0" w:sz="0" w:val="nil"/>
-        </w:pBdr>
-        <w:shd w:fill="auto" w:val="clear"/>
-        <w:spacing w:after="225" w:before="300" w:lineRule="auto"/>
-        <w:rPr>
-          <w:rFonts w:ascii="Arial" w:cs="Arial" w:eastAsia="Arial" w:hAnsi="Arial"/>
-          <w:sz w:val="20"/>
-          <w:szCs w:val="20"/>
+        <w:pStyle w:val="Heading3"/>
+        <w:pBdr>
+          <w:top w:space="0" w:sz="0" w:val="nil"/>
+          <w:left w:space="0" w:sz="0" w:val="nil"/>
+          <w:bottom w:space="0" w:sz="0" w:val="nil"/>
+          <w:right w:space="0" w:sz="0" w:val="nil"/>
+          <w:between w:space="0" w:sz="0" w:val="nil"/>
+        </w:pBdr>
+        <w:shd w:fill="auto" w:val="clear"/>
+        <w:spacing w:before="300" w:line="300" w:lineRule="auto"/>
+        <w:rPr>
+          <w:rFonts w:ascii="Arial" w:cs="Arial" w:eastAsia="Arial" w:hAnsi="Arial"/>
+          <w:color w:val="2b6cb0"/>
+        </w:rPr>
+      </w:pPr>
+      <w:r>
+        <w:rPr>
+          <w:rFonts w:ascii="Arial" w:cs="Arial" w:eastAsia="Arial" w:hAnsi="Arial"/>
+          <w:color w:val="2b6cb0"/>
+          <w:rtl w:val="0"/>
+        </w:rPr>
+        <w:t xml:space="preserve">1.3 The Physical Risk of Opposing Operational Modes</w:t>
+      </w:r>
+    </w:p>
+    <w:p>
+      <w:pPr>
+        <w:pBdr>
+          <w:top w:space="0" w:sz="0" w:val="nil"/>
+          <w:left w:space="0" w:sz="0" w:val="nil"/>
+          <w:bottom w:space="0" w:sz="0" w:val="nil"/>
+          <w:right w:space="0" w:sz="0" w:val="nil"/>
+          <w:between w:space="0" w:sz="0" w:val="nil"/>
+        </w:pBdr>
+        <w:shd w:fill="auto" w:val="clear"/>
+        <w:spacing w:line="300" w:lineRule="auto"/>
+        <w:rPr>
+          <w:rFonts w:ascii="Arial" w:cs="Arial" w:eastAsia="Arial" w:hAnsi="Arial"/>
+          <w:color w:val="333333"/>
+        </w:rPr>
+      </w:pPr>
+      <w:r>
+        <w:rPr>
+          <w:rFonts w:ascii="Arial" w:cs="Arial" w:eastAsia="Arial" w:hAnsi="Arial"/>
+          <w:color w:val="333333"/>
+          <w:rtl w:val="0"/>
+        </w:rPr>
+        <w:t xml:space="preserve">When two inverters are operating in parallel on a single shared AC bus, divergent operational configurations represent a catastrophic physical risk rather than a simple software logic bug. If Inverter 1 transitions into a forced charge state (acting as a massive power load) while Inverter 2 simultaneously transitions into a forced discharge state (acting as a power source), large cross-inverter circulating currents will establish themselves instantaneously across the internal AC links.</w:t>
+      </w:r>
+    </w:p>
+    <w:p>
+      <w:pPr>
+        <w:pBdr>
+          <w:top w:space="0" w:sz="0" w:val="nil"/>
+          <w:left w:space="0" w:sz="0" w:val="nil"/>
+          <w:bottom w:space="0" w:sz="0" w:val="nil"/>
+          <w:right w:space="0" w:sz="0" w:val="nil"/>
+          <w:between w:space="0" w:sz="0" w:val="nil"/>
+        </w:pBdr>
+        <w:shd w:fill="auto" w:val="clear"/>
+        <w:spacing w:line="300" w:lineRule="auto"/>
+        <w:rPr>
+          <w:rFonts w:ascii="Arial" w:cs="Arial" w:eastAsia="Arial" w:hAnsi="Arial"/>
+          <w:color w:val="333333"/>
+        </w:rPr>
+      </w:pPr>
+      <w:r>
+        <w:rPr>
+          <w:rFonts w:ascii="Arial" w:cs="Arial" w:eastAsia="Arial" w:hAnsi="Arial"/>
+          <w:color w:val="333333"/>
+          <w:rtl w:val="0"/>
+        </w:rPr>
+        <w:t xml:space="preserve">This circulating current bypasses both the domestic load profile and the utility grid, flowing directly from output stage to output stage. This event generates extreme localized thermal stress within the power electronics, risks immediate nuisance tripping of protection infrastructure, and subjects the internal insulated-gate bipolar transistor (IGBT) and MOSFET output stages to electrical forces they are fundamentally unequipped to absorb. SolaX's native parallel CAN-bus link is purpose-built to prevent this condition at the firmware layer by propagating master states to the slave unit automatically. The automation daemon must align completely with this safety architecture.</w:t>
+      </w:r>
+    </w:p>
+    <w:p>
+      <w:pPr>
+        <w:pBdr>
+          <w:top w:space="0" w:sz="0" w:val="nil"/>
+          <w:left w:space="0" w:sz="0" w:val="nil"/>
+          <w:bottom w:space="0" w:sz="0" w:val="nil"/>
+          <w:right w:space="0" w:sz="0" w:val="nil"/>
+          <w:between w:space="0" w:sz="0" w:val="nil"/>
+        </w:pBdr>
+        <w:shd w:fill="auto" w:val="clear"/>
+        <w:spacing w:after="225" w:lineRule="auto"/>
+        <w:rPr>
+          <w:rFonts w:ascii="Arial" w:cs="Arial" w:eastAsia="Arial" w:hAnsi="Arial"/>
+          <w:color w:val="333333"/>
         </w:rPr>
       </w:pPr>
       <w:r>
@@ -1435,45 +1206,240 @@
         <w:spacing w:line="300" w:lineRule="auto"/>
         <w:rPr>
           <w:rFonts w:ascii="Arial" w:cs="Arial" w:eastAsia="Arial" w:hAnsi="Arial"/>
-          <w:color w:val="202124"/>
-        </w:rPr>
-      </w:pPr>
-      <w:r>
-        <w:rPr>
-          <w:rFonts w:ascii="Arial" w:cs="Arial" w:eastAsia="Arial" w:hAnsi="Arial"/>
-          <w:color w:val="202124"/>
-          <w:rtl w:val="0"/>
-        </w:rPr>
-        <w:t xml:space="preserve">2. Comprehensive Modular Prompt Sequence</w:t>
-      </w:r>
-    </w:p>
-    <w:p>
-      <w:pPr>
-        <w:pBdr>
-          <w:top w:space="0" w:sz="0" w:val="nil"/>
-          <w:left w:space="0" w:sz="0" w:val="nil"/>
-          <w:bottom w:space="0" w:sz="0" w:val="nil"/>
-          <w:right w:space="0" w:sz="0" w:val="nil"/>
-          <w:between w:space="0" w:sz="0" w:val="nil"/>
-        </w:pBdr>
-        <w:shd w:fill="auto" w:val="clear"/>
-        <w:spacing w:after="240" w:line="300" w:lineRule="auto"/>
-        <w:rPr>
-          <w:rFonts w:ascii="Arial" w:cs="Arial" w:eastAsia="Arial" w:hAnsi="Arial"/>
-          <w:color w:val="333333"/>
-          <w:sz w:val="22"/>
-          <w:szCs w:val="22"/>
-        </w:rPr>
-      </w:pPr>
-      <w:r>
-        <w:rPr>
-          <w:rFonts w:ascii="Arial" w:cs="Arial" w:eastAsia="Arial" w:hAnsi="Arial"/>
-          <w:color w:val="333333"/>
-          <w:sz w:val="22"/>
-          <w:szCs w:val="22"/>
-          <w:rtl w:val="0"/>
-        </w:rPr>
-        <w:t xml:space="preserve">The following prompts can be supplied sequentially into an agentic AI coding engine to write, test, and deploy the robust software package.</w:t>
+          <w:color w:val="2c5282"/>
+        </w:rPr>
+      </w:pPr>
+      <w:r>
+        <w:rPr>
+          <w:rFonts w:ascii="Arial" w:cs="Arial" w:eastAsia="Arial" w:hAnsi="Arial"/>
+          <w:color w:val="2c5282"/>
+          <w:rtl w:val="0"/>
+        </w:rPr>
+        <w:t xml:space="preserve">Section 2: Sandbox Co-existence and Orchestration Architecture</w:t>
+      </w:r>
+    </w:p>
+    <w:p>
+      <w:pPr>
+        <w:pBdr>
+          <w:top w:space="0" w:sz="0" w:val="nil"/>
+          <w:left w:space="0" w:sz="0" w:val="nil"/>
+          <w:bottom w:space="0" w:sz="0" w:val="nil"/>
+          <w:right w:space="0" w:sz="0" w:val="nil"/>
+          <w:between w:space="0" w:sz="0" w:val="nil"/>
+        </w:pBdr>
+        <w:shd w:fill="auto" w:val="clear"/>
+        <w:spacing w:line="300" w:lineRule="auto"/>
+        <w:rPr>
+          <w:rFonts w:ascii="Arial" w:cs="Arial" w:eastAsia="Arial" w:hAnsi="Arial"/>
+          <w:color w:val="333333"/>
+        </w:rPr>
+      </w:pPr>
+      <w:r>
+        <w:rPr>
+          <w:rFonts w:ascii="Arial" w:cs="Arial" w:eastAsia="Arial" w:hAnsi="Arial"/>
+          <w:color w:val="333333"/>
+          <w:rtl w:val="0"/>
+        </w:rPr>
+        <w:t xml:space="preserve">To prevent operational collisions with the running legacy setup, development transitions through three explicit sandbox phases:</w:t>
+      </w:r>
+    </w:p>
+    <w:p>
+      <w:pPr>
+        <w:numPr>
+          <w:ilvl w:val="0"/>
+          <w:numId w:val="1"/>
+        </w:numPr>
+        <w:pBdr>
+          <w:top w:space="0" w:sz="0" w:val="nil"/>
+          <w:left w:space="0" w:sz="0" w:val="nil"/>
+          <w:bottom w:space="0" w:sz="0" w:val="nil"/>
+          <w:right w:space="0" w:sz="0" w:val="nil"/>
+          <w:between w:space="0" w:sz="0" w:val="nil"/>
+        </w:pBdr>
+        <w:shd w:fill="auto" w:val="clear"/>
+        <w:spacing w:line="300" w:lineRule="auto"/>
+        <w:ind w:left="600" w:hanging="360"/>
+      </w:pPr>
+      <w:r>
+        <w:rPr>
+          <w:rFonts w:ascii="Arial" w:cs="Arial" w:eastAsia="Arial" w:hAnsi="Arial"/>
+          <w:b w:val="1"/>
+          <w:bCs w:val="1"/>
+          <w:color w:val="333333"/>
+          <w:rtl w:val="0"/>
+        </w:rPr>
+        <w:t xml:space="preserve">Mocked Sandbox (Disconnected):</w:t>
+      </w:r>
+      <w:r>
+        <w:rPr>
+          <w:rFonts w:ascii="Arial" w:cs="Arial" w:eastAsia="Arial" w:hAnsi="Arial"/>
+          <w:color w:val="333333"/>
+          <w:rtl w:val="0"/>
+        </w:rPr>
+        <w:t xml:space="preserve"> Software is executed in an isolated directory, interacting solely with a local mock TCP server simulating register responses. Legacy hardware runs unhindered.</w:t>
+      </w:r>
+    </w:p>
+    <w:p>
+      <w:pPr>
+        <w:numPr>
+          <w:ilvl w:val="0"/>
+          <w:numId w:val="1"/>
+        </w:numPr>
+        <w:pBdr>
+          <w:top w:space="0" w:sz="0" w:val="nil"/>
+          <w:left w:space="0" w:sz="0" w:val="nil"/>
+          <w:bottom w:space="0" w:sz="0" w:val="nil"/>
+          <w:right w:space="0" w:sz="0" w:val="nil"/>
+          <w:between w:space="0" w:sz="0" w:val="nil"/>
+        </w:pBdr>
+        <w:shd w:fill="auto" w:val="clear"/>
+        <w:spacing w:line="300" w:lineRule="auto"/>
+        <w:ind w:left="600" w:hanging="360"/>
+      </w:pPr>
+      <w:r>
+        <w:rPr>
+          <w:rFonts w:ascii="Arial" w:cs="Arial" w:eastAsia="Arial" w:hAnsi="Arial"/>
+          <w:b w:val="1"/>
+          <w:bCs w:val="1"/>
+          <w:color w:val="333333"/>
+          <w:rtl w:val="0"/>
+        </w:rPr>
+        <w:t xml:space="preserve">Shadow Mode (Read-Only Listener):</w:t>
+      </w:r>
+      <w:r>
+        <w:rPr>
+          <w:rFonts w:ascii="Arial" w:cs="Arial" w:eastAsia="Arial" w:hAnsi="Arial"/>
+          <w:color w:val="333333"/>
+          <w:rtl w:val="0"/>
+        </w:rPr>
+        <w:t xml:space="preserve"> Real Modbus TCP connection is established, but all write paths are bypassed by a hard conditional gate flag. Telemetry is parsed, and the optimization model records its theoretical actions to a local SQLite database for verification.</w:t>
+      </w:r>
+    </w:p>
+    <w:p>
+      <w:pPr>
+        <w:numPr>
+          <w:ilvl w:val="0"/>
+          <w:numId w:val="1"/>
+        </w:numPr>
+        <w:pBdr>
+          <w:top w:space="0" w:sz="0" w:val="nil"/>
+          <w:left w:space="0" w:sz="0" w:val="nil"/>
+          <w:bottom w:space="0" w:sz="0" w:val="nil"/>
+          <w:right w:space="0" w:sz="0" w:val="nil"/>
+          <w:between w:space="0" w:sz="0" w:val="nil"/>
+        </w:pBdr>
+        <w:shd w:fill="auto" w:val="clear"/>
+        <w:spacing w:line="300" w:lineRule="auto"/>
+        <w:ind w:left="600" w:hanging="360"/>
+      </w:pPr>
+      <w:r>
+        <w:rPr>
+          <w:rFonts w:ascii="Arial" w:cs="Arial" w:eastAsia="Arial" w:hAnsi="Arial"/>
+          <w:b w:val="1"/>
+          <w:bCs w:val="1"/>
+          <w:color w:val="333333"/>
+          <w:rtl w:val="0"/>
+        </w:rPr>
+        <w:t xml:space="preserve">Active Override (Controlled Pausing):</w:t>
+      </w:r>
+      <w:r>
+        <w:rPr>
+          <w:rFonts w:ascii="Arial" w:cs="Arial" w:eastAsia="Arial" w:hAnsi="Arial"/>
+          <w:color w:val="333333"/>
+          <w:rtl w:val="0"/>
+        </w:rPr>
+        <w:t xml:space="preserve"> The daemon assumes operational priority. To cleanly yield to or pause the legacy cloud management routines during active windows, a localized Master Integration Flag is shared via state files. If the daemon encounters an error, it releases the flag and forces a rollback, allowing legacy routines to assume control.</w:t>
+      </w:r>
+    </w:p>
+    <w:p>
+      <w:pPr>
+        <w:pBdr>
+          <w:top w:space="0" w:sz="0" w:val="nil"/>
+          <w:left w:space="0" w:sz="0" w:val="nil"/>
+          <w:bottom w:space="0" w:sz="0" w:val="nil"/>
+          <w:right w:space="0" w:sz="0" w:val="nil"/>
+          <w:between w:space="0" w:sz="0" w:val="nil"/>
+        </w:pBdr>
+        <w:shd w:fill="auto" w:val="clear"/>
+        <w:rPr>
+          <w:rFonts w:ascii="Arial" w:cs="Arial" w:eastAsia="Arial" w:hAnsi="Arial"/>
+          <w:color w:val="333333"/>
+        </w:rPr>
+      </w:pPr>
+      <w:r>
+        <w:rPr>
+          <w:rtl w:val="0"/>
+        </w:rPr>
+      </w:r>
+    </w:p>
+    <w:p>
+      <w:pPr>
+        <w:pBdr>
+          <w:top w:space="0" w:sz="0" w:val="nil"/>
+          <w:left w:space="0" w:sz="0" w:val="nil"/>
+          <w:bottom w:space="0" w:sz="0" w:val="nil"/>
+          <w:right w:space="0" w:sz="0" w:val="nil"/>
+          <w:between w:space="0" w:sz="0" w:val="nil"/>
+        </w:pBdr>
+        <w:shd w:fill="auto" w:val="clear"/>
+        <w:spacing w:after="225" w:lineRule="auto"/>
+        <w:rPr>
+          <w:rFonts w:ascii="Arial" w:cs="Arial" w:eastAsia="Arial" w:hAnsi="Arial"/>
+          <w:color w:val="333333"/>
+        </w:rPr>
+      </w:pPr>
+      <w:r>
+        <w:rPr>
+          <w:rtl w:val="0"/>
+        </w:rPr>
+      </w:r>
+    </w:p>
+    <w:p>
+      <w:pPr>
+        <w:pStyle w:val="Heading2"/>
+        <w:pBdr>
+          <w:top w:space="0" w:sz="0" w:val="nil"/>
+          <w:left w:space="0" w:sz="0" w:val="nil"/>
+          <w:bottom w:space="0" w:sz="0" w:val="nil"/>
+          <w:right w:space="0" w:sz="0" w:val="nil"/>
+          <w:between w:space="0" w:sz="0" w:val="nil"/>
+        </w:pBdr>
+        <w:shd w:fill="auto" w:val="clear"/>
+        <w:spacing w:line="300" w:lineRule="auto"/>
+        <w:rPr>
+          <w:rFonts w:ascii="Arial" w:cs="Arial" w:eastAsia="Arial" w:hAnsi="Arial"/>
+          <w:color w:val="2c5282"/>
+        </w:rPr>
+      </w:pPr>
+      <w:r>
+        <w:rPr>
+          <w:rFonts w:ascii="Arial" w:cs="Arial" w:eastAsia="Arial" w:hAnsi="Arial"/>
+          <w:color w:val="2c5282"/>
+          <w:rtl w:val="0"/>
+        </w:rPr>
+        <w:t xml:space="preserve">Section 3: Modular Prompt Sequence &amp; Engineering Specifications</w:t>
+      </w:r>
+    </w:p>
+    <w:p>
+      <w:pPr>
+        <w:pBdr>
+          <w:top w:space="0" w:sz="0" w:val="nil"/>
+          <w:left w:space="0" w:sz="0" w:val="nil"/>
+          <w:bottom w:space="0" w:sz="0" w:val="nil"/>
+          <w:right w:space="0" w:sz="0" w:val="nil"/>
+          <w:between w:space="0" w:sz="0" w:val="nil"/>
+        </w:pBdr>
+        <w:shd w:fill="auto" w:val="clear"/>
+        <w:spacing w:after="240" w:lineRule="auto"/>
+        <w:rPr>
+          <w:rFonts w:ascii="Arial" w:cs="Arial" w:eastAsia="Arial" w:hAnsi="Arial"/>
+          <w:color w:val="2c5282"/>
+        </w:rPr>
+      </w:pPr>
+      <w:r>
+        <w:rPr>
+          <w:rtl w:val="0"/>
+        </w:rPr>
       </w:r>
     </w:p>
     <w:p>
@@ -1487,77 +1453,220 @@
           <w:between w:space="0" w:sz="0" w:val="nil"/>
         </w:pBdr>
         <w:shd w:fill="auto" w:val="clear"/>
-        <w:spacing w:before="0" w:line="300" w:lineRule="auto"/>
-        <w:rPr>
-          <w:rFonts w:ascii="Arial" w:cs="Arial" w:eastAsia="Arial" w:hAnsi="Arial"/>
-          <w:color w:val="202124"/>
-        </w:rPr>
-      </w:pPr>
-      <w:r>
-        <w:rPr>
-          <w:rFonts w:ascii="Arial" w:cs="Arial" w:eastAsia="Arial" w:hAnsi="Arial"/>
-          <w:color w:val="202124"/>
-          <w:rtl w:val="0"/>
-        </w:rPr>
-        <w:t xml:space="preserve">Prompt 1: Hardware Interface &amp; Parallel Inverter Master</w:t>
-      </w:r>
-    </w:p>
-    <w:p>
-      <w:pPr>
-        <w:pBdr>
-          <w:top w:space="0" w:sz="0" w:val="nil"/>
-          <w:left w:space="0" w:sz="0" w:val="nil"/>
-          <w:bottom w:space="0" w:sz="0" w:val="nil"/>
-          <w:right w:space="0" w:sz="0" w:val="nil"/>
-          <w:between w:space="0" w:sz="0" w:val="nil"/>
-        </w:pBdr>
-        <w:shd w:fill="auto" w:val="clear"/>
-        <w:spacing w:after="180" w:before="180" w:line="311.9999885559082" w:lineRule="auto"/>
-        <w:ind w:left="180" w:right="180" w:firstLine="0"/>
-        <w:rPr>
-          <w:rFonts w:ascii="Arial" w:cs="Arial" w:eastAsia="Arial" w:hAnsi="Arial"/>
-          <w:sz w:val="20"/>
-          <w:szCs w:val="20"/>
-          <w:shd w:fill="f4f4f4" w:val="clear"/>
-        </w:rPr>
-      </w:pPr>
-      <w:r>
-        <w:rPr>
-          <w:rFonts w:ascii="Arial" w:cs="Arial" w:eastAsia="Arial" w:hAnsi="Arial"/>
-          <w:sz w:val="20"/>
-          <w:szCs w:val="20"/>
-          <w:shd w:fill="f4f4f4" w:val="clear"/>
-          <w:rtl w:val="0"/>
-        </w:rPr>
-        <w:t xml:space="preserve">Context: I am building a Python daemon that runs 24/7 on a local Raspberry Pi to orchestrate TWO parallel SolaX Hybrid Gen 4 Inverters (Master/Slave configuration) via Modbus TCP. Total capacity is 34.8kWh across 6 batteries. </w:t>
-        <w:br w:type="textWrapping"/>
-        <w:t xml:space="preserve">Inverter 1 IP: 192.168.1.50, Port: 502, Unit ID: 1</w:t>
-        <w:br w:type="textWrapping"/>
-        <w:t xml:space="preserve">Inverter 2 IP: 192.168.1.51, Port: 502, Unit ID: 1</w:t>
-        <w:br w:type="textWrapping"/>
-        <w:br w:type="textWrapping"/>
-        <w:t xml:space="preserve">Task: Write a clean, modular class named `SolaXParallelController` using `pymodbus` (async preferred) to poll and write to BOTH inverters concurrently. </w:t>
-        <w:br w:type="textWrapping"/>
-        <w:br w:type="textWrapping"/>
-        <w:t xml:space="preserve">SolaX Gen 4 Register Reference:</w:t>
-        <w:br w:type="textWrapping"/>
-        <w:t xml:space="preserve">- Address 0x001F: Charger Use Mode (0=Self Use, 1=Feed-in, 2=Backup, 3=Manual)</w:t>
-        <w:br w:type="textWrapping"/>
-        <w:t xml:space="preserve">- Address 0x0020: Manual Mode (0=Stop, 1=Force Charge, 2=Force Discharge) - note: only works if 0x001F is set to 3.</w:t>
-        <w:br w:type="textWrapping"/>
-        <w:t xml:space="preserve">- Address 0x00BE: BMS User SOC (1%)</w:t>
-        <w:br w:type="textWrapping"/>
-        <w:t xml:space="preserve">- Address 0x0016: Battery Power (1W, Positive=Charge, Negative=Discharge)</w:t>
-        <w:br w:type="textWrapping"/>
-        <w:br w:type="textWrapping"/>
-        <w:t xml:space="preserve">Requirements:</w:t>
-        <w:br w:type="textWrapping"/>
-        <w:t xml:space="preserve">1. Implement an async method `get_system_telemetry()` that polls both inverters and aggregates their State of Charge (SoC), Total Combined Battery Power, and current Operation Modes.</w:t>
-        <w:br w:type="textWrapping"/>
-        <w:t xml:space="preserve">2. Implement an async method `set_parallel_mode(mode_type, dynamic_power_w=None)` that writes to BOTH inverters. When switching to forced charge or discharge, write to 0x001F first, then 0x0020. Split the `dynamic_power_w` equally between both units to avoid imbalance.</w:t>
-        <w:br w:type="textWrapping"/>
-        <w:t xml:space="preserve">3. Fault Tolerance &amp; Retries: If a Modbus read/write connection timeout or CRC error occurs, implement an exponential backoff retry mechanism (max 3 retries, starting at 1s). If all retries fail, raise a custom exception `InverterCommunicationError` and trigger a fallback system-safe state (revert immediately to 'Self Use' mode to prevent runaway states).</w:t>
-        <w:br w:type="textWrapping"/>
+        <w:spacing w:line="300" w:lineRule="auto"/>
+        <w:rPr>
+          <w:rFonts w:ascii="Arial" w:cs="Arial" w:eastAsia="Arial" w:hAnsi="Arial"/>
+          <w:color w:val="2b6cb0"/>
+        </w:rPr>
+      </w:pPr>
+      <w:r>
+        <w:rPr>
+          <w:rFonts w:ascii="Arial" w:cs="Arial" w:eastAsia="Arial" w:hAnsi="Arial"/>
+          <w:color w:val="2b6cb0"/>
+          <w:rtl w:val="0"/>
+        </w:rPr>
+        <w:t xml:space="preserve">Module 1: Hardware Interface, Idempotency, and Single Writer Constraints</w:t>
+      </w:r>
+    </w:p>
+    <w:p>
+      <w:pPr>
+        <w:pBdr>
+          <w:top w:space="0" w:sz="0" w:val="nil"/>
+          <w:left w:space="0" w:sz="0" w:val="nil"/>
+          <w:bottom w:space="0" w:sz="0" w:val="nil"/>
+          <w:right w:space="0" w:sz="0" w:val="nil"/>
+          <w:between w:space="0" w:sz="0" w:val="nil"/>
+        </w:pBdr>
+        <w:shd w:fill="auto" w:val="clear"/>
+        <w:spacing w:line="300" w:lineRule="auto"/>
+        <w:rPr>
+          <w:rFonts w:ascii="Arial" w:cs="Arial" w:eastAsia="Arial" w:hAnsi="Arial"/>
+          <w:color w:val="333333"/>
+        </w:rPr>
+      </w:pPr>
+      <w:r>
+        <w:rPr>
+          <w:rFonts w:ascii="Arial" w:cs="Arial" w:eastAsia="Arial" w:hAnsi="Arial"/>
+          <w:b w:val="1"/>
+          <w:bCs w:val="1"/>
+          <w:color w:val="333333"/>
+          <w:rtl w:val="0"/>
+        </w:rPr>
+        <w:t xml:space="preserve">Why This Matters &amp; Real-World Context:</w:t>
+      </w:r>
+      <w:r>
+        <w:rPr>
+          <w:rFonts w:ascii="Arial" w:cs="Arial" w:eastAsia="Arial" w:hAnsi="Arial"/>
+          <w:color w:val="333333"/>
+          <w:rtl w:val="0"/>
+        </w:rPr>
+        <w:t xml:space="preserve"> To eliminate the danger of circulating currents, the primary control path must treat the parallel array as a single logical entity by writing configuration changes exclusively to Inverter 1 (The Master), relying entirely on SolaX's hardware CAN link to propagate the states to the slave. However, if firmware restrictions or network layouts necessitate independent Modbus control per unit, the software must explicitly sequence its writes using a strict confirmation loop (Two-Phase Commit) rather than firing concurrent async requests. Furthermore, writes must be strictly idempotent to eliminate contactor wear from continuous redundant rewrites, and the system must enforce a Single Writer paradigm via OS-level file locking to prevent competing scripts or stale processes from creating race conditions on the Modbus bus.</w:t>
+      </w:r>
+    </w:p>
+    <w:p>
+      <w:pPr>
+        <w:pBdr>
+          <w:top w:space="0" w:sz="0" w:val="nil"/>
+          <w:left w:space="0" w:sz="0" w:val="nil"/>
+          <w:bottom w:space="0" w:sz="0" w:val="nil"/>
+          <w:right w:space="0" w:sz="0" w:val="nil"/>
+          <w:between w:space="0" w:sz="0" w:val="nil"/>
+        </w:pBdr>
+        <w:shd w:fill="auto" w:val="clear"/>
+        <w:spacing w:line="300" w:lineRule="auto"/>
+        <w:rPr>
+          <w:rFonts w:ascii="Arial" w:cs="Arial" w:eastAsia="Arial" w:hAnsi="Arial"/>
+          <w:color w:val="333333"/>
+        </w:rPr>
+      </w:pPr>
+      <w:r>
+        <w:rPr>
+          <w:rFonts w:ascii="Arial" w:cs="Arial" w:eastAsia="Arial" w:hAnsi="Arial"/>
+          <w:b w:val="1"/>
+          <w:bCs w:val="1"/>
+          <w:color w:val="333333"/>
+          <w:rtl w:val="0"/>
+        </w:rPr>
+        <w:t xml:space="preserve">Prompt 1:</w:t>
+      </w:r>
+      <w:r>
+        <w:rPr>
+          <w:rFonts w:ascii="Arial" w:cs="Arial" w:eastAsia="Arial" w:hAnsi="Arial"/>
+          <w:color w:val="333333"/>
+          <w:rtl w:val="0"/>
+        </w:rPr>
+        <w:t xml:space="preserve"> Write an asynchronous Python module named SolaXParallelController using pymodbus. The module must connect to Inverter 1 (192.168.1.50:502) and Inverter 2 (192.168.1.51:502). Implement an OS-level file lock using fcntl or a shared lockfile (/dev/shm/solax_writer.lock) that enforces a strict Single Writer constraint, causing the process to immediately abort with a critical error if another instance attempts to bind to the write loop. Implement an </w:t>
+      </w:r>
+      <w:r>
+        <w:rPr>
+          <w:rFonts w:ascii="Arial" w:cs="Arial" w:eastAsia="Arial" w:hAnsi="Arial"/>
+          <w:b w:val="1"/>
+          <w:bCs w:val="1"/>
+          <w:color w:val="333333"/>
+          <w:rtl w:val="0"/>
+        </w:rPr>
+        <w:t xml:space="preserve">Idempotent Write Layer</w:t>
+      </w:r>
+      <w:r>
+        <w:rPr>
+          <w:rFonts w:ascii="Arial" w:cs="Arial" w:eastAsia="Arial" w:hAnsi="Arial"/>
+          <w:color w:val="333333"/>
+          <w:rtl w:val="0"/>
+        </w:rPr>
+        <w:t xml:space="preserve">: before executing any mode shift, the controller must poll the target inverter registers (0x001F, 0x0020). If the verified hardware state matches the desired automation state, the write operation must be cleanly bypassed to eliminate redundant relay cycling.</w:t>
+      </w:r>
+    </w:p>
+    <w:p>
+      <w:pPr>
+        <w:pBdr>
+          <w:top w:space="0" w:sz="0" w:val="nil"/>
+          <w:left w:space="0" w:sz="0" w:val="nil"/>
+          <w:bottom w:space="0" w:sz="0" w:val="nil"/>
+          <w:right w:space="0" w:sz="0" w:val="nil"/>
+          <w:between w:space="0" w:sz="0" w:val="nil"/>
+        </w:pBdr>
+        <w:shd w:fill="auto" w:val="clear"/>
+        <w:spacing w:line="300" w:lineRule="auto"/>
+        <w:rPr>
+          <w:rFonts w:ascii="Arial" w:cs="Arial" w:eastAsia="Arial" w:hAnsi="Arial"/>
+          <w:color w:val="333333"/>
+        </w:rPr>
+      </w:pPr>
+      <w:r>
+        <w:rPr>
+          <w:rFonts w:ascii="Arial" w:cs="Arial" w:eastAsia="Arial" w:hAnsi="Arial"/>
+          <w:color w:val="333333"/>
+          <w:rtl w:val="0"/>
+        </w:rPr>
+        <w:t xml:space="preserve">If independent control per unit is explicitly enabled in the configuration file, the module must utilize a </w:t>
+      </w:r>
+      <w:r>
+        <w:rPr>
+          <w:rFonts w:ascii="Arial" w:cs="Arial" w:eastAsia="Arial" w:hAnsi="Arial"/>
+          <w:b w:val="1"/>
+          <w:bCs w:val="1"/>
+          <w:color w:val="333333"/>
+          <w:rtl w:val="0"/>
+        </w:rPr>
+        <w:t xml:space="preserve">Sequenced Confirmation Write Pattern</w:t>
+      </w:r>
+      <w:r>
+        <w:rPr>
+          <w:rFonts w:ascii="Arial" w:cs="Arial" w:eastAsia="Arial" w:hAnsi="Arial"/>
+          <w:color w:val="333333"/>
+          <w:rtl w:val="0"/>
+        </w:rPr>
+        <w:t xml:space="preserve"> instead of concurrent execution: write the target mode to Inverter 1, poll Inverter 1 continuously for up to 3 seconds until the register read matches the command, then write to Inverter 2. If Inverter 2 fails to confirm or encounters a network error, immediately halt the transition and execute a distributed rollback, reverting Inverter 1 back to its pre-existing baseline state to maintain system symmetry. Implement exponential backoff (3 retries max) for telemetry polling via asyncio.gather.</w:t>
+      </w:r>
+    </w:p>
+    <w:p>
+      <w:pPr>
+        <w:pBdr>
+          <w:top w:space="0" w:sz="0" w:val="nil"/>
+          <w:left w:space="0" w:sz="0" w:val="nil"/>
+          <w:bottom w:space="0" w:sz="0" w:val="nil"/>
+          <w:right w:space="0" w:sz="0" w:val="nil"/>
+          <w:between w:space="0" w:sz="0" w:val="nil"/>
+        </w:pBdr>
+        <w:shd w:fill="auto" w:val="clear"/>
+        <w:spacing w:line="300" w:lineRule="auto"/>
+        <w:rPr>
+          <w:rFonts w:ascii="Arial" w:cs="Arial" w:eastAsia="Arial" w:hAnsi="Arial"/>
+          <w:color w:val="333333"/>
+        </w:rPr>
+      </w:pPr>
+      <w:r>
+        <w:rPr>
+          <w:rFonts w:ascii="Arial" w:cs="Arial" w:eastAsia="Arial" w:hAnsi="Arial"/>
+          <w:b w:val="1"/>
+          <w:bCs w:val="1"/>
+          <w:color w:val="333333"/>
+          <w:rtl w:val="0"/>
+        </w:rPr>
+        <w:t xml:space="preserve">Testing &amp; Validation:</w:t>
+      </w:r>
+      <w:r>
+        <w:rPr>
+          <w:rFonts w:ascii="Arial" w:cs="Arial" w:eastAsia="Arial" w:hAnsi="Arial"/>
+          <w:color w:val="333333"/>
+          <w:rtl w:val="0"/>
+        </w:rPr>
+        <w:t xml:space="preserve"> Test via a mock network suite. Inject a mock connection failure exclusively onto Inverter 2 midway through a transition sequence. Expected Outcome: The system must detect that Inverter 2 failed confirmation, halt the sequence, and execute an immediate rollback command to Inverter 1 within 500ms, logging a critical transaction error.</w:t>
+      </w:r>
+    </w:p>
+    <w:p>
+      <w:pPr>
+        <w:pBdr>
+          <w:top w:space="0" w:sz="0" w:val="nil"/>
+          <w:left w:space="0" w:sz="0" w:val="nil"/>
+          <w:bottom w:space="0" w:sz="0" w:val="nil"/>
+          <w:right w:space="0" w:sz="0" w:val="nil"/>
+          <w:between w:space="0" w:sz="0" w:val="nil"/>
+        </w:pBdr>
+        <w:shd w:fill="auto" w:val="clear"/>
+        <w:spacing w:line="300" w:lineRule="auto"/>
+        <w:rPr>
+          <w:rFonts w:ascii="Arial" w:cs="Arial" w:eastAsia="Arial" w:hAnsi="Arial"/>
+          <w:color w:val="333333"/>
+        </w:rPr>
+      </w:pPr>
+      <w:r>
+        <w:rPr>
+          <w:rFonts w:ascii="Arial" w:cs="Arial" w:eastAsia="Arial" w:hAnsi="Arial"/>
+          <w:b w:val="1"/>
+          <w:bCs w:val="1"/>
+          <w:color w:val="333333"/>
+          <w:rtl w:val="0"/>
+        </w:rPr>
+        <w:t xml:space="preserve">Git Management:</w:t>
+      </w:r>
+      <w:r>
+        <w:rPr>
+          <w:rFonts w:ascii="Arial" w:cs="Arial" w:eastAsia="Arial" w:hAnsi="Arial"/>
+          <w:color w:val="333333"/>
+          <w:rtl w:val="0"/>
+        </w:rPr>
+        <w:t xml:space="preserve"> Isolate development to branch feature/solax-modbus-core. Merge to develop via Pull Request upon passing mock unit suites.</w:t>
       </w:r>
     </w:p>
     <w:p>
@@ -1573,9 +1682,7 @@
         <w:spacing w:after="240" w:lineRule="auto"/>
         <w:rPr>
           <w:rFonts w:ascii="Arial" w:cs="Arial" w:eastAsia="Arial" w:hAnsi="Arial"/>
-          <w:sz w:val="20"/>
-          <w:szCs w:val="20"/>
-          <w:shd w:fill="f4f4f4" w:val="clear"/>
+          <w:color w:val="333333"/>
         </w:rPr>
       </w:pPr>
       <w:r>
@@ -1598,76 +1705,181 @@
         <w:spacing w:line="300" w:lineRule="auto"/>
         <w:rPr>
           <w:rFonts w:ascii="Arial" w:cs="Arial" w:eastAsia="Arial" w:hAnsi="Arial"/>
-          <w:color w:val="202124"/>
-        </w:rPr>
-      </w:pPr>
-      <w:r>
-        <w:rPr>
-          <w:rFonts w:ascii="Arial" w:cs="Arial" w:eastAsia="Arial" w:hAnsi="Arial"/>
-          <w:color w:val="202124"/>
-          <w:rtl w:val="0"/>
-        </w:rPr>
-        <w:t xml:space="preserve">Prompt 2: Weather &amp; Dynamic "Dead Window" Sunrise Parser</w:t>
-      </w:r>
-    </w:p>
-    <w:p>
-      <w:pPr>
-        <w:pBdr>
-          <w:top w:space="0" w:sz="0" w:val="nil"/>
-          <w:left w:space="0" w:sz="0" w:val="nil"/>
-          <w:bottom w:space="0" w:sz="0" w:val="nil"/>
-          <w:right w:space="0" w:sz="0" w:val="nil"/>
-          <w:between w:space="0" w:sz="0" w:val="nil"/>
-        </w:pBdr>
-        <w:shd w:fill="auto" w:val="clear"/>
-        <w:spacing w:after="180" w:before="180" w:line="311.9999885559082" w:lineRule="auto"/>
-        <w:ind w:left="180" w:right="180" w:firstLine="0"/>
-        <w:rPr>
-          <w:rFonts w:ascii="Arial" w:cs="Arial" w:eastAsia="Arial" w:hAnsi="Arial"/>
-          <w:sz w:val="20"/>
-          <w:szCs w:val="20"/>
-          <w:shd w:fill="f4f4f4" w:val="clear"/>
-        </w:rPr>
-      </w:pPr>
-      <w:r>
-        <w:rPr>
-          <w:rFonts w:ascii="Arial" w:cs="Arial" w:eastAsia="Arial" w:hAnsi="Arial"/>
-          <w:sz w:val="20"/>
-          <w:szCs w:val="20"/>
-          <w:shd w:fill="f4f4f4" w:val="clear"/>
-          <w:rtl w:val="0"/>
-        </w:rPr>
-        <w:t xml:space="preserve">Context: I need a Python module `SolarForecaster` that hooks into a free weather API (like Open-Meteo or OpenWeatherMap) and a solar projection service (like Solcast or Forecast.Solar) using latitude/longitude coordinates.</w:t>
-        <w:br w:type="textWrapping"/>
-        <w:br w:type="textWrapping"/>
-        <w:t xml:space="preserve">Task: Build a forecasting engine that performs the following logic loops every night at 23:00:</w:t>
-        <w:br w:type="textWrapping"/>
-        <w:br w:type="textWrapping"/>
-        <w:t xml:space="preserve">1. Fetch tomorrow's solar generation forecast (hourly kW array) and exact Sunrise/Sunset timestamps.</w:t>
-        <w:br w:type="textWrapping"/>
-        <w:t xml:space="preserve">2. Calculate the 'Dead Window Duration': This is defined as the time delta between 05:30 AM (Intelligent Octopus Go cheap window cutoff) and the exact morning time when the forecasted solar PV array output cross-over settles continuously above 1.0 kW.</w:t>
-        <w:br w:type="textWrapping"/>
-        <w:t xml:space="preserve">3. Calculate 'Expected Morning Consumption': Multiply the Dead Window Duration by a baseline constant house draw of 1.5 kW (accounting for morning showers, cooking, kettle).</w:t>
-        <w:br w:type="textWrapping"/>
-        <w:t xml:space="preserve">4. Translate this consumption into a targeted battery percentage buffer (Target_SoC) needed at 05:30 AM. (Total usable system capacity is 31.3 kWh, factoring in 90% DoD).</w:t>
-        <w:br w:type="textWrapping"/>
-        <w:t xml:space="preserve">   Formula: Target_SoC = (Expected Morning Consumption / 31.3) * 100</w:t>
-        <w:br w:type="textWrapping"/>
-        <w:br w:type="textWrapping"/>
-        <w:t xml:space="preserve">Fault Tolerance &amp; Error Handling:</w:t>
-        <w:br w:type="textWrapping"/>
-        <w:t xml:space="preserve">- If any API call fails, throws a 401/403, or times out, catch the exception cleanly.</w:t>
-        <w:br w:type="textWrapping"/>
-        <w:t xml:space="preserve">- Do not let the software fail blindly. Implement a hardcoded 'Safe Default Winter/Shoulder Lookup Table' based on the calendar month:</w:t>
-        <w:br w:type="textWrapping"/>
-        <w:t xml:space="preserve">  - Nov - Feb: Return Target_SoC = 100%</w:t>
-        <w:br w:type="textWrapping"/>
-        <w:t xml:space="preserve">  - Mar, Apr, Sep, Oct: Return Target_SoC = 35%</w:t>
-        <w:br w:type="textWrapping"/>
-        <w:t xml:space="preserve">  - May - Aug: Return Target_SoC = 15%</w:t>
-        <w:br w:type="textWrapping"/>
-        <w:t xml:space="preserve">- Log all API failures with an alert level of 'WARNING' but allow the system initialization loop to proceed using the fallback table.</w:t>
-        <w:br w:type="textWrapping"/>
+          <w:color w:val="2b6cb0"/>
+        </w:rPr>
+      </w:pPr>
+      <w:r>
+        <w:rPr>
+          <w:rFonts w:ascii="Arial" w:cs="Arial" w:eastAsia="Arial" w:hAnsi="Arial"/>
+          <w:color w:val="2b6cb0"/>
+          <w:rtl w:val="0"/>
+        </w:rPr>
+        <w:t xml:space="preserve">Module 1B: Decoupled High-Priority Safety Watchdog &amp; Lockout Controller</w:t>
+      </w:r>
+    </w:p>
+    <w:p>
+      <w:pPr>
+        <w:pBdr>
+          <w:top w:space="0" w:sz="0" w:val="nil"/>
+          <w:left w:space="0" w:sz="0" w:val="nil"/>
+          <w:bottom w:space="0" w:sz="0" w:val="nil"/>
+          <w:right w:space="0" w:sz="0" w:val="nil"/>
+          <w:between w:space="0" w:sz="0" w:val="nil"/>
+        </w:pBdr>
+        <w:shd w:fill="auto" w:val="clear"/>
+        <w:spacing w:line="300" w:lineRule="auto"/>
+        <w:rPr>
+          <w:rFonts w:ascii="Arial" w:cs="Arial" w:eastAsia="Arial" w:hAnsi="Arial"/>
+          <w:color w:val="333333"/>
+        </w:rPr>
+      </w:pPr>
+      <w:r>
+        <w:rPr>
+          <w:rFonts w:ascii="Arial" w:cs="Arial" w:eastAsia="Arial" w:hAnsi="Arial"/>
+          <w:b w:val="1"/>
+          <w:bCs w:val="1"/>
+          <w:color w:val="333333"/>
+          <w:rtl w:val="0"/>
+        </w:rPr>
+        <w:t xml:space="preserve">Why This Matters &amp; Real-World Context:</w:t>
+      </w:r>
+      <w:r>
+        <w:rPr>
+          <w:rFonts w:ascii="Arial" w:cs="Arial" w:eastAsia="Arial" w:hAnsi="Arial"/>
+          <w:color w:val="333333"/>
+          <w:rtl w:val="0"/>
+        </w:rPr>
+        <w:t xml:space="preserve"> A critical architectural vulnerability in DIY energy automation is mixing best-effort optimization tasks (such as ML forecasting or tariff API parsing) with safety-critical protective operations inside a single execution thread. If the main optimization loop experiences network lag, long API timeouts, or a software freeze, the safety routines are blocked from running. To guarantee absolute protection against hardware divergence and circulating currents, the safety watchdog must operate as a completely independent, fast-polling, decoupled process whose response latency is entirely insulated from the optimizer.</w:t>
+      </w:r>
+    </w:p>
+    <w:p>
+      <w:pPr>
+        <w:pBdr>
+          <w:top w:space="0" w:sz="0" w:val="nil"/>
+          <w:left w:space="0" w:sz="0" w:val="nil"/>
+          <w:bottom w:space="0" w:sz="0" w:val="nil"/>
+          <w:right w:space="0" w:sz="0" w:val="nil"/>
+          <w:between w:space="0" w:sz="0" w:val="nil"/>
+        </w:pBdr>
+        <w:shd w:fill="auto" w:val="clear"/>
+        <w:spacing w:line="300" w:lineRule="auto"/>
+        <w:rPr>
+          <w:rFonts w:ascii="Arial" w:cs="Arial" w:eastAsia="Arial" w:hAnsi="Arial"/>
+          <w:color w:val="333333"/>
+        </w:rPr>
+      </w:pPr>
+      <w:r>
+        <w:rPr>
+          <w:rFonts w:ascii="Arial" w:cs="Arial" w:eastAsia="Arial" w:hAnsi="Arial"/>
+          <w:b w:val="1"/>
+          <w:bCs w:val="1"/>
+          <w:color w:val="333333"/>
+          <w:rtl w:val="0"/>
+        </w:rPr>
+        <w:t xml:space="preserve">Prompt 1B:</w:t>
+      </w:r>
+      <w:r>
+        <w:rPr>
+          <w:rFonts w:ascii="Arial" w:cs="Arial" w:eastAsia="Arial" w:hAnsi="Arial"/>
+          <w:color w:val="333333"/>
+          <w:rtl w:val="0"/>
+        </w:rPr>
+        <w:t xml:space="preserve"> Design an independent, high-priority background safety service named SolaXHardwareWatchdog. This service must run in a completely separate execution thread or process from the main optimizer loop, maintaining a strict high-frequency polling cadence of 2 to 5 seconds. Its sole structural responsibility is to monitor for operational divergence between the parallel units. Every tick, read registers 0x001F, 0x0020, and 0x0016 (Battery Power) across both inverters. If the watchdog catches an opposing power flow condition (e.g., Inverter 1 charging while Inverter 2 is discharging) or an unaligned mode configuration that persists for more than 2 consecutive polling cycles, it must instantly intercept the control plane.</w:t>
+      </w:r>
+    </w:p>
+    <w:p>
+      <w:pPr>
+        <w:pBdr>
+          <w:top w:space="0" w:sz="0" w:val="nil"/>
+          <w:left w:space="0" w:sz="0" w:val="nil"/>
+          <w:bottom w:space="0" w:sz="0" w:val="nil"/>
+          <w:right w:space="0" w:sz="0" w:val="nil"/>
+          <w:between w:space="0" w:sz="0" w:val="nil"/>
+        </w:pBdr>
+        <w:shd w:fill="auto" w:val="clear"/>
+        <w:spacing w:line="300" w:lineRule="auto"/>
+        <w:rPr>
+          <w:rFonts w:ascii="Arial" w:cs="Arial" w:eastAsia="Arial" w:hAnsi="Arial"/>
+          <w:color w:val="333333"/>
+        </w:rPr>
+      </w:pPr>
+      <w:r>
+        <w:rPr>
+          <w:rFonts w:ascii="Arial" w:cs="Arial" w:eastAsia="Arial" w:hAnsi="Arial"/>
+          <w:color w:val="333333"/>
+          <w:rtl w:val="0"/>
+        </w:rPr>
+        <w:t xml:space="preserve">Upon detecting divergence, the watchdog must immediately bypass the optimization engine, broadcast a force-override command setting both units to native SELF_USE mode (0x001F = 0), and write a persistent HARDWARE_LOCKOUT = True entry to the local SQLite database. This lockout state must completely freeze the main optimizer loop, blocking it from issuing any further Modbus commands. The lockout state must be strictly persistent across system reboots and daemon restarts, requiring a deliberate, manual human operator CLI intervention (e.g., executing a specific script with a --clear-lockout flag) to restore automation capabilities. The watchdog must never attempt an automated resume.</w:t>
+      </w:r>
+    </w:p>
+    <w:p>
+      <w:pPr>
+        <w:pBdr>
+          <w:top w:space="0" w:sz="0" w:val="nil"/>
+          <w:left w:space="0" w:sz="0" w:val="nil"/>
+          <w:bottom w:space="0" w:sz="0" w:val="nil"/>
+          <w:right w:space="0" w:sz="0" w:val="nil"/>
+          <w:between w:space="0" w:sz="0" w:val="nil"/>
+        </w:pBdr>
+        <w:shd w:fill="auto" w:val="clear"/>
+        <w:spacing w:line="300" w:lineRule="auto"/>
+        <w:rPr>
+          <w:rFonts w:ascii="Arial" w:cs="Arial" w:eastAsia="Arial" w:hAnsi="Arial"/>
+          <w:color w:val="333333"/>
+        </w:rPr>
+      </w:pPr>
+      <w:r>
+        <w:rPr>
+          <w:rFonts w:ascii="Arial" w:cs="Arial" w:eastAsia="Arial" w:hAnsi="Arial"/>
+          <w:b w:val="1"/>
+          <w:bCs w:val="1"/>
+          <w:color w:val="333333"/>
+          <w:rtl w:val="0"/>
+        </w:rPr>
+        <w:t xml:space="preserve">Testing &amp; Validation:</w:t>
+      </w:r>
+      <w:r>
+        <w:rPr>
+          <w:rFonts w:ascii="Arial" w:cs="Arial" w:eastAsia="Arial" w:hAnsi="Arial"/>
+          <w:color w:val="333333"/>
+          <w:rtl w:val="0"/>
+        </w:rPr>
+        <w:t xml:space="preserve"> Simulate a divergence condition by injecting false mismatched telemetry states into the database layer while the optimizer loop is executing. Expected Outcome: The independent watchdog must catch the divergence within 5 seconds, issue immediate emergency SELF_USE overrides, write the persistent lockout flag, and completely paralyze the optimizer loop. Verify that restarting the background services does not clear the lockout state.</w:t>
+      </w:r>
+    </w:p>
+    <w:p>
+      <w:pPr>
+        <w:pBdr>
+          <w:top w:space="0" w:sz="0" w:val="nil"/>
+          <w:left w:space="0" w:sz="0" w:val="nil"/>
+          <w:bottom w:space="0" w:sz="0" w:val="nil"/>
+          <w:right w:space="0" w:sz="0" w:val="nil"/>
+          <w:between w:space="0" w:sz="0" w:val="nil"/>
+        </w:pBdr>
+        <w:shd w:fill="auto" w:val="clear"/>
+        <w:spacing w:line="300" w:lineRule="auto"/>
+        <w:rPr>
+          <w:rFonts w:ascii="Arial" w:cs="Arial" w:eastAsia="Arial" w:hAnsi="Arial"/>
+          <w:color w:val="333333"/>
+        </w:rPr>
+      </w:pPr>
+      <w:r>
+        <w:rPr>
+          <w:rFonts w:ascii="Arial" w:cs="Arial" w:eastAsia="Arial" w:hAnsi="Arial"/>
+          <w:b w:val="1"/>
+          <w:bCs w:val="1"/>
+          <w:color w:val="333333"/>
+          <w:rtl w:val="0"/>
+        </w:rPr>
+        <w:t xml:space="preserve">Git Management:</w:t>
+      </w:r>
+      <w:r>
+        <w:rPr>
+          <w:rFonts w:ascii="Arial" w:cs="Arial" w:eastAsia="Arial" w:hAnsi="Arial"/>
+          <w:color w:val="333333"/>
+          <w:rtl w:val="0"/>
+        </w:rPr>
+        <w:t xml:space="preserve"> Isolate development to branch feature/safety-watchdog. This represents a foundational safety milestone; code must be fully reviewed before integration.</w:t>
       </w:r>
     </w:p>
     <w:p>
@@ -1683,9 +1895,7 @@
         <w:spacing w:after="240" w:lineRule="auto"/>
         <w:rPr>
           <w:rFonts w:ascii="Arial" w:cs="Arial" w:eastAsia="Arial" w:hAnsi="Arial"/>
-          <w:sz w:val="20"/>
-          <w:szCs w:val="20"/>
-          <w:shd w:fill="f4f4f4" w:val="clear"/>
+          <w:color w:val="333333"/>
         </w:rPr>
       </w:pPr>
       <w:r>
@@ -1708,61 +1918,156 @@
         <w:spacing w:line="300" w:lineRule="auto"/>
         <w:rPr>
           <w:rFonts w:ascii="Arial" w:cs="Arial" w:eastAsia="Arial" w:hAnsi="Arial"/>
-          <w:color w:val="202124"/>
-        </w:rPr>
-      </w:pPr>
-      <w:r>
-        <w:rPr>
-          <w:rFonts w:ascii="Arial" w:cs="Arial" w:eastAsia="Arial" w:hAnsi="Arial"/>
-          <w:color w:val="202124"/>
-          <w:rtl w:val="0"/>
-        </w:rPr>
-        <w:t xml:space="preserve">Prompt 3: Historical Solar Pattern &amp; Local Data Store</w:t>
-      </w:r>
-    </w:p>
-    <w:p>
-      <w:pPr>
-        <w:pBdr>
-          <w:top w:space="0" w:sz="0" w:val="nil"/>
-          <w:left w:space="0" w:sz="0" w:val="nil"/>
-          <w:bottom w:space="0" w:sz="0" w:val="nil"/>
-          <w:right w:space="0" w:sz="0" w:val="nil"/>
-          <w:between w:space="0" w:sz="0" w:val="nil"/>
-        </w:pBdr>
-        <w:shd w:fill="auto" w:val="clear"/>
-        <w:spacing w:after="180" w:before="180" w:line="311.9999885559082" w:lineRule="auto"/>
-        <w:ind w:left="180" w:right="180" w:firstLine="0"/>
-        <w:rPr>
-          <w:rFonts w:ascii="Arial" w:cs="Arial" w:eastAsia="Arial" w:hAnsi="Arial"/>
-          <w:sz w:val="20"/>
-          <w:szCs w:val="20"/>
-          <w:shd w:fill="f4f4f4" w:val="clear"/>
-        </w:rPr>
-      </w:pPr>
-      <w:r>
-        <w:rPr>
-          <w:rFonts w:ascii="Arial" w:cs="Arial" w:eastAsia="Arial" w:hAnsi="Arial"/>
-          <w:sz w:val="20"/>
-          <w:szCs w:val="20"/>
-          <w:shd w:fill="f4f4f4" w:val="clear"/>
-          <w:rtl w:val="0"/>
-        </w:rPr>
-        <w:t xml:space="preserve">Context: To prevent relying entirely on external APIs, I want this system to build an offline repository of knowledge regarding our exact home solar performance over time. </w:t>
-        <w:br w:type="textWrapping"/>
-        <w:br w:type="textWrapping"/>
-        <w:t xml:space="preserve">Task: Design a lightweight SQLite local database schema and a Python data-logging service named `SolarPatternLearner`.</w:t>
-        <w:br w:type="textWrapping"/>
-        <w:br w:type="textWrapping"/>
-        <w:t xml:space="preserve">Requirements:</w:t>
-        <w:br w:type="textWrapping"/>
-        <w:t xml:space="preserve">1. DB Schema: Create tables for `DailySummary` (date, day_of_year, total_solar_generated_kwh, cloud_cover_avg) and `HourlyPatterns` (timestamp, hour_of_day, solar_generation_w).</w:t>
-        <w:br w:type="textWrapping"/>
-        <w:t xml:space="preserve">2. Patterns Lookup Matrix: Write a function that groups historical data by `day_of_year` (+/- 5 days to account for seasonal sun arc matching) and matches it against tomorrow's forecasted `cloud_cover_percentage` bracket (e.g., Clear &lt;20%, PartCloudy 20-60%, Overcast &gt;60%).</w:t>
-        <w:br w:type="textWrapping"/>
-        <w:t xml:space="preserve">3. ML Forecasting Fallback: Use `scikit-learn` to build a simple Random Forest Regressor or Linear Regression pipeline. It should train locally on the SQLite database history using features: `[day_of_year, cloud_cover_avg, min_temp, max_temp]` to predict `expected_morning_solar_yield_kwh`.</w:t>
-        <w:br w:type="textWrapping"/>
-        <w:t xml:space="preserve">4. Run this training loop every Sunday at 02:00 AM. If the model fails to converge or database rows are insufficient (&lt;30 days of data), automatically fallback to the hardcoded monthly lookup table from Prompt 2 without throwing fatal errors.</w:t>
-        <w:br w:type="textWrapping"/>
+          <w:color w:val="2b6cb0"/>
+        </w:rPr>
+      </w:pPr>
+      <w:r>
+        <w:rPr>
+          <w:rFonts w:ascii="Arial" w:cs="Arial" w:eastAsia="Arial" w:hAnsi="Arial"/>
+          <w:color w:val="2b6cb0"/>
+          <w:rtl w:val="0"/>
+        </w:rPr>
+        <w:t xml:space="preserve">Module 2: Solcast Data Ingestion Engine</w:t>
+      </w:r>
+    </w:p>
+    <w:p>
+      <w:pPr>
+        <w:pBdr>
+          <w:top w:space="0" w:sz="0" w:val="nil"/>
+          <w:left w:space="0" w:sz="0" w:val="nil"/>
+          <w:bottom w:space="0" w:sz="0" w:val="nil"/>
+          <w:right w:space="0" w:sz="0" w:val="nil"/>
+          <w:between w:space="0" w:sz="0" w:val="nil"/>
+        </w:pBdr>
+        <w:shd w:fill="auto" w:val="clear"/>
+        <w:spacing w:line="300" w:lineRule="auto"/>
+        <w:rPr>
+          <w:rFonts w:ascii="Arial" w:cs="Arial" w:eastAsia="Arial" w:hAnsi="Arial"/>
+          <w:color w:val="333333"/>
+        </w:rPr>
+      </w:pPr>
+      <w:r>
+        <w:rPr>
+          <w:rFonts w:ascii="Arial" w:cs="Arial" w:eastAsia="Arial" w:hAnsi="Arial"/>
+          <w:b w:val="1"/>
+          <w:bCs w:val="1"/>
+          <w:color w:val="333333"/>
+          <w:rtl w:val="0"/>
+        </w:rPr>
+        <w:t xml:space="preserve">Why This Matters &amp; Real-World Context:</w:t>
+      </w:r>
+      <w:r>
+        <w:rPr>
+          <w:rFonts w:ascii="Arial" w:cs="Arial" w:eastAsia="Arial" w:hAnsi="Arial"/>
+          <w:color w:val="333333"/>
+          <w:rtl w:val="0"/>
+        </w:rPr>
+        <w:t xml:space="preserve"> Standard meteorological APIs only output generalized cloud-cover metrics, leading to critical solar undershooting. The Solcast API outputs solar-specific irradiance values mapped directly to your array orientation. It provides probabilistic metrics: PvEstimate10 (worst-case scenario), standard estimate, and PvEstimate90 (best-case scenario). The engine must parse these arrays to determine if winter charging requires aggressive grid injection or if summer sun can completely cover the dawn routine.</w:t>
+      </w:r>
+    </w:p>
+    <w:p>
+      <w:pPr>
+        <w:pBdr>
+          <w:top w:space="0" w:sz="0" w:val="nil"/>
+          <w:left w:space="0" w:sz="0" w:val="nil"/>
+          <w:bottom w:space="0" w:sz="0" w:val="nil"/>
+          <w:right w:space="0" w:sz="0" w:val="nil"/>
+          <w:between w:space="0" w:sz="0" w:val="nil"/>
+        </w:pBdr>
+        <w:shd w:fill="auto" w:val="clear"/>
+        <w:spacing w:line="300" w:lineRule="auto"/>
+        <w:rPr>
+          <w:rFonts w:ascii="Arial" w:cs="Arial" w:eastAsia="Arial" w:hAnsi="Arial"/>
+          <w:color w:val="333333"/>
+        </w:rPr>
+      </w:pPr>
+      <w:r>
+        <w:rPr>
+          <w:rFonts w:ascii="Arial" w:cs="Arial" w:eastAsia="Arial" w:hAnsi="Arial"/>
+          <w:b w:val="1"/>
+          <w:bCs w:val="1"/>
+          <w:color w:val="333333"/>
+          <w:rtl w:val="0"/>
+        </w:rPr>
+        <w:t xml:space="preserve">Prompt 2:</w:t>
+      </w:r>
+      <w:r>
+        <w:rPr>
+          <w:rFonts w:ascii="Arial" w:cs="Arial" w:eastAsia="Arial" w:hAnsi="Arial"/>
+          <w:color w:val="333333"/>
+          <w:rtl w:val="0"/>
+        </w:rPr>
+        <w:t xml:space="preserve"> Write a Python service SolarForecaster that integrates with the Solcast REST API. Every night at 23:00, fetch the upcoming day's 30-minute interval generation array. Parse the PvEstimate10 metric. Calculate the "Dead Window Duration"—the precise time delta between the 05:30 IOG off-peak cutoff and the point where morning solar production continuously crosses and sustains above 1.0 kW. If the API returns a 4XX/5XX error or times out, catch the exception, log a WARNING, and execute a hardcoded, calendar-month lookup table fallback (Nov-Feb = 100% Target SoC, Mar-Apr/Sep-Oct = 35% Target SoC, May-Aug = 15% Target SoC).</w:t>
+      </w:r>
+    </w:p>
+    <w:p>
+      <w:pPr>
+        <w:pBdr>
+          <w:top w:space="0" w:sz="0" w:val="nil"/>
+          <w:left w:space="0" w:sz="0" w:val="nil"/>
+          <w:bottom w:space="0" w:sz="0" w:val="nil"/>
+          <w:right w:space="0" w:sz="0" w:val="nil"/>
+          <w:between w:space="0" w:sz="0" w:val="nil"/>
+        </w:pBdr>
+        <w:shd w:fill="auto" w:val="clear"/>
+        <w:spacing w:line="300" w:lineRule="auto"/>
+        <w:rPr>
+          <w:rFonts w:ascii="Arial" w:cs="Arial" w:eastAsia="Arial" w:hAnsi="Arial"/>
+          <w:color w:val="333333"/>
+        </w:rPr>
+      </w:pPr>
+      <w:r>
+        <w:rPr>
+          <w:rFonts w:ascii="Arial" w:cs="Arial" w:eastAsia="Arial" w:hAnsi="Arial"/>
+          <w:b w:val="1"/>
+          <w:bCs w:val="1"/>
+          <w:color w:val="333333"/>
+          <w:rtl w:val="0"/>
+        </w:rPr>
+        <w:t xml:space="preserve">Testing &amp; Validation:</w:t>
+      </w:r>
+      <w:r>
+        <w:rPr>
+          <w:rFonts w:ascii="Arial" w:cs="Arial" w:eastAsia="Arial" w:hAnsi="Arial"/>
+          <w:color w:val="333333"/>
+          <w:rtl w:val="0"/>
+        </w:rPr>
+        <w:t xml:space="preserve"> Inject a mock 504 Gateway Timeout into the HTTP client block. Expected Outcome: The forecaster must handle the failure gracefully without crashing the daemon loop, fallback to the monthly safe defaults, and issue an alert flag.</w:t>
+      </w:r>
+    </w:p>
+    <w:p>
+      <w:pPr>
+        <w:pBdr>
+          <w:top w:space="0" w:sz="0" w:val="nil"/>
+          <w:left w:space="0" w:sz="0" w:val="nil"/>
+          <w:bottom w:space="0" w:sz="0" w:val="nil"/>
+          <w:right w:space="0" w:sz="0" w:val="nil"/>
+          <w:between w:space="0" w:sz="0" w:val="nil"/>
+        </w:pBdr>
+        <w:shd w:fill="auto" w:val="clear"/>
+        <w:spacing w:line="300" w:lineRule="auto"/>
+        <w:rPr>
+          <w:rFonts w:ascii="Arial" w:cs="Arial" w:eastAsia="Arial" w:hAnsi="Arial"/>
+          <w:color w:val="333333"/>
+        </w:rPr>
+      </w:pPr>
+      <w:r>
+        <w:rPr>
+          <w:rFonts w:ascii="Arial" w:cs="Arial" w:eastAsia="Arial" w:hAnsi="Arial"/>
+          <w:b w:val="1"/>
+          <w:bCs w:val="1"/>
+          <w:color w:val="333333"/>
+          <w:rtl w:val="0"/>
+        </w:rPr>
+        <w:t xml:space="preserve">Git Management:</w:t>
+      </w:r>
+      <w:r>
+        <w:rPr>
+          <w:rFonts w:ascii="Arial" w:cs="Arial" w:eastAsia="Arial" w:hAnsi="Arial"/>
+          <w:color w:val="333333"/>
+          <w:rtl w:val="0"/>
+        </w:rPr>
+        <w:t xml:space="preserve"> Isolate development to branch feature/solcast-ingestion. Merge to develop upon confirmation of clean exception handling.</w:t>
       </w:r>
     </w:p>
     <w:p>
@@ -1778,9 +2083,7 @@
         <w:spacing w:after="240" w:lineRule="auto"/>
         <w:rPr>
           <w:rFonts w:ascii="Arial" w:cs="Arial" w:eastAsia="Arial" w:hAnsi="Arial"/>
-          <w:sz w:val="20"/>
-          <w:szCs w:val="20"/>
-          <w:shd w:fill="f4f4f4" w:val="clear"/>
+          <w:color w:val="333333"/>
         </w:rPr>
       </w:pPr>
       <w:r>
@@ -1803,95 +2106,156 @@
         <w:spacing w:line="300" w:lineRule="auto"/>
         <w:rPr>
           <w:rFonts w:ascii="Arial" w:cs="Arial" w:eastAsia="Arial" w:hAnsi="Arial"/>
-          <w:color w:val="202124"/>
-        </w:rPr>
-      </w:pPr>
-      <w:r>
-        <w:rPr>
-          <w:rFonts w:ascii="Arial" w:cs="Arial" w:eastAsia="Arial" w:hAnsi="Arial"/>
-          <w:color w:val="202124"/>
-          <w:rtl w:val="0"/>
-        </w:rPr>
-        <w:t xml:space="preserve">Prompt 4: The Reactive Master Strategy Engine</w:t>
-      </w:r>
-    </w:p>
-    <w:p>
-      <w:pPr>
-        <w:pBdr>
-          <w:top w:space="0" w:sz="0" w:val="nil"/>
-          <w:left w:space="0" w:sz="0" w:val="nil"/>
-          <w:bottom w:space="0" w:sz="0" w:val="nil"/>
-          <w:right w:space="0" w:sz="0" w:val="nil"/>
-          <w:between w:space="0" w:sz="0" w:val="nil"/>
-        </w:pBdr>
-        <w:shd w:fill="auto" w:val="clear"/>
-        <w:spacing w:after="180" w:before="180" w:line="311.9999885559082" w:lineRule="auto"/>
-        <w:ind w:left="180" w:right="180" w:firstLine="0"/>
-        <w:rPr>
-          <w:rFonts w:ascii="Arial" w:cs="Arial" w:eastAsia="Arial" w:hAnsi="Arial"/>
-          <w:sz w:val="20"/>
-          <w:szCs w:val="20"/>
-          <w:shd w:fill="f4f4f4" w:val="clear"/>
-        </w:rPr>
-      </w:pPr>
-      <w:r>
-        <w:rPr>
-          <w:rFonts w:ascii="Arial" w:cs="Arial" w:eastAsia="Arial" w:hAnsi="Arial"/>
-          <w:sz w:val="20"/>
-          <w:szCs w:val="20"/>
-          <w:shd w:fill="f4f4f4" w:val="clear"/>
-          <w:rtl w:val="0"/>
-        </w:rPr>
-        <w:t xml:space="preserve">Context: This is the central decision engine that ties the SolaX parallel hardware interface, the Octopus API, and the forecasting/learning systems together. It must implement our strict "reactive listener" protocol so it never fights external grid commands.</w:t>
-        <w:br w:type="textWrapping"/>
-        <w:br w:type="textWrapping"/>
-        <w:t xml:space="preserve">Task: Write an async loop running every 30 seconds that checks states and executes actions using the following state hierarchy:</w:t>
-        <w:br w:type="textWrapping"/>
-        <w:br w:type="textWrapping"/>
-        <w:t xml:space="preserve">Inputs Available to Loop:</w:t>
-        <w:br w:type="textWrapping"/>
-        <w:t xml:space="preserve">- `current_time` (datetime)</w:t>
-        <w:br w:type="textWrapping"/>
-        <w:t xml:space="preserve">- `inverter_telemetry` (from Prompt 1)</w:t>
-        <w:br w:type="textWrapping"/>
-        <w:t xml:space="preserve">- `target_overnight_soc` (calculated at 23:00 from Prompt 2/3)</w:t>
-        <w:br w:type="textWrapping"/>
-        <w:t xml:space="preserve">- `octopus_ev_slot_active` (boolean from Octopus REST API polling)</w:t>
-        <w:br w:type="textWrapping"/>
-        <w:br w:type="textWrapping"/>
-        <w:t xml:space="preserve">Logic Hierarchy &amp; Safeguards:</w:t>
-        <w:br w:type="textWrapping"/>
-        <w:br w:type="textWrapping"/>
-        <w:t xml:space="preserve">1. CHECK FOR OCTOPUS CHARGE PACK GRID EVENTS (Highest Priority):</w:t>
-        <w:br w:type="textWrapping"/>
-        <w:t xml:space="preserve">   If the current time is between 05:30 and 23:30, and the inverter's read register shows it is in "Forced Export" or "Forced Charge" mode, but our internal script flag did NOT trigger it -&gt; Flag this as `STATE_EXTERNAL_ORCHESTRATION`. </w:t>
-        <w:br w:type="textWrapping"/>
-        <w:t xml:space="preserve">   Action: IMMEDIATELY abort all custom scripts, yield all Modbus write operations, log "External event detected - Yielding control", and sleep for 15 minutes before checking registers again.</w:t>
-        <w:br w:type="textWrapping"/>
-        <w:br w:type="textWrapping"/>
-        <w:t xml:space="preserve">2. OVERNIGHT CHARGE WINDOW (23:30 - 05:30):</w:t>
-        <w:br w:type="textWrapping"/>
-        <w:t xml:space="preserve">   Action: Send Modbus commands to force-charge both inverters from the grid. However, cap the charging target at `target_overnight_soc`. Once this value is hit, switch the inverter registers back to "Self Use" to allow the battery to sit idle until dawn, maximizing room for tomorrow's free solar.</w:t>
-        <w:br w:type="textWrapping"/>
-        <w:br w:type="textWrapping"/>
-        <w:t xml:space="preserve">3. WINTER EVENING EV TOP-UP (17:00 - 21:00 Peak):</w:t>
-        <w:br w:type="textWrapping"/>
-        <w:t xml:space="preserve">   Condition: If `octopus_ev_slot_active` is True AND combined battery SoC is &lt; 20% AND `STATE_EXTERNAL_ORCHESTRATION` is False:</w:t>
-        <w:br w:type="textWrapping"/>
-        <w:t xml:space="preserve">   Action: Engage winter boost override. Switch inverters to "Forced Charge" from the grid at full rate to absorb the household cooking/heating spikes on the cheap EV rate.</w:t>
-        <w:br w:type="textWrapping"/>
-        <w:t xml:space="preserve">   Safety Loop: Every 10 seconds during this override, confirm `octopus_ev_slot_active` remains True. If it flips to False or an exception occurs, immediately revert to "Self Use" mode.</w:t>
-        <w:br w:type="textWrapping"/>
-        <w:br w:type="textWrapping"/>
-        <w:t xml:space="preserve">4. SUMMER SOLAR DUMP (22:00 - 23:15 Window):</w:t>
-        <w:br w:type="textWrapping"/>
-        <w:t xml:space="preserve">   Condition: If current time is within this window AND `target_overnight_soc` was calculated as &lt;= 15% (indicating it was a highly sunny day filled with solar generation):</w:t>
-        <w:br w:type="textWrapping"/>
-        <w:t xml:space="preserve">   Action: Execute a full "Forced Export" command to dump the remaining battery capacity to the grid at 12p/kWh, emptying the batteries entirely ahead of the 23:30 window reset.</w:t>
-        <w:br w:type="textWrapping"/>
-        <w:br w:type="textWrapping"/>
-        <w:t xml:space="preserve">Include thorough try/except blocks wrapped around every condition branch to log anomalies without killing the overarching daemon loop.</w:t>
-        <w:br w:type="textWrapping"/>
+          <w:color w:val="2b6cb0"/>
+        </w:rPr>
+      </w:pPr>
+      <w:r>
+        <w:rPr>
+          <w:rFonts w:ascii="Arial" w:cs="Arial" w:eastAsia="Arial" w:hAnsi="Arial"/>
+          <w:color w:val="2b6cb0"/>
+          <w:rtl w:val="0"/>
+        </w:rPr>
+        <w:t xml:space="preserve">Module 3: Non-Wear Storage &amp; Capacity Auto-Tuning</w:t>
+      </w:r>
+    </w:p>
+    <w:p>
+      <w:pPr>
+        <w:pBdr>
+          <w:top w:space="0" w:sz="0" w:val="nil"/>
+          <w:left w:space="0" w:sz="0" w:val="nil"/>
+          <w:bottom w:space="0" w:sz="0" w:val="nil"/>
+          <w:right w:space="0" w:sz="0" w:val="nil"/>
+          <w:between w:space="0" w:sz="0" w:val="nil"/>
+        </w:pBdr>
+        <w:shd w:fill="auto" w:val="clear"/>
+        <w:spacing w:line="300" w:lineRule="auto"/>
+        <w:rPr>
+          <w:rFonts w:ascii="Arial" w:cs="Arial" w:eastAsia="Arial" w:hAnsi="Arial"/>
+          <w:color w:val="333333"/>
+        </w:rPr>
+      </w:pPr>
+      <w:r>
+        <w:rPr>
+          <w:rFonts w:ascii="Arial" w:cs="Arial" w:eastAsia="Arial" w:hAnsi="Arial"/>
+          <w:b w:val="1"/>
+          <w:bCs w:val="1"/>
+          <w:color w:val="333333"/>
+          <w:rtl w:val="0"/>
+        </w:rPr>
+        <w:t xml:space="preserve">Why This Matters &amp; Real-World Context:</w:t>
+      </w:r>
+      <w:r>
+        <w:rPr>
+          <w:rFonts w:ascii="Arial" w:cs="Arial" w:eastAsia="Arial" w:hAnsi="Arial"/>
+          <w:color w:val="333333"/>
+          <w:rtl w:val="0"/>
+        </w:rPr>
+        <w:t xml:space="preserve"> Writing high-frequency 30-second telemetry data directly to a Raspberry Pi SD card will physically burn out its flash storage memory cells within 12 months. Telemetry must be routed to a volatile RAM disk partition, while long-term analytical histories are batched to permanent storage. Furthermore, LiFePO4 batteries exhibit a gradual capacity fade over a 10-year lifespan. If the maximum battery volume variable is hardcoded to 34.8 kWh, the winter forecasting algorithms will eventually miscalculate and plan overnight charges that overfill the physical pack, resulting in rejected energy.</w:t>
+      </w:r>
+    </w:p>
+    <w:p>
+      <w:pPr>
+        <w:pBdr>
+          <w:top w:space="0" w:sz="0" w:val="nil"/>
+          <w:left w:space="0" w:sz="0" w:val="nil"/>
+          <w:bottom w:space="0" w:sz="0" w:val="nil"/>
+          <w:right w:space="0" w:sz="0" w:val="nil"/>
+          <w:between w:space="0" w:sz="0" w:val="nil"/>
+        </w:pBdr>
+        <w:shd w:fill="auto" w:val="clear"/>
+        <w:spacing w:line="300" w:lineRule="auto"/>
+        <w:rPr>
+          <w:rFonts w:ascii="Arial" w:cs="Arial" w:eastAsia="Arial" w:hAnsi="Arial"/>
+          <w:color w:val="333333"/>
+        </w:rPr>
+      </w:pPr>
+      <w:r>
+        <w:rPr>
+          <w:rFonts w:ascii="Arial" w:cs="Arial" w:eastAsia="Arial" w:hAnsi="Arial"/>
+          <w:b w:val="1"/>
+          <w:bCs w:val="1"/>
+          <w:color w:val="333333"/>
+          <w:rtl w:val="0"/>
+        </w:rPr>
+        <w:t xml:space="preserve">Prompt 3:</w:t>
+      </w:r>
+      <w:r>
+        <w:rPr>
+          <w:rFonts w:ascii="Arial" w:cs="Arial" w:eastAsia="Arial" w:hAnsi="Arial"/>
+          <w:color w:val="333333"/>
+          <w:rtl w:val="0"/>
+        </w:rPr>
+        <w:t xml:space="preserve"> Build a database manager using sqlite3. Configure the system to pipe active 30-second logs to a Linux RAM disk partition (/logs/active_telemetry.db). Implement a rolling weekly job that executes at 02:00 every Sunday to append historical baselines to permanent storage (/data/solax_history.db). Write an auto-calibration loop: once every 30 days, trace a continuous full-charge or full-discharge cycle via Modbus Wh registers to calculate the true physical Effective_Max_Capacity_kWh. Pass this updated variable directly to the strategy modules. Concurrently, analyze trailing 30-day usage data to calculate the 98th-percentile domestic peak household load, filtering out anomalous high-current spikes.</w:t>
+      </w:r>
+    </w:p>
+    <w:p>
+      <w:pPr>
+        <w:pBdr>
+          <w:top w:space="0" w:sz="0" w:val="nil"/>
+          <w:left w:space="0" w:sz="0" w:val="nil"/>
+          <w:bottom w:space="0" w:sz="0" w:val="nil"/>
+          <w:right w:space="0" w:sz="0" w:val="nil"/>
+          <w:between w:space="0" w:sz="0" w:val="nil"/>
+        </w:pBdr>
+        <w:shd w:fill="auto" w:val="clear"/>
+        <w:spacing w:line="300" w:lineRule="auto"/>
+        <w:rPr>
+          <w:rFonts w:ascii="Arial" w:cs="Arial" w:eastAsia="Arial" w:hAnsi="Arial"/>
+          <w:color w:val="333333"/>
+        </w:rPr>
+      </w:pPr>
+      <w:r>
+        <w:rPr>
+          <w:rFonts w:ascii="Arial" w:cs="Arial" w:eastAsia="Arial" w:hAnsi="Arial"/>
+          <w:b w:val="1"/>
+          <w:bCs w:val="1"/>
+          <w:color w:val="333333"/>
+          <w:rtl w:val="0"/>
+        </w:rPr>
+        <w:t xml:space="preserve">Testing &amp; Validation:</w:t>
+      </w:r>
+      <w:r>
+        <w:rPr>
+          <w:rFonts w:ascii="Arial" w:cs="Arial" w:eastAsia="Arial" w:hAnsi="Arial"/>
+          <w:color w:val="333333"/>
+          <w:rtl w:val="0"/>
+        </w:rPr>
+        <w:t xml:space="preserve"> Feed a synthetic 30-day telemetry history showing a simulated 5% battery capacity degradation curve. Expected Outcome: The database engine must execute zero permanent disk writes during the 30-second loop, and the auto-calibration script must successfully detect the capacity reduction, scale down the max storage boundary variable, and update the SQLite file during its weekly batch run.</w:t>
+      </w:r>
+    </w:p>
+    <w:p>
+      <w:pPr>
+        <w:pBdr>
+          <w:top w:space="0" w:sz="0" w:val="nil"/>
+          <w:left w:space="0" w:sz="0" w:val="nil"/>
+          <w:bottom w:space="0" w:sz="0" w:val="nil"/>
+          <w:right w:space="0" w:sz="0" w:val="nil"/>
+          <w:between w:space="0" w:sz="0" w:val="nil"/>
+        </w:pBdr>
+        <w:shd w:fill="auto" w:val="clear"/>
+        <w:spacing w:line="300" w:lineRule="auto"/>
+        <w:rPr>
+          <w:rFonts w:ascii="Arial" w:cs="Arial" w:eastAsia="Arial" w:hAnsi="Arial"/>
+          <w:color w:val="333333"/>
+        </w:rPr>
+      </w:pPr>
+      <w:r>
+        <w:rPr>
+          <w:rFonts w:ascii="Arial" w:cs="Arial" w:eastAsia="Arial" w:hAnsi="Arial"/>
+          <w:b w:val="1"/>
+          <w:bCs w:val="1"/>
+          <w:color w:val="333333"/>
+          <w:rtl w:val="0"/>
+        </w:rPr>
+        <w:t xml:space="preserve">Git Management:</w:t>
+      </w:r>
+      <w:r>
+        <w:rPr>
+          <w:rFonts w:ascii="Arial" w:cs="Arial" w:eastAsia="Arial" w:hAnsi="Arial"/>
+          <w:color w:val="333333"/>
+          <w:rtl w:val="0"/>
+        </w:rPr>
+        <w:t xml:space="preserve"> Branch name: feature/pattern-learner.</w:t>
       </w:r>
     </w:p>
     <w:p>
@@ -1907,9 +2271,7 @@
         <w:spacing w:after="240" w:lineRule="auto"/>
         <w:rPr>
           <w:rFonts w:ascii="Arial" w:cs="Arial" w:eastAsia="Arial" w:hAnsi="Arial"/>
-          <w:sz w:val="20"/>
-          <w:szCs w:val="20"/>
-          <w:shd w:fill="f4f4f4" w:val="clear"/>
+          <w:color w:val="333333"/>
         </w:rPr>
       </w:pPr>
       <w:r>
@@ -1932,77 +2294,156 @@
         <w:spacing w:line="300" w:lineRule="auto"/>
         <w:rPr>
           <w:rFonts w:ascii="Arial" w:cs="Arial" w:eastAsia="Arial" w:hAnsi="Arial"/>
-          <w:color w:val="202124"/>
-        </w:rPr>
-      </w:pPr>
-      <w:r>
-        <w:rPr>
-          <w:rFonts w:ascii="Arial" w:cs="Arial" w:eastAsia="Arial" w:hAnsi="Arial"/>
-          <w:color w:val="202124"/>
-          <w:rtl w:val="0"/>
-        </w:rPr>
-        <w:t xml:space="preserve">Prompt 5: The "Shadow Mode" Data Logger &amp; Profit Comparator</w:t>
-      </w:r>
-    </w:p>
-    <w:p>
-      <w:pPr>
-        <w:pBdr>
-          <w:top w:space="0" w:sz="0" w:val="nil"/>
-          <w:left w:space="0" w:sz="0" w:val="nil"/>
-          <w:bottom w:space="0" w:sz="0" w:val="nil"/>
-          <w:right w:space="0" w:sz="0" w:val="nil"/>
-          <w:between w:space="0" w:sz="0" w:val="nil"/>
-        </w:pBdr>
-        <w:shd w:fill="auto" w:val="clear"/>
-        <w:spacing w:after="180" w:before="180" w:line="311.9999885559082" w:lineRule="auto"/>
-        <w:ind w:left="180" w:right="180" w:firstLine="0"/>
-        <w:rPr>
-          <w:rFonts w:ascii="Arial" w:cs="Arial" w:eastAsia="Arial" w:hAnsi="Arial"/>
-          <w:sz w:val="20"/>
-          <w:szCs w:val="20"/>
-          <w:shd w:fill="f4f4f4" w:val="clear"/>
-        </w:rPr>
-      </w:pPr>
-      <w:r>
-        <w:rPr>
-          <w:rFonts w:ascii="Arial" w:cs="Arial" w:eastAsia="Arial" w:hAnsi="Arial"/>
-          <w:sz w:val="20"/>
-          <w:szCs w:val="20"/>
-          <w:shd w:fill="f4f4f4" w:val="clear"/>
-          <w:rtl w:val="0"/>
-        </w:rPr>
-        <w:t xml:space="preserve">Context: I want to introduce a "Shadow Mode" phase to my SolaX Parallel automation system. The script must run passively for 30 days without writing ANY Modbus commands to the inverters. It will only read data, run its forecasting algorithms, and calculate theoretical profits vs. actual reality to prove its financial validity before going live.</w:t>
-        <w:br w:type="textWrapping"/>
-        <w:br w:type="textWrapping"/>
-        <w:t xml:space="preserve">Task: Build a Python class named `ShadowModeValidator` that hooks into the SQLite database from Prompt 3.</w:t>
-        <w:br w:type="textWrapping"/>
-        <w:br w:type="textWrapping"/>
-        <w:t xml:space="preserve">Requirements:</w:t>
-        <w:br w:type="textWrapping"/>
-        <w:t xml:space="preserve">1. DB Schema Extension: Create a table `ShadowLogs` to store daily records:</w:t>
-        <w:br w:type="textWrapping"/>
-        <w:t xml:space="preserve">   - `date`</w:t>
-        <w:br w:type="textWrapping"/>
-        <w:t xml:space="preserve">   - `actual_imported_kwh_cost` (What I actually spent on Octopus using my current manual routine)</w:t>
-        <w:br w:type="textWrapping"/>
-        <w:t xml:space="preserve">   - `actual_exported_kwh_revenue` (What I actually earned at 12p using my current manual routine)</w:t>
-        <w:br w:type="textWrapping"/>
-        <w:t xml:space="preserve">   - `theoretical_imported_kwh_cost` (What the script *would* have spent if it executed its calculated Target_SoC)</w:t>
-        <w:br w:type="textWrapping"/>
-        <w:t xml:space="preserve">   - `theoretical_exported_kwh_revenue` (What the script *would* have earned if it executed its 22:00 Summer Solar Dump logic)</w:t>
-        <w:br w:type="textWrapping"/>
-        <w:t xml:space="preserve">   - `battery_wear_saved_cycles` (A metric tracking if the script saved battery degradation by preventing unnecessary cycles)</w:t>
-        <w:br w:type="textWrapping"/>
-        <w:br w:type="textWrapping"/>
-        <w:t xml:space="preserve">2. Weekly Variance Calculation: Create an async method `evaluate_confidence_interval()`. Every Sunday at 01:00 AM, query the last 30 days of data from `ShadowLogs`.</w:t>
-        <w:br w:type="textWrapping"/>
-        <w:t xml:space="preserve">   - Calculate the Net Financial Benefit: `Net_Theoretical_Profit` minus `Net_Actual_Profit`.</w:t>
-        <w:br w:type="textWrapping"/>
-        <w:t xml:space="preserve">   - Ensure a degradation offset is included: Deduct £1.16 from the theoretical model for every full 31.3kWh cycle it would have forced using grid power, and add savings if it avoided an unnecessary grid charge.</w:t>
-        <w:br w:type="textWrapping"/>
-        <w:br w:type="textWrapping"/>
-        <w:t xml:space="preserve">3. Failure Handling: If the database contains fewer than 30 distinct days of entries, or if the statistical confidence interval (p-value) shows the theoretical code could result in a net loss compared to my current setup, keep the script locked strictly in `SHADOW_MODE = True`. Log a weekly diagnostic report explaining exactly why it is not yet confident enough to activate.</w:t>
-        <w:br w:type="textWrapping"/>
+          <w:color w:val="2b6cb0"/>
+        </w:rPr>
+      </w:pPr>
+      <w:r>
+        <w:rPr>
+          <w:rFonts w:ascii="Arial" w:cs="Arial" w:eastAsia="Arial" w:hAnsi="Arial"/>
+          <w:color w:val="2b6cb0"/>
+          <w:rtl w:val="0"/>
+        </w:rPr>
+        <w:t xml:space="preserve">Module 4: Asynchronous Predictive Strategy Engine</w:t>
+      </w:r>
+    </w:p>
+    <w:p>
+      <w:pPr>
+        <w:pBdr>
+          <w:top w:space="0" w:sz="0" w:val="nil"/>
+          <w:left w:space="0" w:sz="0" w:val="nil"/>
+          <w:bottom w:space="0" w:sz="0" w:val="nil"/>
+          <w:right w:space="0" w:sz="0" w:val="nil"/>
+          <w:between w:space="0" w:sz="0" w:val="nil"/>
+        </w:pBdr>
+        <w:shd w:fill="auto" w:val="clear"/>
+        <w:spacing w:line="300" w:lineRule="auto"/>
+        <w:rPr>
+          <w:rFonts w:ascii="Arial" w:cs="Arial" w:eastAsia="Arial" w:hAnsi="Arial"/>
+          <w:color w:val="333333"/>
+        </w:rPr>
+      </w:pPr>
+      <w:r>
+        <w:rPr>
+          <w:rFonts w:ascii="Arial" w:cs="Arial" w:eastAsia="Arial" w:hAnsi="Arial"/>
+          <w:b w:val="1"/>
+          <w:bCs w:val="1"/>
+          <w:color w:val="333333"/>
+          <w:rtl w:val="0"/>
+        </w:rPr>
+        <w:t xml:space="preserve">Why This Matters &amp; Real-World Context:</w:t>
+      </w:r>
+      <w:r>
+        <w:rPr>
+          <w:rFonts w:ascii="Arial" w:cs="Arial" w:eastAsia="Arial" w:hAnsi="Arial"/>
+          <w:color w:val="333333"/>
+          <w:rtl w:val="0"/>
+        </w:rPr>
+        <w:t xml:space="preserve"> Standard scripts block execution threads with coarse sleep commands (e.g., time.sleep(900)) when yielding to external cloud events like Octopus Charge Pack slots. This completely locks the high-criticality loop, preventing the system from reading inverter faults or handling emergency safe-state rollbacks. The main loop must maintain its non-blocking 30-second cadence at all times, relying on an asynchronous State Lease Model written to volatile memory to tracking timing windows safely.</w:t>
+      </w:r>
+    </w:p>
+    <w:p>
+      <w:pPr>
+        <w:pBdr>
+          <w:top w:space="0" w:sz="0" w:val="nil"/>
+          <w:left w:space="0" w:sz="0" w:val="nil"/>
+          <w:bottom w:space="0" w:sz="0" w:val="nil"/>
+          <w:right w:space="0" w:sz="0" w:val="nil"/>
+          <w:between w:space="0" w:sz="0" w:val="nil"/>
+        </w:pBdr>
+        <w:shd w:fill="auto" w:val="clear"/>
+        <w:spacing w:line="300" w:lineRule="auto"/>
+        <w:rPr>
+          <w:rFonts w:ascii="Arial" w:cs="Arial" w:eastAsia="Arial" w:hAnsi="Arial"/>
+          <w:color w:val="333333"/>
+        </w:rPr>
+      </w:pPr>
+      <w:r>
+        <w:rPr>
+          <w:rFonts w:ascii="Arial" w:cs="Arial" w:eastAsia="Arial" w:hAnsi="Arial"/>
+          <w:b w:val="1"/>
+          <w:bCs w:val="1"/>
+          <w:color w:val="333333"/>
+          <w:rtl w:val="0"/>
+        </w:rPr>
+        <w:t xml:space="preserve">Prompt 4:</w:t>
+      </w:r>
+      <w:r>
+        <w:rPr>
+          <w:rFonts w:ascii="Arial" w:cs="Arial" w:eastAsia="Arial" w:hAnsi="Arial"/>
+          <w:color w:val="333333"/>
+          <w:rtl w:val="0"/>
+        </w:rPr>
+        <w:t xml:space="preserve"> Write the core asynchronous 30-second state loop engine. The script must never block execution threads. When an external cloud coordination event is detected via register telemetry, the script must write an expiration timestamp to a volatile state file (/dev/shm/active_state.json) representing a 15-minute lease: Lease_Expiry = Current_Time + 900s. On every subsequent 30-second tick, evaluate if the lease is active. If true, bypass strategic rate updates but continue executing Modbus health checks and safety guardrails. Implement the strict state routing matrix: 23:30 (Off-Peak Charge Initializer), 05:30 to Sunrise (explicitly execute SHOULDER_MORNING_BUFFER routing using variables from Module 2), Daytime Self-Use, and 22:00 Summer Twilight Export.</w:t>
+      </w:r>
+    </w:p>
+    <w:p>
+      <w:pPr>
+        <w:pBdr>
+          <w:top w:space="0" w:sz="0" w:val="nil"/>
+          <w:left w:space="0" w:sz="0" w:val="nil"/>
+          <w:bottom w:space="0" w:sz="0" w:val="nil"/>
+          <w:right w:space="0" w:sz="0" w:val="nil"/>
+          <w:between w:space="0" w:sz="0" w:val="nil"/>
+        </w:pBdr>
+        <w:shd w:fill="auto" w:val="clear"/>
+        <w:spacing w:line="300" w:lineRule="auto"/>
+        <w:rPr>
+          <w:rFonts w:ascii="Arial" w:cs="Arial" w:eastAsia="Arial" w:hAnsi="Arial"/>
+          <w:color w:val="333333"/>
+        </w:rPr>
+      </w:pPr>
+      <w:r>
+        <w:rPr>
+          <w:rFonts w:ascii="Arial" w:cs="Arial" w:eastAsia="Arial" w:hAnsi="Arial"/>
+          <w:b w:val="1"/>
+          <w:bCs w:val="1"/>
+          <w:color w:val="333333"/>
+          <w:rtl w:val="0"/>
+        </w:rPr>
+        <w:t xml:space="preserve">Testing &amp; Validation:</w:t>
+      </w:r>
+      <w:r>
+        <w:rPr>
+          <w:rFonts w:ascii="Arial" w:cs="Arial" w:eastAsia="Arial" w:hAnsi="Arial"/>
+          <w:color w:val="333333"/>
+          <w:rtl w:val="0"/>
+        </w:rPr>
+        <w:t xml:space="preserve"> Simulate an unexpected process crash and mid-window restart while an external IOG charging slot is running. Expected Outcome: Upon boot, the script must read active_state.json, instantly re-detect its active lease state without ambiguity, and keep high-criticality fault-checking active during its 30-second polling ticks.</w:t>
+      </w:r>
+    </w:p>
+    <w:p>
+      <w:pPr>
+        <w:pBdr>
+          <w:top w:space="0" w:sz="0" w:val="nil"/>
+          <w:left w:space="0" w:sz="0" w:val="nil"/>
+          <w:bottom w:space="0" w:sz="0" w:val="nil"/>
+          <w:right w:space="0" w:sz="0" w:val="nil"/>
+          <w:between w:space="0" w:sz="0" w:val="nil"/>
+        </w:pBdr>
+        <w:shd w:fill="auto" w:val="clear"/>
+        <w:spacing w:line="300" w:lineRule="auto"/>
+        <w:rPr>
+          <w:rFonts w:ascii="Arial" w:cs="Arial" w:eastAsia="Arial" w:hAnsi="Arial"/>
+          <w:color w:val="333333"/>
+        </w:rPr>
+      </w:pPr>
+      <w:r>
+        <w:rPr>
+          <w:rFonts w:ascii="Arial" w:cs="Arial" w:eastAsia="Arial" w:hAnsi="Arial"/>
+          <w:b w:val="1"/>
+          <w:bCs w:val="1"/>
+          <w:color w:val="333333"/>
+          <w:rtl w:val="0"/>
+        </w:rPr>
+        <w:t xml:space="preserve">Git Management:</w:t>
+      </w:r>
+      <w:r>
+        <w:rPr>
+          <w:rFonts w:ascii="Arial" w:cs="Arial" w:eastAsia="Arial" w:hAnsi="Arial"/>
+          <w:color w:val="333333"/>
+          <w:rtl w:val="0"/>
+        </w:rPr>
+        <w:t xml:space="preserve"> Branch name: feature/strategy-engine. This represents a Major Integration Milestone; require a complete code review before merging to develop.</w:t>
       </w:r>
     </w:p>
     <w:p>
@@ -2018,9 +2459,7 @@
         <w:spacing w:after="240" w:lineRule="auto"/>
         <w:rPr>
           <w:rFonts w:ascii="Arial" w:cs="Arial" w:eastAsia="Arial" w:hAnsi="Arial"/>
-          <w:sz w:val="20"/>
-          <w:szCs w:val="20"/>
-          <w:shd w:fill="f4f4f4" w:val="clear"/>
+          <w:color w:val="333333"/>
         </w:rPr>
       </w:pPr>
       <w:r>
@@ -2043,80 +2482,1066 @@
         <w:spacing w:line="300" w:lineRule="auto"/>
         <w:rPr>
           <w:rFonts w:ascii="Arial" w:cs="Arial" w:eastAsia="Arial" w:hAnsi="Arial"/>
-          <w:color w:val="202124"/>
-        </w:rPr>
-      </w:pPr>
-      <w:r>
-        <w:rPr>
-          <w:rFonts w:ascii="Arial" w:cs="Arial" w:eastAsia="Arial" w:hAnsi="Arial"/>
-          <w:color w:val="202124"/>
-          <w:rtl w:val="0"/>
-        </w:rPr>
-        <w:t xml:space="preserve">Prompt 6: The "Confidence Gate" Autonomous Activation Guard</w:t>
-      </w:r>
-    </w:p>
-    <w:p>
-      <w:pPr>
-        <w:pBdr>
-          <w:top w:space="0" w:sz="0" w:val="nil"/>
-          <w:left w:space="0" w:sz="0" w:val="nil"/>
-          <w:bottom w:space="0" w:sz="0" w:val="nil"/>
-          <w:right w:space="0" w:sz="0" w:val="nil"/>
-          <w:between w:space="0" w:sz="0" w:val="nil"/>
-        </w:pBdr>
-        <w:shd w:fill="auto" w:val="clear"/>
-        <w:spacing w:after="180" w:before="180" w:line="311.9999885559082" w:lineRule="auto"/>
-        <w:ind w:left="180" w:right="180" w:firstLine="0"/>
-        <w:rPr>
-          <w:rFonts w:ascii="Arial" w:cs="Arial" w:eastAsia="Arial" w:hAnsi="Arial"/>
-          <w:sz w:val="20"/>
-          <w:szCs w:val="20"/>
-          <w:shd w:fill="f4f4f4" w:val="clear"/>
-        </w:rPr>
-      </w:pPr>
-      <w:r>
-        <w:rPr>
-          <w:rFonts w:ascii="Arial" w:cs="Arial" w:eastAsia="Arial" w:hAnsi="Arial"/>
-          <w:sz w:val="20"/>
-          <w:szCs w:val="20"/>
-          <w:shd w:fill="f4f4f4" w:val="clear"/>
-          <w:rtl w:val="0"/>
-        </w:rPr>
-        <w:t xml:space="preserve">Context: This prompt modifies the Master Strategy Engine (Prompt 4) to act as the ultimate physical gateway between "Shadow Mode" (read-only) and "Active Mode" (write-enabled).</w:t>
-        <w:br w:type="textWrapping"/>
-        <w:br w:type="textWrapping"/>
-        <w:t xml:space="preserve">Task: Implement a strict conditional gate at the entry point of the main 30-second automation loop.</w:t>
-        <w:br w:type="textWrapping"/>
-        <w:br w:type="textWrapping"/>
-        <w:t xml:space="preserve">Logic Requirements:</w:t>
-        <w:br w:type="textWrapping"/>
-        <w:t xml:space="preserve">1. Initialize a global system flag variable: `SYSTEM_PRODUCTION_LIVE = False`.</w:t>
-        <w:br w:type="textWrapping"/>
-        <w:br w:type="textWrapping"/>
-        <w:t xml:space="preserve">2. At startup, the script must call `ShadowModeValidator.evaluate_confidence_interval()`.</w:t>
-        <w:br w:type="textWrapping"/>
-        <w:t xml:space="preserve">   Change `SYSTEM_PRODUCTION_LIVE` to `True` ONLY if ALL of the following criteria are perfectly met:</w:t>
-        <w:br w:type="textWrapping"/>
-        <w:t xml:space="preserve">   - Total history in `ShadowLogs` &gt;= 30 consecutive days.</w:t>
-        <w:br w:type="textWrapping"/>
-        <w:t xml:space="preserve">   - The Net Financial Benefit of the theoretical model is &gt;= £0.00 (it is breaking even or out-performing the current manual approach after factoring in battery degradation).</w:t>
-        <w:br w:type="textWrapping"/>
-        <w:t xml:space="preserve">   - Inverter communication health is at 100% (zero `InverterCommunicationError` exceptions thrown during the entire 30-day trial).</w:t>
-        <w:br w:type="textWrapping"/>
-        <w:br w:type="textWrapping"/>
-        <w:t xml:space="preserve">3. The Mode Router (The Guardrail):</w:t>
-        <w:br w:type="textWrapping"/>
-        <w:t xml:space="preserve">   - IF `SYSTEM_PRODUCTION_LIVE` is False:</w:t>
-        <w:br w:type="textWrapping"/>
-        <w:t xml:space="preserve">     Execute all forecasting, lookup table matching, and machine learning scripts exactly as planned. Log the intended inverter actions to `ShadowLogs`, but DO NOT send any Modbus write commands. Default the hardware entirely to my current routine (which is managed outside this script).</w:t>
-        <w:br w:type="textWrapping"/>
-        <w:t xml:space="preserve">   - IF `SYSTEM_PRODUCTION_LIVE` is True:</w:t>
-        <w:br w:type="textWrapping"/>
-        <w:t xml:space="preserve">     Engage full autonomous write access to Modbus registers as outlined in Prompt 4.</w:t>
-        <w:br w:type="textWrapping"/>
-        <w:br w:type="textWrapping"/>
-        <w:t xml:space="preserve">4. Dynamic Safety Downgrade: If the system is live, but throws more than 3 distinct Modbus timeout errors within any rolling 60-minute window, or if a weekly review shows performance has dropped below the manual benchmark due to wild weather forecasting errors, automatically toggle `SYSTEM_PRODUCTION_LIVE` back to False, fallback to the current manual approach, and email/log a critical system alert.</w:t>
-        <w:br w:type="textWrapping"/>
+          <w:color w:val="2b6cb0"/>
+        </w:rPr>
+      </w:pPr>
+      <w:r>
+        <w:rPr>
+          <w:rFonts w:ascii="Arial" w:cs="Arial" w:eastAsia="Arial" w:hAnsi="Arial"/>
+          <w:color w:val="2b6cb0"/>
+          <w:rtl w:val="0"/>
+        </w:rPr>
+        <w:t xml:space="preserve">Module 5: Asymmetric Headroom Balancer &amp; Time-Bounded Rate Control</w:t>
+      </w:r>
+    </w:p>
+    <w:p>
+      <w:pPr>
+        <w:pBdr>
+          <w:top w:space="0" w:sz="0" w:val="nil"/>
+          <w:left w:space="0" w:sz="0" w:val="nil"/>
+          <w:bottom w:space="0" w:sz="0" w:val="nil"/>
+          <w:right w:space="0" w:sz="0" w:val="nil"/>
+          <w:between w:space="0" w:sz="0" w:val="nil"/>
+        </w:pBdr>
+        <w:shd w:fill="auto" w:val="clear"/>
+        <w:spacing w:line="300" w:lineRule="auto"/>
+        <w:rPr>
+          <w:rFonts w:ascii="Arial" w:cs="Arial" w:eastAsia="Arial" w:hAnsi="Arial"/>
+          <w:color w:val="333333"/>
+        </w:rPr>
+      </w:pPr>
+      <w:r>
+        <w:rPr>
+          <w:rFonts w:ascii="Arial" w:cs="Arial" w:eastAsia="Arial" w:hAnsi="Arial"/>
+          <w:b w:val="1"/>
+          <w:bCs w:val="1"/>
+          <w:color w:val="333333"/>
+          <w:rtl w:val="0"/>
+        </w:rPr>
+        <w:t xml:space="preserve">Why This Matters &amp; Real-World Context:</w:t>
+      </w:r>
+      <w:r>
+        <w:rPr>
+          <w:rFonts w:ascii="Arial" w:cs="Arial" w:eastAsia="Arial" w:hAnsi="Arial"/>
+          <w:color w:val="333333"/>
+          <w:rtl w:val="0"/>
+        </w:rPr>
+        <w:t xml:space="preserve"> Charging a battery introduces completely different physical and thermal stresses than discharging it. LiFePO4 cells easily handle continuous discharge rates up to 1.0C, but fast charging above 0.3C forces lithium ions to plate against the anode structure, driving up heat and cutting asset life short. The software must enforce asymmetric rate boundaries: a strict, low charge ceiling capped tightly for cell longevity, and a wider discharge limit to handle domestic draws. Additionally, rates must follow smooth, time-bounded glide paths ($\text{Energy Target} \div \text{Time Available}$) rather than rapid, binary current bursts.</w:t>
+      </w:r>
+    </w:p>
+    <w:p>
+      <w:pPr>
+        <w:pBdr>
+          <w:top w:space="0" w:sz="0" w:val="nil"/>
+          <w:left w:space="0" w:sz="0" w:val="nil"/>
+          <w:bottom w:space="0" w:sz="0" w:val="nil"/>
+          <w:right w:space="0" w:sz="0" w:val="nil"/>
+          <w:between w:space="0" w:sz="0" w:val="nil"/>
+        </w:pBdr>
+        <w:shd w:fill="auto" w:val="clear"/>
+        <w:spacing w:line="300" w:lineRule="auto"/>
+        <w:rPr>
+          <w:rFonts w:ascii="Arial" w:cs="Arial" w:eastAsia="Arial" w:hAnsi="Arial"/>
+          <w:color w:val="333333"/>
+        </w:rPr>
+      </w:pPr>
+      <w:r>
+        <w:rPr>
+          <w:rFonts w:ascii="Arial" w:cs="Arial" w:eastAsia="Arial" w:hAnsi="Arial"/>
+          <w:b w:val="1"/>
+          <w:bCs w:val="1"/>
+          <w:color w:val="333333"/>
+          <w:rtl w:val="0"/>
+        </w:rPr>
+        <w:t xml:space="preserve">Prompt 5:</w:t>
+      </w:r>
+      <w:r>
+        <w:rPr>
+          <w:rFonts w:ascii="Arial" w:cs="Arial" w:eastAsia="Arial" w:hAnsi="Arial"/>
+          <w:color w:val="333333"/>
+          <w:rtl w:val="0"/>
+        </w:rPr>
+        <w:t xml:space="preserve"> Build an asymmetric rate calculation module. Enforce a hard physical system-wide charging ceiling of 7.0 kW total (~3.5 kW per inverter, staying inside the cool 0.25C zone) and a hard chemical discharge floor of 2.0 kW total (~1.0 kW per inverter) during idle baseline periods to eliminate high-frequency transistor switching wear. When calculating the Summer Dynamic Twilight Export, divide the remaining solar surplus volume by the total available time window until 23:30 to output a perfectly linear, low-current export rate. For the 6:00 PM Winter EV window, calculate the precise Wh deficit needed to sustain the home until midnight and extract that power at the lowest necessary charge rate that satisfies the 1-hour window constraint.</w:t>
+      </w:r>
+    </w:p>
+    <w:p>
+      <w:pPr>
+        <w:pBdr>
+          <w:top w:space="0" w:sz="0" w:val="nil"/>
+          <w:left w:space="0" w:sz="0" w:val="nil"/>
+          <w:bottom w:space="0" w:sz="0" w:val="nil"/>
+          <w:right w:space="0" w:sz="0" w:val="nil"/>
+          <w:between w:space="0" w:sz="0" w:val="nil"/>
+        </w:pBdr>
+        <w:shd w:fill="auto" w:val="clear"/>
+        <w:spacing w:line="300" w:lineRule="auto"/>
+        <w:rPr>
+          <w:rFonts w:ascii="Arial" w:cs="Arial" w:eastAsia="Arial" w:hAnsi="Arial"/>
+          <w:color w:val="333333"/>
+        </w:rPr>
+      </w:pPr>
+      <w:r>
+        <w:rPr>
+          <w:rFonts w:ascii="Arial" w:cs="Arial" w:eastAsia="Arial" w:hAnsi="Arial"/>
+          <w:b w:val="1"/>
+          <w:bCs w:val="1"/>
+          <w:color w:val="333333"/>
+          <w:rtl w:val="0"/>
+        </w:rPr>
+        <w:t xml:space="preserve">Testing &amp; Validation:</w:t>
+      </w:r>
+      <w:r>
+        <w:rPr>
+          <w:rFonts w:ascii="Arial" w:cs="Arial" w:eastAsia="Arial" w:hAnsi="Arial"/>
+          <w:color w:val="333333"/>
+          <w:rtl w:val="0"/>
+        </w:rPr>
+        <w:t xml:space="preserve"> Pass a scenario requiring 6 kWh of energy injection across a simulated 2-hour window. Expected Outcome: The module must output a sustained, perfectly flat charging target command of exactly 3 kW total (1.5 kW to the master inverter) rather than a high-current 6 kW blast for 1 hour followed by idling.</w:t>
+      </w:r>
+    </w:p>
+    <w:p>
+      <w:pPr>
+        <w:pBdr>
+          <w:top w:space="0" w:sz="0" w:val="nil"/>
+          <w:left w:space="0" w:sz="0" w:val="nil"/>
+          <w:bottom w:space="0" w:sz="0" w:val="nil"/>
+          <w:right w:space="0" w:sz="0" w:val="nil"/>
+          <w:between w:space="0" w:sz="0" w:val="nil"/>
+        </w:pBdr>
+        <w:shd w:fill="auto" w:val="clear"/>
+        <w:spacing w:line="300" w:lineRule="auto"/>
+        <w:rPr>
+          <w:rFonts w:ascii="Arial" w:cs="Arial" w:eastAsia="Arial" w:hAnsi="Arial"/>
+          <w:color w:val="333333"/>
+        </w:rPr>
+      </w:pPr>
+      <w:r>
+        <w:rPr>
+          <w:rFonts w:ascii="Arial" w:cs="Arial" w:eastAsia="Arial" w:hAnsi="Arial"/>
+          <w:b w:val="1"/>
+          <w:bCs w:val="1"/>
+          <w:color w:val="333333"/>
+          <w:rtl w:val="0"/>
+        </w:rPr>
+        <w:t xml:space="preserve">Git Management:</w:t>
+      </w:r>
+      <w:r>
+        <w:rPr>
+          <w:rFonts w:ascii="Arial" w:cs="Arial" w:eastAsia="Arial" w:hAnsi="Arial"/>
+          <w:color w:val="333333"/>
+          <w:rtl w:val="0"/>
+        </w:rPr>
+        <w:t xml:space="preserve"> Branch name: feature/rate-throttler.</w:t>
+      </w:r>
+    </w:p>
+    <w:p>
+      <w:pPr>
+        <w:pBdr>
+          <w:top w:space="0" w:sz="0" w:val="nil"/>
+          <w:left w:space="0" w:sz="0" w:val="nil"/>
+          <w:bottom w:space="0" w:sz="0" w:val="nil"/>
+          <w:right w:space="0" w:sz="0" w:val="nil"/>
+          <w:between w:space="0" w:sz="0" w:val="nil"/>
+        </w:pBdr>
+        <w:shd w:fill="auto" w:val="clear"/>
+        <w:spacing w:after="240" w:lineRule="auto"/>
+        <w:rPr>
+          <w:rFonts w:ascii="Arial" w:cs="Arial" w:eastAsia="Arial" w:hAnsi="Arial"/>
+          <w:color w:val="333333"/>
+        </w:rPr>
+      </w:pPr>
+      <w:r>
+        <w:rPr>
+          <w:rtl w:val="0"/>
+        </w:rPr>
+      </w:r>
+    </w:p>
+    <w:p>
+      <w:pPr>
+        <w:pStyle w:val="Heading3"/>
+        <w:pBdr>
+          <w:top w:space="0" w:sz="0" w:val="nil"/>
+          <w:left w:space="0" w:sz="0" w:val="nil"/>
+          <w:bottom w:space="0" w:sz="0" w:val="nil"/>
+          <w:right w:space="0" w:sz="0" w:val="nil"/>
+          <w:between w:space="0" w:sz="0" w:val="nil"/>
+        </w:pBdr>
+        <w:shd w:fill="auto" w:val="clear"/>
+        <w:spacing w:line="300" w:lineRule="auto"/>
+        <w:rPr>
+          <w:rFonts w:ascii="Arial" w:cs="Arial" w:eastAsia="Arial" w:hAnsi="Arial"/>
+          <w:color w:val="2b6cb0"/>
+        </w:rPr>
+      </w:pPr>
+      <w:r>
+        <w:rPr>
+          <w:rFonts w:ascii="Arial" w:cs="Arial" w:eastAsia="Arial" w:hAnsi="Arial"/>
+          <w:color w:val="2b6cb0"/>
+          <w:rtl w:val="0"/>
+        </w:rPr>
+        <w:t xml:space="preserve">Module 6: Environmental State Confidence Gate</w:t>
+      </w:r>
+    </w:p>
+    <w:p>
+      <w:pPr>
+        <w:pBdr>
+          <w:top w:space="0" w:sz="0" w:val="nil"/>
+          <w:left w:space="0" w:sz="0" w:val="nil"/>
+          <w:bottom w:space="0" w:sz="0" w:val="nil"/>
+          <w:right w:space="0" w:sz="0" w:val="nil"/>
+          <w:between w:space="0" w:sz="0" w:val="nil"/>
+        </w:pBdr>
+        <w:shd w:fill="auto" w:val="clear"/>
+        <w:spacing w:line="300" w:lineRule="auto"/>
+        <w:rPr>
+          <w:rFonts w:ascii="Arial" w:cs="Arial" w:eastAsia="Arial" w:hAnsi="Arial"/>
+          <w:color w:val="333333"/>
+        </w:rPr>
+      </w:pPr>
+      <w:r>
+        <w:rPr>
+          <w:rFonts w:ascii="Arial" w:cs="Arial" w:eastAsia="Arial" w:hAnsi="Arial"/>
+          <w:b w:val="1"/>
+          <w:bCs w:val="1"/>
+          <w:color w:val="333333"/>
+          <w:rtl w:val="0"/>
+        </w:rPr>
+        <w:t xml:space="preserve">Why This Matters &amp; Real-World Context:</w:t>
+      </w:r>
+      <w:r>
+        <w:rPr>
+          <w:rFonts w:ascii="Arial" w:cs="Arial" w:eastAsia="Arial" w:hAnsi="Arial"/>
+          <w:color w:val="333333"/>
+          <w:rtl w:val="0"/>
+        </w:rPr>
+        <w:t xml:space="preserve"> Standard rolling 30-day trials run in a single season create an illusion of safety. Running a 30-day shadow trial in July will thoroughly stress-test your summer export code paths, but it leaves the winter EV peak surge logic completely unexercised. Activating the software under those conditions means the first real-world test of the winter code occurs with live money and live hardware. The activation gate must require specific, verified seasonal data coverage or a full synthetic regression simulation before permitting write operations.</w:t>
+      </w:r>
+    </w:p>
+    <w:p>
+      <w:pPr>
+        <w:pBdr>
+          <w:top w:space="0" w:sz="0" w:val="nil"/>
+          <w:left w:space="0" w:sz="0" w:val="nil"/>
+          <w:bottom w:space="0" w:sz="0" w:val="nil"/>
+          <w:right w:space="0" w:sz="0" w:val="nil"/>
+          <w:between w:space="0" w:sz="0" w:val="nil"/>
+        </w:pBdr>
+        <w:shd w:fill="auto" w:val="clear"/>
+        <w:spacing w:line="300" w:lineRule="auto"/>
+        <w:rPr>
+          <w:rFonts w:ascii="Arial" w:cs="Arial" w:eastAsia="Arial" w:hAnsi="Arial"/>
+          <w:color w:val="333333"/>
+        </w:rPr>
+      </w:pPr>
+      <w:r>
+        <w:rPr>
+          <w:rFonts w:ascii="Arial" w:cs="Arial" w:eastAsia="Arial" w:hAnsi="Arial"/>
+          <w:b w:val="1"/>
+          <w:bCs w:val="1"/>
+          <w:color w:val="333333"/>
+          <w:rtl w:val="0"/>
+        </w:rPr>
+        <w:t xml:space="preserve">Prompt 6:</w:t>
+      </w:r>
+      <w:r>
+        <w:rPr>
+          <w:rFonts w:ascii="Arial" w:cs="Arial" w:eastAsia="Arial" w:hAnsi="Arial"/>
+          <w:color w:val="333333"/>
+          <w:rtl w:val="0"/>
+        </w:rPr>
+        <w:t xml:space="preserve"> Implement a gate check named EnvironmentalStateGate that controls the global variable SYSTEM_PRODUCTION_LIVE = False. The script must refuse to flip this variable to True unless the local SQLite database verifies that the software has successfully run in a read-only Shadow Mode for a minimum of 14 consecutive days matching the active seasonal weather path (Winter, Summer, or Shoulder). Alternatively, implement an integration script that runs a synthetic regression test using archived historical winter telemetry files. The engine must verify that the simulation resulted in a net positive financial return and experienced zero unhandled exceptions before unlocking write permissions.</w:t>
+      </w:r>
+    </w:p>
+    <w:p>
+      <w:pPr>
+        <w:pBdr>
+          <w:top w:space="0" w:sz="0" w:val="nil"/>
+          <w:left w:space="0" w:sz="0" w:val="nil"/>
+          <w:bottom w:space="0" w:sz="0" w:val="nil"/>
+          <w:right w:space="0" w:sz="0" w:val="nil"/>
+          <w:between w:space="0" w:sz="0" w:val="nil"/>
+        </w:pBdr>
+        <w:shd w:fill="auto" w:val="clear"/>
+        <w:spacing w:line="300" w:lineRule="auto"/>
+        <w:rPr>
+          <w:rFonts w:ascii="Arial" w:cs="Arial" w:eastAsia="Arial" w:hAnsi="Arial"/>
+          <w:color w:val="333333"/>
+        </w:rPr>
+      </w:pPr>
+      <w:r>
+        <w:rPr>
+          <w:rFonts w:ascii="Arial" w:cs="Arial" w:eastAsia="Arial" w:hAnsi="Arial"/>
+          <w:b w:val="1"/>
+          <w:bCs w:val="1"/>
+          <w:color w:val="333333"/>
+          <w:rtl w:val="0"/>
+        </w:rPr>
+        <w:t xml:space="preserve">Testing &amp; Validation:</w:t>
+      </w:r>
+      <w:r>
+        <w:rPr>
+          <w:rFonts w:ascii="Arial" w:cs="Arial" w:eastAsia="Arial" w:hAnsi="Arial"/>
+          <w:color w:val="333333"/>
+          <w:rtl w:val="0"/>
+        </w:rPr>
+        <w:t xml:space="preserve"> Mock a 30-day shadow data history compiled entirely during summer conditions and attempt to execute a live winter activation. Expected Outcome: The system must successfully catch the seasonal mismatch, keep SYSTEM_PRODUCTION_LIVE firmly at False, log a security lock alert, and force the daemon to remain strictly in read-only Shadow Mode.</w:t>
+      </w:r>
+    </w:p>
+    <w:p>
+      <w:pPr>
+        <w:pBdr>
+          <w:top w:space="0" w:sz="0" w:val="nil"/>
+          <w:left w:space="0" w:sz="0" w:val="nil"/>
+          <w:bottom w:space="0" w:sz="0" w:val="nil"/>
+          <w:right w:space="0" w:sz="0" w:val="nil"/>
+          <w:between w:space="0" w:sz="0" w:val="nil"/>
+        </w:pBdr>
+        <w:shd w:fill="auto" w:val="clear"/>
+        <w:spacing w:line="300" w:lineRule="auto"/>
+        <w:rPr>
+          <w:rFonts w:ascii="Arial" w:cs="Arial" w:eastAsia="Arial" w:hAnsi="Arial"/>
+          <w:color w:val="333333"/>
+        </w:rPr>
+      </w:pPr>
+      <w:r>
+        <w:rPr>
+          <w:rFonts w:ascii="Arial" w:cs="Arial" w:eastAsia="Arial" w:hAnsi="Arial"/>
+          <w:b w:val="1"/>
+          <w:bCs w:val="1"/>
+          <w:color w:val="333333"/>
+          <w:rtl w:val="0"/>
+        </w:rPr>
+        <w:t xml:space="preserve">Git Management:</w:t>
+      </w:r>
+      <w:r>
+        <w:rPr>
+          <w:rFonts w:ascii="Arial" w:cs="Arial" w:eastAsia="Arial" w:hAnsi="Arial"/>
+          <w:color w:val="333333"/>
+          <w:rtl w:val="0"/>
+        </w:rPr>
+        <w:t xml:space="preserve"> Branch name: feature/confidence-gate.</w:t>
+      </w:r>
+    </w:p>
+    <w:p>
+      <w:pPr>
+        <w:pBdr>
+          <w:top w:space="0" w:sz="0" w:val="nil"/>
+          <w:left w:space="0" w:sz="0" w:val="nil"/>
+          <w:bottom w:space="0" w:sz="0" w:val="nil"/>
+          <w:right w:space="0" w:sz="0" w:val="nil"/>
+          <w:between w:space="0" w:sz="0" w:val="nil"/>
+        </w:pBdr>
+        <w:shd w:fill="auto" w:val="clear"/>
+        <w:spacing w:after="240" w:lineRule="auto"/>
+        <w:rPr>
+          <w:rFonts w:ascii="Arial" w:cs="Arial" w:eastAsia="Arial" w:hAnsi="Arial"/>
+          <w:color w:val="333333"/>
+        </w:rPr>
+      </w:pPr>
+      <w:r>
+        <w:rPr>
+          <w:rtl w:val="0"/>
+        </w:rPr>
+      </w:r>
+    </w:p>
+    <w:p>
+      <w:pPr>
+        <w:pStyle w:val="Heading3"/>
+        <w:pBdr>
+          <w:top w:space="0" w:sz="0" w:val="nil"/>
+          <w:left w:space="0" w:sz="0" w:val="nil"/>
+          <w:bottom w:space="0" w:sz="0" w:val="nil"/>
+          <w:right w:space="0" w:sz="0" w:val="nil"/>
+          <w:between w:space="0" w:sz="0" w:val="nil"/>
+        </w:pBdr>
+        <w:shd w:fill="auto" w:val="clear"/>
+        <w:spacing w:line="300" w:lineRule="auto"/>
+        <w:rPr>
+          <w:rFonts w:ascii="Arial" w:cs="Arial" w:eastAsia="Arial" w:hAnsi="Arial"/>
+          <w:color w:val="2b6cb0"/>
+        </w:rPr>
+      </w:pPr>
+      <w:r>
+        <w:rPr>
+          <w:rFonts w:ascii="Arial" w:cs="Arial" w:eastAsia="Arial" w:hAnsi="Arial"/>
+          <w:color w:val="2b6cb0"/>
+          <w:rtl w:val="0"/>
+        </w:rPr>
+        <w:t xml:space="preserve">Module 7: Octopus Energy REST API Integration &amp; DNO Export Clamp</w:t>
+      </w:r>
+    </w:p>
+    <w:p>
+      <w:pPr>
+        <w:pBdr>
+          <w:top w:space="0" w:sz="0" w:val="nil"/>
+          <w:left w:space="0" w:sz="0" w:val="nil"/>
+          <w:bottom w:space="0" w:sz="0" w:val="nil"/>
+          <w:right w:space="0" w:sz="0" w:val="nil"/>
+          <w:between w:space="0" w:sz="0" w:val="nil"/>
+        </w:pBdr>
+        <w:shd w:fill="auto" w:val="clear"/>
+        <w:spacing w:line="300" w:lineRule="auto"/>
+        <w:rPr>
+          <w:rFonts w:ascii="Arial" w:cs="Arial" w:eastAsia="Arial" w:hAnsi="Arial"/>
+          <w:color w:val="333333"/>
+        </w:rPr>
+      </w:pPr>
+      <w:r>
+        <w:rPr>
+          <w:rFonts w:ascii="Arial" w:cs="Arial" w:eastAsia="Arial" w:hAnsi="Arial"/>
+          <w:b w:val="1"/>
+          <w:bCs w:val="1"/>
+          <w:color w:val="333333"/>
+          <w:rtl w:val="0"/>
+        </w:rPr>
+        <w:t xml:space="preserve">Why This Matters &amp; Real-World Context:</w:t>
+      </w:r>
+      <w:r>
+        <w:rPr>
+          <w:rFonts w:ascii="Arial" w:cs="Arial" w:eastAsia="Arial" w:hAnsi="Arial"/>
+          <w:color w:val="333333"/>
+          <w:rtl w:val="0"/>
+        </w:rPr>
+        <w:t xml:space="preserve"> Baking hardcoded tariff rates directly into an energy engine creates an brittle application that will break the moment a utility modifies its pricing matrix. Tariffs must be dynamically pulled from a live API. Crucially, the system must respect your legal District Network Operator (DNO) export limit agreement under local grid regulations. If your software calculates an aggressive twilight export rate that breaches your legal DNO threshold, the system risks grid penalties or equipment isolation.</w:t>
+      </w:r>
+    </w:p>
+    <w:p>
+      <w:pPr>
+        <w:pBdr>
+          <w:top w:space="0" w:sz="0" w:val="nil"/>
+          <w:left w:space="0" w:sz="0" w:val="nil"/>
+          <w:bottom w:space="0" w:sz="0" w:val="nil"/>
+          <w:right w:space="0" w:sz="0" w:val="nil"/>
+          <w:between w:space="0" w:sz="0" w:val="nil"/>
+        </w:pBdr>
+        <w:shd w:fill="auto" w:val="clear"/>
+        <w:spacing w:line="300" w:lineRule="auto"/>
+        <w:rPr>
+          <w:rFonts w:ascii="Arial" w:cs="Arial" w:eastAsia="Arial" w:hAnsi="Arial"/>
+          <w:color w:val="333333"/>
+        </w:rPr>
+      </w:pPr>
+      <w:r>
+        <w:rPr>
+          <w:rFonts w:ascii="Arial" w:cs="Arial" w:eastAsia="Arial" w:hAnsi="Arial"/>
+          <w:b w:val="1"/>
+          <w:bCs w:val="1"/>
+          <w:color w:val="333333"/>
+          <w:rtl w:val="0"/>
+        </w:rPr>
+        <w:t xml:space="preserve">Prompt 7:</w:t>
+      </w:r>
+      <w:r>
+        <w:rPr>
+          <w:rFonts w:ascii="Arial" w:cs="Arial" w:eastAsia="Arial" w:hAnsi="Arial"/>
+          <w:color w:val="333333"/>
+          <w:rtl w:val="0"/>
+        </w:rPr>
+        <w:t xml:space="preserve"> Integrate a REST HTTP client module utilizing aiohttp to pull live pricing data from the official Octopus Energy API (/v1/products/ endpoints). The module must dynamically track upcoming half-hourly pricing rates for your active Intelligent Octopus Go profile. Inject a rigid, unchangeable software parameter ceiling named DNO_MAX_EXPORT_LIMIT_W into the top-level configurations. Ensure that regardless of what the strategic or machine-learning engines calculate for twilight exports, the final output code block clamps the master inverter write register to never exceed this legal grid boundary.</w:t>
+      </w:r>
+    </w:p>
+    <w:p>
+      <w:pPr>
+        <w:pBdr>
+          <w:top w:space="0" w:sz="0" w:val="nil"/>
+          <w:left w:space="0" w:sz="0" w:val="nil"/>
+          <w:bottom w:space="0" w:sz="0" w:val="nil"/>
+          <w:right w:space="0" w:sz="0" w:val="nil"/>
+          <w:between w:space="0" w:sz="0" w:val="nil"/>
+        </w:pBdr>
+        <w:shd w:fill="auto" w:val="clear"/>
+        <w:spacing w:line="300" w:lineRule="auto"/>
+        <w:rPr>
+          <w:rFonts w:ascii="Arial" w:cs="Arial" w:eastAsia="Arial" w:hAnsi="Arial"/>
+          <w:color w:val="333333"/>
+        </w:rPr>
+      </w:pPr>
+      <w:r>
+        <w:rPr>
+          <w:rFonts w:ascii="Arial" w:cs="Arial" w:eastAsia="Arial" w:hAnsi="Arial"/>
+          <w:b w:val="1"/>
+          <w:bCs w:val="1"/>
+          <w:color w:val="333333"/>
+          <w:rtl w:val="0"/>
+        </w:rPr>
+        <w:t xml:space="preserve">Testing &amp; Validation:</w:t>
+      </w:r>
+      <w:r>
+        <w:rPr>
+          <w:rFonts w:ascii="Arial" w:cs="Arial" w:eastAsia="Arial" w:hAnsi="Arial"/>
+          <w:color w:val="333333"/>
+          <w:rtl w:val="0"/>
+        </w:rPr>
+        <w:t xml:space="preserve"> Force the strategy engine to request a high 8 kW export rate while DNO_MAX_EXPORT_LIMIT_W is set to a strict 3.68 kW. Expected Outcome: The integration module must intercept the command, cap the final register output value to exactly 3680W, and issue a safety compliance log event.</w:t>
+      </w:r>
+    </w:p>
+    <w:p>
+      <w:pPr>
+        <w:pBdr>
+          <w:top w:space="0" w:sz="0" w:val="nil"/>
+          <w:left w:space="0" w:sz="0" w:val="nil"/>
+          <w:bottom w:space="0" w:sz="0" w:val="nil"/>
+          <w:right w:space="0" w:sz="0" w:val="nil"/>
+          <w:between w:space="0" w:sz="0" w:val="nil"/>
+        </w:pBdr>
+        <w:shd w:fill="auto" w:val="clear"/>
+        <w:spacing w:line="300" w:lineRule="auto"/>
+        <w:rPr>
+          <w:rFonts w:ascii="Arial" w:cs="Arial" w:eastAsia="Arial" w:hAnsi="Arial"/>
+          <w:color w:val="333333"/>
+        </w:rPr>
+      </w:pPr>
+      <w:r>
+        <w:rPr>
+          <w:rFonts w:ascii="Arial" w:cs="Arial" w:eastAsia="Arial" w:hAnsi="Arial"/>
+          <w:b w:val="1"/>
+          <w:bCs w:val="1"/>
+          <w:color w:val="333333"/>
+          <w:rtl w:val="0"/>
+        </w:rPr>
+        <w:t xml:space="preserve">Git Management:</w:t>
+      </w:r>
+      <w:r>
+        <w:rPr>
+          <w:rFonts w:ascii="Arial" w:cs="Arial" w:eastAsia="Arial" w:hAnsi="Arial"/>
+          <w:color w:val="333333"/>
+          <w:rtl w:val="0"/>
+        </w:rPr>
+        <w:t xml:space="preserve"> Branch name: feature/octopus-api.</w:t>
+      </w:r>
+    </w:p>
+    <w:p>
+      <w:pPr>
+        <w:pBdr>
+          <w:top w:space="0" w:sz="0" w:val="nil"/>
+          <w:left w:space="0" w:sz="0" w:val="nil"/>
+          <w:bottom w:space="0" w:sz="0" w:val="nil"/>
+          <w:right w:space="0" w:sz="0" w:val="nil"/>
+          <w:between w:space="0" w:sz="0" w:val="nil"/>
+        </w:pBdr>
+        <w:shd w:fill="auto" w:val="clear"/>
+        <w:spacing w:after="240" w:lineRule="auto"/>
+        <w:rPr>
+          <w:rFonts w:ascii="Arial" w:cs="Arial" w:eastAsia="Arial" w:hAnsi="Arial"/>
+          <w:color w:val="333333"/>
+        </w:rPr>
+      </w:pPr>
+      <w:r>
+        <w:rPr>
+          <w:rtl w:val="0"/>
+        </w:rPr>
+      </w:r>
+    </w:p>
+    <w:p>
+      <w:pPr>
+        <w:pStyle w:val="Heading3"/>
+        <w:pBdr>
+          <w:top w:space="0" w:sz="0" w:val="nil"/>
+          <w:left w:space="0" w:sz="0" w:val="nil"/>
+          <w:bottom w:space="0" w:sz="0" w:val="nil"/>
+          <w:right w:space="0" w:sz="0" w:val="nil"/>
+          <w:between w:space="0" w:sz="0" w:val="nil"/>
+        </w:pBdr>
+        <w:shd w:fill="auto" w:val="clear"/>
+        <w:spacing w:line="300" w:lineRule="auto"/>
+        <w:rPr>
+          <w:rFonts w:ascii="Arial" w:cs="Arial" w:eastAsia="Arial" w:hAnsi="Arial"/>
+          <w:color w:val="2b6cb0"/>
+        </w:rPr>
+      </w:pPr>
+      <w:r>
+        <w:rPr>
+          <w:rFonts w:ascii="Arial" w:cs="Arial" w:eastAsia="Arial" w:hAnsi="Arial"/>
+          <w:color w:val="2b6cb0"/>
+          <w:rtl w:val="0"/>
+        </w:rPr>
+        <w:t xml:space="preserve">Module 8: WhatsApp Operational Notification Gateway</w:t>
+      </w:r>
+    </w:p>
+    <w:p>
+      <w:pPr>
+        <w:pBdr>
+          <w:top w:space="0" w:sz="0" w:val="nil"/>
+          <w:left w:space="0" w:sz="0" w:val="nil"/>
+          <w:bottom w:space="0" w:sz="0" w:val="nil"/>
+          <w:right w:space="0" w:sz="0" w:val="nil"/>
+          <w:between w:space="0" w:sz="0" w:val="nil"/>
+        </w:pBdr>
+        <w:shd w:fill="auto" w:val="clear"/>
+        <w:spacing w:line="300" w:lineRule="auto"/>
+        <w:rPr>
+          <w:rFonts w:ascii="Arial" w:cs="Arial" w:eastAsia="Arial" w:hAnsi="Arial"/>
+          <w:color w:val="333333"/>
+        </w:rPr>
+      </w:pPr>
+      <w:r>
+        <w:rPr>
+          <w:rFonts w:ascii="Arial" w:cs="Arial" w:eastAsia="Arial" w:hAnsi="Arial"/>
+          <w:b w:val="1"/>
+          <w:bCs w:val="1"/>
+          <w:color w:val="333333"/>
+          <w:rtl w:val="0"/>
+        </w:rPr>
+        <w:t xml:space="preserve">Why This Matters &amp; Real-World Context:</w:t>
+      </w:r>
+      <w:r>
+        <w:rPr>
+          <w:rFonts w:ascii="Arial" w:cs="Arial" w:eastAsia="Arial" w:hAnsi="Arial"/>
+          <w:color w:val="333333"/>
+          <w:rtl w:val="0"/>
+        </w:rPr>
+        <w:t xml:space="preserve"> Real-time operational transparency is necessary for any home automation loop, but a poorly managed alerting layer will spam your phone continuously during a heavy cooking or heating event. If a domestic demand spike breaches the active inverter battery cap, the system should issue an immediate alert, but it must instantly trigger a localized cooldown window to suppress subsequent messages while the load remains sustained.</w:t>
+      </w:r>
+    </w:p>
+    <w:p>
+      <w:pPr>
+        <w:pBdr>
+          <w:top w:space="0" w:sz="0" w:val="nil"/>
+          <w:left w:space="0" w:sz="0" w:val="nil"/>
+          <w:bottom w:space="0" w:sz="0" w:val="nil"/>
+          <w:right w:space="0" w:sz="0" w:val="nil"/>
+          <w:between w:space="0" w:sz="0" w:val="nil"/>
+        </w:pBdr>
+        <w:shd w:fill="auto" w:val="clear"/>
+        <w:spacing w:line="300" w:lineRule="auto"/>
+        <w:rPr>
+          <w:rFonts w:ascii="Arial" w:cs="Arial" w:eastAsia="Arial" w:hAnsi="Arial"/>
+          <w:color w:val="333333"/>
+        </w:rPr>
+      </w:pPr>
+      <w:r>
+        <w:rPr>
+          <w:rFonts w:ascii="Arial" w:cs="Arial" w:eastAsia="Arial" w:hAnsi="Arial"/>
+          <w:b w:val="1"/>
+          <w:bCs w:val="1"/>
+          <w:color w:val="333333"/>
+          <w:rtl w:val="0"/>
+        </w:rPr>
+        <w:t xml:space="preserve">Prompt 8:</w:t>
+      </w:r>
+      <w:r>
+        <w:rPr>
+          <w:rFonts w:ascii="Arial" w:cs="Arial" w:eastAsia="Arial" w:hAnsi="Arial"/>
+          <w:color w:val="333333"/>
+          <w:rtl w:val="0"/>
+        </w:rPr>
+        <w:t xml:space="preserve"> Write a notification handler utilizing the CallMeBot API to dispatch formatted WhatsApp alerts. Implement two strict communication structures:</w:t>
+      </w:r>
+    </w:p>
+    <w:p>
+      <w:pPr>
+        <w:numPr>
+          <w:ilvl w:val="0"/>
+          <w:numId w:val="2"/>
+        </w:numPr>
+        <w:pBdr>
+          <w:top w:space="0" w:sz="0" w:val="nil"/>
+          <w:left w:space="0" w:sz="0" w:val="nil"/>
+          <w:bottom w:space="0" w:sz="0" w:val="nil"/>
+          <w:right w:space="0" w:sz="0" w:val="nil"/>
+          <w:between w:space="0" w:sz="0" w:val="nil"/>
+        </w:pBdr>
+        <w:shd w:fill="auto" w:val="clear"/>
+        <w:spacing w:line="300" w:lineRule="auto"/>
+        <w:ind w:left="600" w:hanging="360"/>
+      </w:pPr>
+      <w:r>
+        <w:rPr>
+          <w:rFonts w:ascii="Arial" w:cs="Arial" w:eastAsia="Arial" w:hAnsi="Arial"/>
+          <w:b w:val="1"/>
+          <w:bCs w:val="1"/>
+          <w:color w:val="333333"/>
+          <w:rtl w:val="0"/>
+        </w:rPr>
+        <w:t xml:space="preserve">The Weekly Auto-Tune Digest:</w:t>
+      </w:r>
+      <w:r>
+        <w:rPr>
+          <w:rFonts w:ascii="Arial" w:cs="Arial" w:eastAsia="Arial" w:hAnsi="Arial"/>
+          <w:color w:val="333333"/>
+          <w:rtl w:val="0"/>
+        </w:rPr>
+        <w:t xml:space="preserve"> Dispatched every Sunday morning at 08:00 following the Module 3 training run. Format: </w:t>
+      </w:r>
+      <w:r>
+        <w:rPr>
+          <w:rFonts w:ascii="Arial" w:cs="Arial" w:eastAsia="Arial" w:hAnsi="Arial"/>
+          <w:i w:val="1"/>
+          <w:iCs w:val="1"/>
+          <w:color w:val="333333"/>
+          <w:rtl w:val="0"/>
+        </w:rPr>
+        <w:t xml:space="preserve">"🤖 SolaX Auto-Tune Alert: New household peak load model compiled. Trailing 30D Peak: [X] kW. Applied 20% Safety Cap: [Y] kW. Status: Symmetrical Modbus limits updated successfully."</w:t>
+      </w:r>
+    </w:p>
+    <w:p>
+      <w:pPr>
+        <w:numPr>
+          <w:ilvl w:val="0"/>
+          <w:numId w:val="2"/>
+        </w:numPr>
+        <w:pBdr>
+          <w:top w:space="0" w:sz="0" w:val="nil"/>
+          <w:left w:space="0" w:sz="0" w:val="nil"/>
+          <w:bottom w:space="0" w:sz="0" w:val="nil"/>
+          <w:right w:space="0" w:sz="0" w:val="nil"/>
+          <w:between w:space="0" w:sz="0" w:val="nil"/>
+        </w:pBdr>
+        <w:shd w:fill="auto" w:val="clear"/>
+        <w:spacing w:line="300" w:lineRule="auto"/>
+        <w:ind w:left="600" w:hanging="360"/>
+      </w:pPr>
+      <w:r>
+        <w:rPr>
+          <w:rFonts w:ascii="Arial" w:cs="Arial" w:eastAsia="Arial" w:hAnsi="Arial"/>
+          <w:b w:val="1"/>
+          <w:bCs w:val="1"/>
+          <w:color w:val="333333"/>
+          <w:rtl w:val="0"/>
+        </w:rPr>
+        <w:t xml:space="preserve">The Load Surge Guardrail Alert:</w:t>
+      </w:r>
+      <w:r>
+        <w:rPr>
+          <w:rFonts w:ascii="Arial" w:cs="Arial" w:eastAsia="Arial" w:hAnsi="Arial"/>
+          <w:color w:val="333333"/>
+          <w:rtl w:val="0"/>
+        </w:rPr>
+        <w:t xml:space="preserve"> Triggered in real time if Current_House_Load_W exceeds the active battery register cap. Upon firing, the script must write a 30-minute lock variable to memory. Suppress all subsequent load surge alerts during this cooldown period to prevent alerting fatigue. Format: </w:t>
+      </w:r>
+      <w:r>
+        <w:rPr>
+          <w:rFonts w:ascii="Arial" w:cs="Arial" w:eastAsia="Arial" w:hAnsi="Arial"/>
+          <w:i w:val="1"/>
+          <w:iCs w:val="1"/>
+          <w:color w:val="333333"/>
+          <w:rtl w:val="0"/>
+        </w:rPr>
+        <w:t xml:space="preserve">"⚠️ SolaX Load Surge Warning: Domestic demand has breached the active battery cap. Current House Draw: [X] kW. Active Battery Cap: [Y] kW. Grid Import: [Z] kW. Alert cooling down for 30 minutes."</w:t>
+      </w:r>
+    </w:p>
+    <w:p>
+      <w:pPr>
+        <w:pBdr>
+          <w:top w:space="0" w:sz="0" w:val="nil"/>
+          <w:left w:space="0" w:sz="0" w:val="nil"/>
+          <w:bottom w:space="0" w:sz="0" w:val="nil"/>
+          <w:right w:space="0" w:sz="0" w:val="nil"/>
+          <w:between w:space="0" w:sz="0" w:val="nil"/>
+        </w:pBdr>
+        <w:shd w:fill="auto" w:val="clear"/>
+        <w:rPr>
+          <w:rFonts w:ascii="Arial" w:cs="Arial" w:eastAsia="Arial" w:hAnsi="Arial"/>
+          <w:i w:val="1"/>
+          <w:iCs w:val="1"/>
+          <w:color w:val="333333"/>
+        </w:rPr>
+      </w:pPr>
+      <w:r>
+        <w:rPr>
+          <w:rtl w:val="0"/>
+        </w:rPr>
+      </w:r>
+    </w:p>
+    <w:p>
+      <w:pPr>
+        <w:pBdr>
+          <w:top w:space="0" w:sz="0" w:val="nil"/>
+          <w:left w:space="0" w:sz="0" w:val="nil"/>
+          <w:bottom w:space="0" w:sz="0" w:val="nil"/>
+          <w:right w:space="0" w:sz="0" w:val="nil"/>
+          <w:between w:space="0" w:sz="0" w:val="nil"/>
+        </w:pBdr>
+        <w:shd w:fill="auto" w:val="clear"/>
+        <w:spacing w:line="300" w:lineRule="auto"/>
+        <w:rPr>
+          <w:rFonts w:ascii="Arial" w:cs="Arial" w:eastAsia="Arial" w:hAnsi="Arial"/>
+          <w:color w:val="333333"/>
+        </w:rPr>
+      </w:pPr>
+      <w:r>
+        <w:rPr>
+          <w:rFonts w:ascii="Arial" w:cs="Arial" w:eastAsia="Arial" w:hAnsi="Arial"/>
+          <w:b w:val="1"/>
+          <w:bCs w:val="1"/>
+          <w:color w:val="333333"/>
+          <w:rtl w:val="0"/>
+        </w:rPr>
+        <w:t xml:space="preserve">Testing &amp; Validation:</w:t>
+      </w:r>
+      <w:r>
+        <w:rPr>
+          <w:rFonts w:ascii="Arial" w:cs="Arial" w:eastAsia="Arial" w:hAnsi="Arial"/>
+          <w:color w:val="333333"/>
+          <w:rtl w:val="0"/>
+        </w:rPr>
+        <w:t xml:space="preserve"> Simulate a sustained 45-minute heavy cooking session where domestic load continuously breaks past the active battery cap. Expected Outcome: The notification module must transmit exactly one WhatsApp alert at the initial breach second and suppress all further messages for the remaining duration of the cooking session.</w:t>
+      </w:r>
+    </w:p>
+    <w:p>
+      <w:pPr>
+        <w:pBdr>
+          <w:top w:space="0" w:sz="0" w:val="nil"/>
+          <w:left w:space="0" w:sz="0" w:val="nil"/>
+          <w:bottom w:space="0" w:sz="0" w:val="nil"/>
+          <w:right w:space="0" w:sz="0" w:val="nil"/>
+          <w:between w:space="0" w:sz="0" w:val="nil"/>
+        </w:pBdr>
+        <w:shd w:fill="auto" w:val="clear"/>
+        <w:spacing w:line="300" w:lineRule="auto"/>
+        <w:rPr>
+          <w:rFonts w:ascii="Arial" w:cs="Arial" w:eastAsia="Arial" w:hAnsi="Arial"/>
+          <w:color w:val="333333"/>
+        </w:rPr>
+      </w:pPr>
+      <w:r>
+        <w:rPr>
+          <w:rFonts w:ascii="Arial" w:cs="Arial" w:eastAsia="Arial" w:hAnsi="Arial"/>
+          <w:b w:val="1"/>
+          <w:bCs w:val="1"/>
+          <w:color w:val="333333"/>
+          <w:rtl w:val="0"/>
+        </w:rPr>
+        <w:t xml:space="preserve">Git Management:</w:t>
+      </w:r>
+      <w:r>
+        <w:rPr>
+          <w:rFonts w:ascii="Arial" w:cs="Arial" w:eastAsia="Arial" w:hAnsi="Arial"/>
+          <w:color w:val="333333"/>
+          <w:rtl w:val="0"/>
+        </w:rPr>
+        <w:t xml:space="preserve"> Branch name: feature/notifications.</w:t>
+      </w:r>
+    </w:p>
+    <w:p>
+      <w:pPr>
+        <w:pBdr>
+          <w:top w:space="0" w:sz="0" w:val="nil"/>
+          <w:left w:space="0" w:sz="0" w:val="nil"/>
+          <w:bottom w:space="0" w:sz="0" w:val="nil"/>
+          <w:right w:space="0" w:sz="0" w:val="nil"/>
+          <w:between w:space="0" w:sz="0" w:val="nil"/>
+        </w:pBdr>
+        <w:shd w:fill="auto" w:val="clear"/>
+        <w:spacing w:after="240" w:lineRule="auto"/>
+        <w:rPr>
+          <w:rFonts w:ascii="Arial" w:cs="Arial" w:eastAsia="Arial" w:hAnsi="Arial"/>
+          <w:color w:val="333333"/>
+        </w:rPr>
+      </w:pPr>
+      <w:r>
+        <w:rPr>
+          <w:rtl w:val="0"/>
+        </w:rPr>
+      </w:r>
+    </w:p>
+    <w:p>
+      <w:pPr>
+        <w:pStyle w:val="Heading3"/>
+        <w:pBdr>
+          <w:top w:space="0" w:sz="0" w:val="nil"/>
+          <w:left w:space="0" w:sz="0" w:val="nil"/>
+          <w:bottom w:space="0" w:sz="0" w:val="nil"/>
+          <w:right w:space="0" w:sz="0" w:val="nil"/>
+          <w:between w:space="0" w:sz="0" w:val="nil"/>
+        </w:pBdr>
+        <w:shd w:fill="auto" w:val="clear"/>
+        <w:spacing w:line="300" w:lineRule="auto"/>
+        <w:rPr>
+          <w:rFonts w:ascii="Arial" w:cs="Arial" w:eastAsia="Arial" w:hAnsi="Arial"/>
+          <w:color w:val="2b6cb0"/>
+        </w:rPr>
+      </w:pPr>
+      <w:r>
+        <w:rPr>
+          <w:rFonts w:ascii="Arial" w:cs="Arial" w:eastAsia="Arial" w:hAnsi="Arial"/>
+          <w:color w:val="2b6cb0"/>
+          <w:rtl w:val="0"/>
+        </w:rPr>
+        <w:t xml:space="preserve">Module 9: Hardened Linux Environment, Systemd, and Hardware Watchdogs</w:t>
+      </w:r>
+    </w:p>
+    <w:p>
+      <w:pPr>
+        <w:pBdr>
+          <w:top w:space="0" w:sz="0" w:val="nil"/>
+          <w:left w:space="0" w:sz="0" w:val="nil"/>
+          <w:bottom w:space="0" w:sz="0" w:val="nil"/>
+          <w:right w:space="0" w:sz="0" w:val="nil"/>
+          <w:between w:space="0" w:sz="0" w:val="nil"/>
+        </w:pBdr>
+        <w:shd w:fill="auto" w:val="clear"/>
+        <w:spacing w:line="300" w:lineRule="auto"/>
+        <w:rPr>
+          <w:rFonts w:ascii="Arial" w:cs="Arial" w:eastAsia="Arial" w:hAnsi="Arial"/>
+          <w:color w:val="333333"/>
+        </w:rPr>
+      </w:pPr>
+      <w:r>
+        <w:rPr>
+          <w:rFonts w:ascii="Arial" w:cs="Arial" w:eastAsia="Arial" w:hAnsi="Arial"/>
+          <w:b w:val="1"/>
+          <w:bCs w:val="1"/>
+          <w:color w:val="333333"/>
+          <w:rtl w:val="0"/>
+        </w:rPr>
+        <w:t xml:space="preserve">Why This Matters &amp; Real-World Context:</w:t>
+      </w:r>
+      <w:r>
+        <w:rPr>
+          <w:rFonts w:ascii="Arial" w:cs="Arial" w:eastAsia="Arial" w:hAnsi="Arial"/>
+          <w:color w:val="333333"/>
+          <w:rtl w:val="0"/>
+        </w:rPr>
+        <w:t xml:space="preserve"> Storing private api tokens and infrastructure passwords directly inside code repositories risks accidental open-source leaks. Furthermore, Modbus TCP operates as a completely unauthenticated, plain-text network protocol; anyone on the local network subnet can execute register rewrites. The environment must implement strict file permission masking and leverage a robust Linux background service wrapper backed by a hardware daemon watchdog. Crucially, the engineer must determine and enable the native inverter-side Modbus watchdog timeout (if supported by firmware) to ensure the hardware safely falls back to independent native control if the Raspberry Pi experiences physical hardware failure or power loss.</w:t>
+      </w:r>
+    </w:p>
+    <w:p>
+      <w:pPr>
+        <w:pBdr>
+          <w:top w:space="0" w:sz="0" w:val="nil"/>
+          <w:left w:space="0" w:sz="0" w:val="nil"/>
+          <w:bottom w:space="0" w:sz="0" w:val="nil"/>
+          <w:right w:space="0" w:sz="0" w:val="nil"/>
+          <w:between w:space="0" w:sz="0" w:val="nil"/>
+        </w:pBdr>
+        <w:shd w:fill="auto" w:val="clear"/>
+        <w:spacing w:line="300" w:lineRule="auto"/>
+        <w:rPr>
+          <w:rFonts w:ascii="Arial" w:cs="Arial" w:eastAsia="Arial" w:hAnsi="Arial"/>
+          <w:color w:val="333333"/>
+        </w:rPr>
+      </w:pPr>
+      <w:r>
+        <w:rPr>
+          <w:rFonts w:ascii="Arial" w:cs="Arial" w:eastAsia="Arial" w:hAnsi="Arial"/>
+          <w:b w:val="1"/>
+          <w:bCs w:val="1"/>
+          <w:color w:val="333333"/>
+          <w:rtl w:val="0"/>
+        </w:rPr>
+        <w:t xml:space="preserve">Prompt 9:</w:t>
+      </w:r>
+      <w:r>
+        <w:rPr>
+          <w:rFonts w:ascii="Arial" w:cs="Arial" w:eastAsia="Arial" w:hAnsi="Arial"/>
+          <w:color w:val="333333"/>
+          <w:rtl w:val="0"/>
+        </w:rPr>
+        <w:t xml:space="preserve"> Create a shell installation script setup.sh and a deployment configuration file. The script must ingest all API tokens, registration numbers, and passwords into an external .env file. Enforce strict Linux file permissions via chmod 600 .env so that only the background execution user can read the secrets. Generate an explicit .gitignore file to permanently block the environmental variables from being synced to GitHub. Write a formal systemd service unit configuration file (solax_daemon.service) to run the software 24/7 on startup.</w:t>
+      </w:r>
+    </w:p>
+    <w:p>
+      <w:pPr>
+        <w:pBdr>
+          <w:top w:space="0" w:sz="0" w:val="nil"/>
+          <w:left w:space="0" w:sz="0" w:val="nil"/>
+          <w:bottom w:space="0" w:sz="0" w:val="nil"/>
+          <w:right w:space="0" w:sz="0" w:val="nil"/>
+          <w:between w:space="0" w:sz="0" w:val="nil"/>
+        </w:pBdr>
+        <w:shd w:fill="auto" w:val="clear"/>
+        <w:spacing w:line="300" w:lineRule="auto"/>
+        <w:rPr>
+          <w:rFonts w:ascii="Arial" w:cs="Arial" w:eastAsia="Arial" w:hAnsi="Arial"/>
+          <w:color w:val="333333"/>
+        </w:rPr>
+      </w:pPr>
+      <w:r>
+        <w:rPr>
+          <w:rFonts w:ascii="Arial" w:cs="Arial" w:eastAsia="Arial" w:hAnsi="Arial"/>
+          <w:color w:val="333333"/>
+          <w:rtl w:val="0"/>
+        </w:rPr>
+        <w:t xml:space="preserve">Configure timezone-aware UTC/Europe-London datetimes throughout the python application to handle daylight savings transitions flawlessly. Incorporate an active software systemd watchdog handshake: the python application must broadcast a heartbeat pulse every 30 seconds, and the service unit must enforce WatchdogSec=60 and Restart=always to handle automatic recovery. Additionally, the setup script must include instructions to enable and configure the inverter firmware's native Modbus watchdog timeout register (if available), mapping it to default to SELF_USE if no valid controller packets are detected for 60 seconds.</w:t>
+      </w:r>
+    </w:p>
+    <w:p>
+      <w:pPr>
+        <w:pBdr>
+          <w:top w:space="0" w:sz="0" w:val="nil"/>
+          <w:left w:space="0" w:sz="0" w:val="nil"/>
+          <w:bottom w:space="0" w:sz="0" w:val="nil"/>
+          <w:right w:space="0" w:sz="0" w:val="nil"/>
+          <w:between w:space="0" w:sz="0" w:val="nil"/>
+        </w:pBdr>
+        <w:shd w:fill="auto" w:val="clear"/>
+        <w:spacing w:line="300" w:lineRule="auto"/>
+        <w:rPr>
+          <w:rFonts w:ascii="Arial" w:cs="Arial" w:eastAsia="Arial" w:hAnsi="Arial"/>
+          <w:color w:val="333333"/>
+        </w:rPr>
+      </w:pPr>
+      <w:r>
+        <w:rPr>
+          <w:rFonts w:ascii="Arial" w:cs="Arial" w:eastAsia="Arial" w:hAnsi="Arial"/>
+          <w:b w:val="1"/>
+          <w:bCs w:val="1"/>
+          <w:color w:val="333333"/>
+          <w:rtl w:val="0"/>
+        </w:rPr>
+        <w:t xml:space="preserve">Testing &amp; Validation:</w:t>
+      </w:r>
+      <w:r>
+        <w:rPr>
+          <w:rFonts w:ascii="Arial" w:cs="Arial" w:eastAsia="Arial" w:hAnsi="Arial"/>
+          <w:color w:val="333333"/>
+          <w:rtl w:val="0"/>
+        </w:rPr>
+        <w:t xml:space="preserve"> Deploy the service on a sandbox Raspberry Pi, check the file mask, and execute a </w:t>
+      </w:r>
+      <w:r>
+        <w:rPr>
+          <w:rFonts w:ascii="Arial" w:cs="Arial" w:eastAsia="Arial" w:hAnsi="Arial"/>
+          <w:b w:val="1"/>
+          <w:bCs w:val="1"/>
+          <w:color w:val="333333"/>
+          <w:rtl w:val="0"/>
+        </w:rPr>
+        <w:t xml:space="preserve">Deliberate Failure Path Test</w:t>
+      </w:r>
+      <w:r>
+        <w:rPr>
+          <w:rFonts w:ascii="Arial" w:cs="Arial" w:eastAsia="Arial" w:hAnsi="Arial"/>
+          <w:color w:val="333333"/>
+          <w:rtl w:val="0"/>
+        </w:rPr>
+        <w:t xml:space="preserve">: physically disconnect the Raspberry Pi's network cable from the local switch mid-transition. Expected Outcome: The isolated inverter units must identify the loss of controller heartbeat within their configured timeout window, reject any partially staged commands, and gracefully revert to safe native SELF_USE defaults independently without manual intervention.</w:t>
+      </w:r>
+    </w:p>
+    <w:p>
+      <w:pPr>
+        <w:pBdr>
+          <w:top w:space="0" w:sz="0" w:val="nil"/>
+          <w:left w:space="0" w:sz="0" w:val="nil"/>
+          <w:bottom w:space="0" w:sz="0" w:val="nil"/>
+          <w:right w:space="0" w:sz="0" w:val="nil"/>
+          <w:between w:space="0" w:sz="0" w:val="nil"/>
+        </w:pBdr>
+        <w:shd w:fill="auto" w:val="clear"/>
+        <w:spacing w:line="300" w:lineRule="auto"/>
+        <w:rPr>
+          <w:rFonts w:ascii="Arial" w:cs="Arial" w:eastAsia="Arial" w:hAnsi="Arial"/>
+          <w:color w:val="333333"/>
+        </w:rPr>
+      </w:pPr>
+      <w:r>
+        <w:rPr>
+          <w:rFonts w:ascii="Arial" w:cs="Arial" w:eastAsia="Arial" w:hAnsi="Arial"/>
+          <w:b w:val="1"/>
+          <w:bCs w:val="1"/>
+          <w:color w:val="333333"/>
+          <w:rtl w:val="0"/>
+        </w:rPr>
+        <w:t xml:space="preserve">Git Management:</w:t>
+      </w:r>
+      <w:r>
+        <w:rPr>
+          <w:rFonts w:ascii="Arial" w:cs="Arial" w:eastAsia="Arial" w:hAnsi="Arial"/>
+          <w:color w:val="333333"/>
+          <w:rtl w:val="0"/>
+        </w:rPr>
+        <w:t xml:space="preserve"> Branch name: feature/systemd-setup. **Final SPRINT Milestone:** Execute an all-inclusive integration regression suite on the develop branch. Upon achieving a 100% test success rate, compile documentation and execute a final, clean merge into the production main branch.</w:t>
       </w:r>
     </w:p>
     <w:sectPr>
@@ -2133,8 +3558,8 @@
   <w:abstractNum w:abstractNumId="1">
     <w:lvl w:ilvl="0">
       <w:start w:val="1"/>
-      <w:numFmt w:val="bullet"/>
-      <w:lvlText w:val="●"/>
+      <w:numFmt w:val="decimal"/>
+      <w:lvlText w:val="%1."/>
       <w:lvlJc w:val="left"/>
       <w:pPr>
         <w:ind w:left="600" w:hanging="360"/>
@@ -2348,8 +3773,229 @@
       </w:rPr>
     </w:lvl>
   </w:abstractNum>
+  <w:abstractNum w:abstractNumId="2">
+    <w:lvl w:ilvl="0">
+      <w:start w:val="1"/>
+      <w:numFmt w:val="decimal"/>
+      <w:lvlText w:val="%1."/>
+      <w:lvlJc w:val="left"/>
+      <w:pPr>
+        <w:ind w:left="600" w:hanging="360"/>
+      </w:pPr>
+      <w:rPr>
+        <w:rFonts w:ascii="Arial" w:cs="Arial" w:eastAsia="Arial" w:hAnsi="Arial"/>
+        <w:b w:val="0"/>
+        <w:bCs w:val="0"/>
+        <w:i w:val="0"/>
+        <w:iCs w:val="0"/>
+        <w:smallCaps w:val="0"/>
+        <w:strike w:val="0"/>
+        <w:color w:val="000000"/>
+        <w:sz w:val="22"/>
+        <w:szCs w:val="22"/>
+        <w:u w:val="none"/>
+        <w:shd w:fill="auto" w:val="clear"/>
+        <w:vertAlign w:val="baseline"/>
+      </w:rPr>
+    </w:lvl>
+    <w:lvl w:ilvl="1">
+      <w:start w:val="1"/>
+      <w:numFmt w:val="bullet"/>
+      <w:lvlText w:val="○"/>
+      <w:lvlJc w:val="left"/>
+      <w:pPr>
+        <w:ind w:left="1440" w:hanging="360"/>
+      </w:pPr>
+      <w:rPr>
+        <w:rFonts w:ascii="Arial" w:cs="Arial" w:eastAsia="Arial" w:hAnsi="Arial"/>
+        <w:b w:val="0"/>
+        <w:bCs w:val="0"/>
+        <w:i w:val="0"/>
+        <w:iCs w:val="0"/>
+        <w:smallCaps w:val="0"/>
+        <w:strike w:val="0"/>
+        <w:color w:val="000000"/>
+        <w:sz w:val="22"/>
+        <w:szCs w:val="22"/>
+        <w:u w:val="none"/>
+        <w:shd w:fill="auto" w:val="clear"/>
+        <w:vertAlign w:val="baseline"/>
+      </w:rPr>
+    </w:lvl>
+    <w:lvl w:ilvl="2">
+      <w:start w:val="1"/>
+      <w:numFmt w:val="bullet"/>
+      <w:lvlText w:val="■"/>
+      <w:lvlJc w:val="left"/>
+      <w:pPr>
+        <w:ind w:left="2160" w:hanging="360"/>
+      </w:pPr>
+      <w:rPr>
+        <w:rFonts w:ascii="Arial" w:cs="Arial" w:eastAsia="Arial" w:hAnsi="Arial"/>
+        <w:b w:val="0"/>
+        <w:bCs w:val="0"/>
+        <w:i w:val="0"/>
+        <w:iCs w:val="0"/>
+        <w:smallCaps w:val="0"/>
+        <w:strike w:val="0"/>
+        <w:color w:val="000000"/>
+        <w:sz w:val="22"/>
+        <w:szCs w:val="22"/>
+        <w:u w:val="none"/>
+        <w:shd w:fill="auto" w:val="clear"/>
+        <w:vertAlign w:val="baseline"/>
+      </w:rPr>
+    </w:lvl>
+    <w:lvl w:ilvl="3">
+      <w:start w:val="1"/>
+      <w:numFmt w:val="bullet"/>
+      <w:lvlText w:val="■"/>
+      <w:lvlJc w:val="left"/>
+      <w:pPr>
+        <w:ind w:left="2880" w:hanging="360"/>
+      </w:pPr>
+      <w:rPr>
+        <w:rFonts w:ascii="Arial" w:cs="Arial" w:eastAsia="Arial" w:hAnsi="Arial"/>
+        <w:b w:val="0"/>
+        <w:bCs w:val="0"/>
+        <w:i w:val="0"/>
+        <w:iCs w:val="0"/>
+        <w:smallCaps w:val="0"/>
+        <w:strike w:val="0"/>
+        <w:color w:val="000000"/>
+        <w:sz w:val="22"/>
+        <w:szCs w:val="22"/>
+        <w:u w:val="none"/>
+        <w:shd w:fill="auto" w:val="clear"/>
+        <w:vertAlign w:val="baseline"/>
+      </w:rPr>
+    </w:lvl>
+    <w:lvl w:ilvl="4">
+      <w:start w:val="1"/>
+      <w:numFmt w:val="bullet"/>
+      <w:lvlText w:val="■"/>
+      <w:lvlJc w:val="left"/>
+      <w:pPr>
+        <w:ind w:left="3600" w:hanging="360"/>
+      </w:pPr>
+      <w:rPr>
+        <w:rFonts w:ascii="Arial" w:cs="Arial" w:eastAsia="Arial" w:hAnsi="Arial"/>
+        <w:b w:val="0"/>
+        <w:bCs w:val="0"/>
+        <w:i w:val="0"/>
+        <w:iCs w:val="0"/>
+        <w:smallCaps w:val="0"/>
+        <w:strike w:val="0"/>
+        <w:color w:val="000000"/>
+        <w:sz w:val="22"/>
+        <w:szCs w:val="22"/>
+        <w:u w:val="none"/>
+        <w:shd w:fill="auto" w:val="clear"/>
+        <w:vertAlign w:val="baseline"/>
+      </w:rPr>
+    </w:lvl>
+    <w:lvl w:ilvl="5">
+      <w:start w:val="1"/>
+      <w:numFmt w:val="bullet"/>
+      <w:lvlText w:val="■"/>
+      <w:lvlJc w:val="left"/>
+      <w:pPr>
+        <w:ind w:left="4320" w:hanging="360"/>
+      </w:pPr>
+      <w:rPr>
+        <w:rFonts w:ascii="Arial" w:cs="Arial" w:eastAsia="Arial" w:hAnsi="Arial"/>
+        <w:b w:val="0"/>
+        <w:bCs w:val="0"/>
+        <w:i w:val="0"/>
+        <w:iCs w:val="0"/>
+        <w:smallCaps w:val="0"/>
+        <w:strike w:val="0"/>
+        <w:color w:val="000000"/>
+        <w:sz w:val="22"/>
+        <w:szCs w:val="22"/>
+        <w:u w:val="none"/>
+        <w:shd w:fill="auto" w:val="clear"/>
+        <w:vertAlign w:val="baseline"/>
+      </w:rPr>
+    </w:lvl>
+    <w:lvl w:ilvl="6">
+      <w:start w:val="1"/>
+      <w:numFmt w:val="bullet"/>
+      <w:lvlText w:val="■"/>
+      <w:lvlJc w:val="left"/>
+      <w:pPr>
+        <w:ind w:left="5040" w:hanging="360"/>
+      </w:pPr>
+      <w:rPr>
+        <w:rFonts w:ascii="Arial" w:cs="Arial" w:eastAsia="Arial" w:hAnsi="Arial"/>
+        <w:b w:val="0"/>
+        <w:bCs w:val="0"/>
+        <w:i w:val="0"/>
+        <w:iCs w:val="0"/>
+        <w:smallCaps w:val="0"/>
+        <w:strike w:val="0"/>
+        <w:color w:val="000000"/>
+        <w:sz w:val="22"/>
+        <w:szCs w:val="22"/>
+        <w:u w:val="none"/>
+        <w:shd w:fill="auto" w:val="clear"/>
+        <w:vertAlign w:val="baseline"/>
+      </w:rPr>
+    </w:lvl>
+    <w:lvl w:ilvl="7">
+      <w:start w:val="1"/>
+      <w:numFmt w:val="bullet"/>
+      <w:lvlText w:val="■"/>
+      <w:lvlJc w:val="left"/>
+      <w:pPr>
+        <w:ind w:left="5760" w:hanging="360"/>
+      </w:pPr>
+      <w:rPr>
+        <w:rFonts w:ascii="Arial" w:cs="Arial" w:eastAsia="Arial" w:hAnsi="Arial"/>
+        <w:b w:val="0"/>
+        <w:bCs w:val="0"/>
+        <w:i w:val="0"/>
+        <w:iCs w:val="0"/>
+        <w:smallCaps w:val="0"/>
+        <w:strike w:val="0"/>
+        <w:color w:val="000000"/>
+        <w:sz w:val="22"/>
+        <w:szCs w:val="22"/>
+        <w:u w:val="none"/>
+        <w:shd w:fill="auto" w:val="clear"/>
+        <w:vertAlign w:val="baseline"/>
+      </w:rPr>
+    </w:lvl>
+    <w:lvl w:ilvl="8">
+      <w:start w:val="1"/>
+      <w:numFmt w:val="bullet"/>
+      <w:lvlText w:val="■"/>
+      <w:lvlJc w:val="left"/>
+      <w:pPr>
+        <w:ind w:left="6480" w:hanging="360"/>
+      </w:pPr>
+      <w:rPr>
+        <w:rFonts w:ascii="Arial" w:cs="Arial" w:eastAsia="Arial" w:hAnsi="Arial"/>
+        <w:b w:val="0"/>
+        <w:bCs w:val="0"/>
+        <w:i w:val="0"/>
+        <w:iCs w:val="0"/>
+        <w:smallCaps w:val="0"/>
+        <w:strike w:val="0"/>
+        <w:color w:val="000000"/>
+        <w:sz w:val="22"/>
+        <w:szCs w:val="22"/>
+        <w:u w:val="none"/>
+        <w:shd w:fill="auto" w:val="clear"/>
+        <w:vertAlign w:val="baseline"/>
+      </w:rPr>
+    </w:lvl>
+  </w:abstractNum>
   <w:num w:numId="1">
     <w:abstractNumId w:val="1"/>
+  </w:num>
+  <w:num w:numId="2">
+    <w:abstractNumId w:val="2"/>
   </w:num>
 </w:numbering>
 </file>
